--- a/docs/axiom-특허-차별성-발표덱.docx
+++ b/docs/axiom-특허-차별성-발표덱.docx
@@ -5,7 +5,7 @@
     <w:p>
       <w:pPr>
         <w:pStyle w:val="eyebrow"/>
-        <w:divId w:val="348990358"/>
+        <w:divId w:val="101001555"/>
         <w:rPr>
           <w:rFonts w:ascii="맑은 고딕" w:eastAsia="맑은 고딕" w:hAnsi="맑은 고딕"/>
         </w:rPr>
@@ -62,7 +62,7 @@
     <w:p>
       <w:pPr>
         <w:pStyle w:val="1"/>
-        <w:divId w:val="348990358"/>
+        <w:divId w:val="101001555"/>
         <w:rPr>
           <w:rFonts w:ascii="맑은 고딕" w:eastAsia="맑은 고딕" w:hAnsi="맑은 고딕" w:hint="eastAsia"/>
         </w:rPr>
@@ -150,7 +150,7 @@
       <w:pPr>
         <w:pStyle w:val="sub"/>
         <w:spacing w:before="80" w:beforeAutospacing="0" w:after="160" w:afterAutospacing="0"/>
-        <w:divId w:val="348990358"/>
+        <w:divId w:val="101001555"/>
         <w:rPr>
           <w:rFonts w:ascii="맑은 고딕" w:eastAsia="맑은 고딕" w:hAnsi="맑은 고딕" w:hint="eastAsia"/>
         </w:rPr>
@@ -344,7 +344,7 @@
     </w:p>
     <w:p>
       <w:pPr>
-        <w:divId w:val="319702231"/>
+        <w:divId w:val="954947513"/>
         <w:rPr>
           <w:rFonts w:ascii="맑은 고딕" w:eastAsia="맑은 고딕" w:hAnsi="맑은 고딕" w:hint="eastAsia"/>
           <w:color w:val="55637A"/>
@@ -707,7 +707,7 @@
     <w:p>
       <w:pPr>
         <w:pStyle w:val="eyebrow"/>
-        <w:divId w:val="1803766003"/>
+        <w:divId w:val="1214973366"/>
         <w:rPr>
           <w:rFonts w:ascii="맑은 고딕" w:eastAsia="맑은 고딕" w:hAnsi="맑은 고딕" w:hint="eastAsia"/>
         </w:rPr>
@@ -752,7 +752,7 @@
     <w:p>
       <w:pPr>
         <w:pStyle w:val="2"/>
-        <w:divId w:val="1803766003"/>
+        <w:divId w:val="1214973366"/>
         <w:rPr>
           <w:rFonts w:ascii="맑은 고딕" w:eastAsia="맑은 고딕" w:hAnsi="맑은 고딕" w:hint="eastAsia"/>
         </w:rPr>
@@ -801,7 +801,7 @@
           <w:right w:val="single" w:sz="8" w:space="10" w:color="C8D0DC"/>
         </w:pBdr>
         <w:spacing w:after="80"/>
-        <w:divId w:val="1803766003"/>
+        <w:divId w:val="1214973366"/>
         <w:rPr>
           <w:rFonts w:ascii="맑은 고딕" w:eastAsia="맑은 고딕" w:hAnsi="맑은 고딕" w:hint="eastAsia"/>
           <w:color w:val="1C2530"/>
@@ -1245,7 +1245,7 @@
           <w:right w:val="single" w:sz="8" w:space="10" w:color="C8D0DC"/>
         </w:pBdr>
         <w:spacing w:after="80"/>
-        <w:divId w:val="1803766003"/>
+        <w:divId w:val="1214973366"/>
         <w:rPr>
           <w:rFonts w:ascii="맑은 고딕" w:eastAsia="맑은 고딕" w:hAnsi="맑은 고딕" w:hint="eastAsia"/>
           <w:color w:val="1C2530"/>
@@ -1616,7 +1616,7 @@
           <w:right w:val="single" w:sz="8" w:space="10" w:color="C8D0DC"/>
         </w:pBdr>
         <w:spacing w:after="80"/>
-        <w:divId w:val="1803766003"/>
+        <w:divId w:val="1214973366"/>
         <w:rPr>
           <w:rFonts w:ascii="맑은 고딕" w:eastAsia="맑은 고딕" w:hAnsi="맑은 고딕" w:hint="eastAsia"/>
           <w:color w:val="1C2530"/>
@@ -2039,7 +2039,7 @@
     <w:p>
       <w:pPr>
         <w:pStyle w:val="eyebrow"/>
-        <w:divId w:val="1818760604"/>
+        <w:divId w:val="2145393270"/>
         <w:rPr>
           <w:rFonts w:ascii="맑은 고딕" w:eastAsia="맑은 고딕" w:hAnsi="맑은 고딕" w:hint="eastAsia"/>
         </w:rPr>
@@ -2084,7 +2084,7 @@
     <w:p>
       <w:pPr>
         <w:pStyle w:val="2"/>
-        <w:divId w:val="1818760604"/>
+        <w:divId w:val="2145393270"/>
         <w:rPr>
           <w:rFonts w:ascii="맑은 고딕" w:eastAsia="맑은 고딕" w:hAnsi="맑은 고딕" w:hint="eastAsia"/>
         </w:rPr>
@@ -2182,7 +2182,7 @@
     </w:p>
     <w:p>
       <w:pPr>
-        <w:divId w:val="786311140"/>
+        <w:divId w:val="294606297"/>
         <w:rPr>
           <w:rFonts w:ascii="맑은 고딕" w:eastAsia="맑은 고딕" w:hAnsi="맑은 고딕" w:hint="eastAsia"/>
           <w:color w:val="1C2530"/>
@@ -2211,7 +2211,7 @@
       <w:pPr>
         <w:spacing w:before="40" w:after="80"/>
         <w:outlineLvl w:val="3"/>
-        <w:divId w:val="786311140"/>
+        <w:divId w:val="294606297"/>
         <w:rPr>
           <w:rFonts w:ascii="맑은 고딕" w:eastAsia="맑은 고딕" w:hAnsi="맑은 고딕" w:hint="eastAsia"/>
           <w:b/>
@@ -2324,7 +2324,7 @@
     <w:p>
       <w:pPr>
         <w:spacing w:before="40" w:after="40"/>
-        <w:divId w:val="786311140"/>
+        <w:divId w:val="294606297"/>
         <w:rPr>
           <w:rFonts w:ascii="맑은 고딕" w:eastAsia="맑은 고딕" w:hAnsi="맑은 고딕" w:hint="eastAsia"/>
           <w:color w:val="3A4657"/>
@@ -2695,7 +2695,7 @@
     </w:p>
     <w:p>
       <w:pPr>
-        <w:divId w:val="1895195359"/>
+        <w:divId w:val="39863946"/>
         <w:rPr>
           <w:rFonts w:ascii="맑은 고딕" w:eastAsia="맑은 고딕" w:hAnsi="맑은 고딕" w:hint="eastAsia"/>
           <w:color w:val="1C2530"/>
@@ -2724,7 +2724,7 @@
       <w:pPr>
         <w:spacing w:before="40" w:after="80"/>
         <w:outlineLvl w:val="3"/>
-        <w:divId w:val="1895195359"/>
+        <w:divId w:val="39863946"/>
         <w:rPr>
           <w:rFonts w:ascii="맑은 고딕" w:eastAsia="맑은 고딕" w:hAnsi="맑은 고딕" w:hint="eastAsia"/>
           <w:b/>
@@ -2859,7 +2859,7 @@
     <w:p>
       <w:pPr>
         <w:spacing w:before="40" w:after="40"/>
-        <w:divId w:val="1895195359"/>
+        <w:divId w:val="39863946"/>
         <w:rPr>
           <w:rFonts w:ascii="맑은 고딕" w:eastAsia="맑은 고딕" w:hAnsi="맑은 고딕" w:hint="eastAsia"/>
           <w:color w:val="3A4657"/>
@@ -3158,7 +3158,7 @@
     </w:p>
     <w:p>
       <w:pPr>
-        <w:divId w:val="1012224233"/>
+        <w:divId w:val="684598733"/>
         <w:rPr>
           <w:rFonts w:ascii="맑은 고딕" w:eastAsia="맑은 고딕" w:hAnsi="맑은 고딕" w:hint="eastAsia"/>
           <w:color w:val="1C2530"/>
@@ -3222,7 +3222,7 @@
       <w:pPr>
         <w:spacing w:before="40" w:after="80"/>
         <w:outlineLvl w:val="3"/>
-        <w:divId w:val="1012224233"/>
+        <w:divId w:val="684598733"/>
         <w:rPr>
           <w:rFonts w:ascii="맑은 고딕" w:eastAsia="맑은 고딕" w:hAnsi="맑은 고딕" w:hint="eastAsia"/>
           <w:b/>
@@ -3358,7 +3358,7 @@
     <w:p>
       <w:pPr>
         <w:spacing w:before="40" w:after="40"/>
-        <w:divId w:val="1012224233"/>
+        <w:divId w:val="684598733"/>
         <w:rPr>
           <w:rFonts w:ascii="맑은 고딕" w:eastAsia="맑은 고딕" w:hAnsi="맑은 고딕" w:hint="eastAsia"/>
           <w:color w:val="3A4657"/>
@@ -3756,7 +3756,7 @@
     </w:p>
     <w:p>
       <w:pPr>
-        <w:divId w:val="403262176"/>
+        <w:divId w:val="1294797048"/>
         <w:rPr>
           <w:rFonts w:ascii="맑은 고딕" w:eastAsia="맑은 고딕" w:hAnsi="맑은 고딕" w:hint="eastAsia"/>
           <w:color w:val="1C2530"/>
@@ -3827,7 +3827,7 @@
       <w:pPr>
         <w:spacing w:before="40" w:after="80"/>
         <w:outlineLvl w:val="3"/>
-        <w:divId w:val="403262176"/>
+        <w:divId w:val="1294797048"/>
         <w:rPr>
           <w:rFonts w:ascii="맑은 고딕" w:eastAsia="맑은 고딕" w:hAnsi="맑은 고딕" w:hint="eastAsia"/>
           <w:b/>
@@ -3918,7 +3918,7 @@
     <w:p>
       <w:pPr>
         <w:spacing w:before="40" w:after="40"/>
-        <w:divId w:val="403262176"/>
+        <w:divId w:val="1294797048"/>
         <w:rPr>
           <w:rFonts w:ascii="맑은 고딕" w:eastAsia="맑은 고딕" w:hAnsi="맑은 고딕" w:hint="eastAsia"/>
           <w:color w:val="3A4657"/>
@@ -4404,7 +4404,7 @@
     <w:p>
       <w:pPr>
         <w:pStyle w:val="eyebrow"/>
-        <w:divId w:val="744184732"/>
+        <w:divId w:val="918101426"/>
         <w:rPr>
           <w:rFonts w:ascii="맑은 고딕" w:eastAsia="맑은 고딕" w:hAnsi="맑은 고딕" w:hint="eastAsia"/>
         </w:rPr>
@@ -4461,7 +4461,7 @@
     <w:p>
       <w:pPr>
         <w:pStyle w:val="2"/>
-        <w:divId w:val="744184732"/>
+        <w:divId w:val="918101426"/>
         <w:rPr>
           <w:rFonts w:ascii="맑은 고딕" w:eastAsia="맑은 고딕" w:hAnsi="맑은 고딕" w:hint="eastAsia"/>
         </w:rPr>
@@ -4541,7 +4541,7 @@
     </w:p>
     <w:p>
       <w:pPr>
-        <w:divId w:val="118576539"/>
+        <w:divId w:val="534387643"/>
         <w:rPr>
           <w:rFonts w:ascii="맑은 고딕" w:eastAsia="맑은 고딕" w:hAnsi="맑은 고딕" w:hint="eastAsia"/>
           <w:color w:val="1C2530"/>
@@ -4570,7 +4570,7 @@
       <w:pPr>
         <w:spacing w:before="40" w:after="80"/>
         <w:outlineLvl w:val="3"/>
-        <w:divId w:val="118576539"/>
+        <w:divId w:val="534387643"/>
         <w:rPr>
           <w:rFonts w:ascii="맑은 고딕" w:eastAsia="맑은 고딕" w:hAnsi="맑은 고딕" w:hint="eastAsia"/>
           <w:b/>
@@ -4650,7 +4650,7 @@
     <w:p>
       <w:pPr>
         <w:spacing w:before="40" w:after="40"/>
-        <w:divId w:val="118576539"/>
+        <w:divId w:val="534387643"/>
         <w:rPr>
           <w:rFonts w:ascii="맑은 고딕" w:eastAsia="맑은 고딕" w:hAnsi="맑은 고딕" w:hint="eastAsia"/>
           <w:color w:val="3A4657"/>
@@ -5066,7 +5066,7 @@
     </w:p>
     <w:p>
       <w:pPr>
-        <w:divId w:val="1194609026"/>
+        <w:divId w:val="1754929641"/>
         <w:rPr>
           <w:rFonts w:ascii="맑은 고딕" w:eastAsia="맑은 고딕" w:hAnsi="맑은 고딕" w:hint="eastAsia"/>
           <w:color w:val="1C2530"/>
@@ -5095,7 +5095,7 @@
       <w:pPr>
         <w:spacing w:before="40" w:after="80"/>
         <w:outlineLvl w:val="3"/>
-        <w:divId w:val="1194609026"/>
+        <w:divId w:val="1754929641"/>
         <w:rPr>
           <w:rFonts w:ascii="맑은 고딕" w:eastAsia="맑은 고딕" w:hAnsi="맑은 고딕" w:hint="eastAsia"/>
           <w:b/>
@@ -5175,7 +5175,7 @@
     <w:p>
       <w:pPr>
         <w:spacing w:before="40" w:after="40"/>
-        <w:divId w:val="1194609026"/>
+        <w:divId w:val="1754929641"/>
         <w:rPr>
           <w:rFonts w:ascii="맑은 고딕" w:eastAsia="맑은 고딕" w:hAnsi="맑은 고딕" w:hint="eastAsia"/>
           <w:color w:val="3A4657"/>
@@ -5641,7 +5641,7 @@
     </w:p>
     <w:p>
       <w:pPr>
-        <w:divId w:val="628635492"/>
+        <w:divId w:val="237593495"/>
         <w:rPr>
           <w:rFonts w:ascii="맑은 고딕" w:eastAsia="맑은 고딕" w:hAnsi="맑은 고딕" w:hint="eastAsia"/>
           <w:color w:val="1C2530"/>
@@ -5670,7 +5670,7 @@
       <w:pPr>
         <w:spacing w:before="40" w:after="80"/>
         <w:outlineLvl w:val="3"/>
-        <w:divId w:val="628635492"/>
+        <w:divId w:val="237593495"/>
         <w:rPr>
           <w:rFonts w:ascii="맑은 고딕" w:eastAsia="맑은 고딕" w:hAnsi="맑은 고딕" w:hint="eastAsia"/>
           <w:b/>
@@ -5750,7 +5750,7 @@
     <w:p>
       <w:pPr>
         <w:spacing w:before="40" w:after="40"/>
-        <w:divId w:val="628635492"/>
+        <w:divId w:val="237593495"/>
         <w:rPr>
           <w:rFonts w:ascii="맑은 고딕" w:eastAsia="맑은 고딕" w:hAnsi="맑은 고딕" w:hint="eastAsia"/>
           <w:color w:val="3A4657"/>
@@ -6072,7 +6072,7 @@
       <w:pPr>
         <w:pStyle w:val="kicker"/>
         <w:spacing w:after="160" w:afterAutospacing="0"/>
-        <w:divId w:val="744184732"/>
+        <w:divId w:val="918101426"/>
         <w:rPr>
           <w:rFonts w:ascii="맑은 고딕" w:eastAsia="맑은 고딕" w:hAnsi="맑은 고딕" w:hint="eastAsia"/>
         </w:rPr>
@@ -6354,7 +6354,7 @@
     <w:p>
       <w:pPr>
         <w:pStyle w:val="eyebrow"/>
-        <w:divId w:val="1722244457"/>
+        <w:divId w:val="2020738476"/>
         <w:rPr>
           <w:rFonts w:ascii="맑은 고딕" w:eastAsia="맑은 고딕" w:hAnsi="맑은 고딕" w:hint="eastAsia"/>
         </w:rPr>
@@ -6411,7 +6411,7 @@
     <w:p>
       <w:pPr>
         <w:pStyle w:val="2"/>
-        <w:divId w:val="1722244457"/>
+        <w:divId w:val="2020738476"/>
         <w:rPr>
           <w:rFonts w:ascii="맑은 고딕" w:eastAsia="맑은 고딕" w:hAnsi="맑은 고딕" w:hint="eastAsia"/>
         </w:rPr>
@@ -6511,7 +6511,7 @@
     <w:p>
       <w:pPr>
         <w:shd w:val="clear" w:color="auto" w:fill="EAF0FC"/>
-        <w:divId w:val="10567090"/>
+        <w:divId w:val="1136490904"/>
         <w:rPr>
           <w:rFonts w:ascii="맑은 고딕" w:eastAsia="맑은 고딕" w:hAnsi="맑은 고딕" w:hint="eastAsia"/>
           <w:b/>
@@ -7418,7 +7418,7 @@
       <w:pPr>
         <w:pStyle w:val="kicker"/>
         <w:spacing w:after="160" w:afterAutospacing="0"/>
-        <w:divId w:val="1722244457"/>
+        <w:divId w:val="2020738476"/>
         <w:rPr>
           <w:rFonts w:ascii="맑은 고딕" w:eastAsia="맑은 고딕" w:hAnsi="맑은 고딕" w:hint="eastAsia"/>
         </w:rPr>
@@ -7655,7 +7655,7 @@
     <w:p>
       <w:pPr>
         <w:pStyle w:val="eyebrow"/>
-        <w:divId w:val="643661643"/>
+        <w:divId w:val="1831214598"/>
         <w:rPr>
           <w:rFonts w:ascii="맑은 고딕" w:eastAsia="맑은 고딕" w:hAnsi="맑은 고딕" w:hint="eastAsia"/>
         </w:rPr>
@@ -7712,7 +7712,7 @@
     <w:p>
       <w:pPr>
         <w:pStyle w:val="2"/>
-        <w:divId w:val="643661643"/>
+        <w:divId w:val="1831214598"/>
         <w:rPr>
           <w:rFonts w:ascii="맑은 고딕" w:eastAsia="맑은 고딕" w:hAnsi="맑은 고딕" w:hint="eastAsia"/>
         </w:rPr>
@@ -7790,7 +7790,7 @@
       </w:tblGrid>
       <w:tr>
         <w:trPr>
-          <w:divId w:val="1950769176"/>
+          <w:divId w:val="1245647132"/>
         </w:trPr>
         <w:tc>
           <w:tcPr>
@@ -7990,7 +7990,7 @@
       </w:tr>
       <w:tr>
         <w:trPr>
-          <w:divId w:val="1950769176"/>
+          <w:divId w:val="1245647132"/>
         </w:trPr>
         <w:tc>
           <w:tcPr>
@@ -8340,7 +8340,7 @@
       </w:tr>
       <w:tr>
         <w:trPr>
-          <w:divId w:val="1950769176"/>
+          <w:divId w:val="1245647132"/>
         </w:trPr>
         <w:tc>
           <w:tcPr>
@@ -8717,7 +8717,7 @@
       </w:tr>
       <w:tr>
         <w:trPr>
-          <w:divId w:val="1950769176"/>
+          <w:divId w:val="1245647132"/>
         </w:trPr>
         <w:tc>
           <w:tcPr>
@@ -9022,7 +9022,7 @@
       </w:tr>
       <w:tr>
         <w:trPr>
-          <w:divId w:val="1950769176"/>
+          <w:divId w:val="1245647132"/>
         </w:trPr>
         <w:tc>
           <w:tcPr>
@@ -9381,7 +9381,7 @@
       </w:tr>
       <w:tr>
         <w:trPr>
-          <w:divId w:val="1950769176"/>
+          <w:divId w:val="1245647132"/>
         </w:trPr>
         <w:tc>
           <w:tcPr>
@@ -9713,7 +9713,7 @@
       </w:tr>
       <w:tr>
         <w:trPr>
-          <w:divId w:val="1950769176"/>
+          <w:divId w:val="1245647132"/>
         </w:trPr>
         <w:tc>
           <w:tcPr>
@@ -10041,7 +10041,7 @@
       <w:pPr>
         <w:pStyle w:val="kicker"/>
         <w:spacing w:after="160" w:afterAutospacing="0"/>
-        <w:divId w:val="643661643"/>
+        <w:divId w:val="1831214598"/>
         <w:rPr>
           <w:rFonts w:ascii="맑은 고딕" w:eastAsia="맑은 고딕" w:hAnsi="맑은 고딕" w:hint="eastAsia"/>
         </w:rPr>
@@ -10194,7 +10194,7 @@
     <w:p>
       <w:pPr>
         <w:pStyle w:val="eyebrow"/>
-        <w:divId w:val="1246497908"/>
+        <w:divId w:val="938755724"/>
         <w:rPr>
           <w:rFonts w:ascii="맑은 고딕" w:eastAsia="맑은 고딕" w:hAnsi="맑은 고딕" w:hint="eastAsia"/>
         </w:rPr>
@@ -10263,7 +10263,7 @@
     <w:p>
       <w:pPr>
         <w:pStyle w:val="2"/>
-        <w:divId w:val="1246497908"/>
+        <w:divId w:val="938755724"/>
         <w:rPr>
           <w:rFonts w:ascii="맑은 고딕" w:eastAsia="맑은 고딕" w:hAnsi="맑은 고딕" w:hint="eastAsia"/>
         </w:rPr>
@@ -10374,7 +10374,7 @@
     </w:p>
     <w:p>
       <w:pPr>
-        <w:divId w:val="14352958"/>
+        <w:divId w:val="1244216613"/>
         <w:rPr>
           <w:rFonts w:ascii="맑은 고딕" w:eastAsia="맑은 고딕" w:hAnsi="맑은 고딕" w:hint="eastAsia"/>
           <w:color w:val="1C2530"/>
@@ -10402,7 +10402,7 @@
     <w:p>
       <w:pPr>
         <w:spacing w:before="40" w:after="40"/>
-        <w:divId w:val="14352958"/>
+        <w:divId w:val="1244216613"/>
         <w:rPr>
           <w:rFonts w:ascii="맑은 고딕" w:eastAsia="맑은 고딕" w:hAnsi="맑은 고딕" w:hint="eastAsia"/>
           <w:color w:val="3A4657"/>
@@ -10716,7 +10716,7 @@
     </w:p>
     <w:p>
       <w:pPr>
-        <w:divId w:val="78332617"/>
+        <w:divId w:val="1492133217"/>
         <w:rPr>
           <w:rFonts w:ascii="맑은 고딕" w:eastAsia="맑은 고딕" w:hAnsi="맑은 고딕" w:hint="eastAsia"/>
           <w:color w:val="1C2530"/>
@@ -10758,7 +10758,7 @@
     <w:p>
       <w:pPr>
         <w:spacing w:before="40" w:after="40"/>
-        <w:divId w:val="78332617"/>
+        <w:divId w:val="1492133217"/>
         <w:rPr>
           <w:rFonts w:ascii="맑은 고딕" w:eastAsia="맑은 고딕" w:hAnsi="맑은 고딕" w:hint="eastAsia"/>
           <w:color w:val="3A4657"/>
@@ -11280,7 +11280,7 @@
       <w:pPr>
         <w:pStyle w:val="kicker"/>
         <w:spacing w:after="160" w:afterAutospacing="0"/>
-        <w:divId w:val="1246497908"/>
+        <w:divId w:val="938755724"/>
         <w:rPr>
           <w:rFonts w:ascii="맑은 고딕" w:eastAsia="맑은 고딕" w:hAnsi="맑은 고딕" w:hint="eastAsia"/>
         </w:rPr>
@@ -11682,7 +11682,7 @@
     <w:p>
       <w:pPr>
         <w:pStyle w:val="eyebrow"/>
-        <w:divId w:val="140391358"/>
+        <w:divId w:val="1752896486"/>
         <w:rPr>
           <w:rFonts w:ascii="맑은 고딕" w:eastAsia="맑은 고딕" w:hAnsi="맑은 고딕" w:hint="eastAsia"/>
         </w:rPr>
@@ -11799,7 +11799,7 @@
     <w:p>
       <w:pPr>
         <w:pStyle w:val="2"/>
-        <w:divId w:val="140391358"/>
+        <w:divId w:val="1752896486"/>
         <w:rPr>
           <w:rFonts w:ascii="맑은 고딕" w:eastAsia="맑은 고딕" w:hAnsi="맑은 고딕" w:hint="eastAsia"/>
         </w:rPr>
@@ -11930,7 +11930,7 @@
       </w:tblGrid>
       <w:tr>
         <w:trPr>
-          <w:divId w:val="610012214"/>
+          <w:divId w:val="2078897453"/>
         </w:trPr>
         <w:tc>
           <w:tcPr>
@@ -12164,7 +12164,7 @@
       </w:tr>
       <w:tr>
         <w:trPr>
-          <w:divId w:val="610012214"/>
+          <w:divId w:val="2078897453"/>
         </w:trPr>
         <w:tc>
           <w:tcPr>
@@ -12533,7 +12533,7 @@
       </w:tr>
       <w:tr>
         <w:trPr>
-          <w:divId w:val="610012214"/>
+          <w:divId w:val="2078897453"/>
         </w:trPr>
         <w:tc>
           <w:tcPr>
@@ -12722,7 +12722,7 @@
       </w:tr>
       <w:tr>
         <w:trPr>
-          <w:divId w:val="610012214"/>
+          <w:divId w:val="2078897453"/>
         </w:trPr>
         <w:tc>
           <w:tcPr>
@@ -13001,7 +13001,7 @@
       </w:tr>
       <w:tr>
         <w:trPr>
-          <w:divId w:val="610012214"/>
+          <w:divId w:val="2078897453"/>
         </w:trPr>
         <w:tc>
           <w:tcPr>
@@ -13289,7 +13289,7 @@
       </w:tr>
       <w:tr>
         <w:trPr>
-          <w:divId w:val="610012214"/>
+          <w:divId w:val="2078897453"/>
         </w:trPr>
         <w:tc>
           <w:tcPr>
@@ -13553,7 +13553,7 @@
       <w:pPr>
         <w:pStyle w:val="kicker"/>
         <w:spacing w:after="160" w:afterAutospacing="0"/>
-        <w:divId w:val="140391358"/>
+        <w:divId w:val="1752896486"/>
         <w:rPr>
           <w:rFonts w:ascii="맑은 고딕" w:eastAsia="맑은 고딕" w:hAnsi="맑은 고딕" w:hint="eastAsia"/>
         </w:rPr>
@@ -13952,7 +13952,7 @@
     <w:p>
       <w:pPr>
         <w:pStyle w:val="eyebrow"/>
-        <w:divId w:val="666174680"/>
+        <w:divId w:val="1670281648"/>
         <w:rPr>
           <w:rFonts w:ascii="맑은 고딕" w:eastAsia="맑은 고딕" w:hAnsi="맑은 고딕" w:hint="eastAsia"/>
         </w:rPr>
@@ -14082,7 +14082,7 @@
     <w:p>
       <w:pPr>
         <w:pStyle w:val="2"/>
-        <w:divId w:val="666174680"/>
+        <w:divId w:val="1670281648"/>
         <w:rPr>
           <w:rFonts w:ascii="맑은 고딕" w:eastAsia="맑은 고딕" w:hAnsi="맑은 고딕" w:hint="eastAsia"/>
         </w:rPr>
@@ -14192,7 +14192,7 @@
     </w:p>
     <w:p>
       <w:pPr>
-        <w:divId w:val="662781448"/>
+        <w:divId w:val="1829899685"/>
         <w:rPr>
           <w:rFonts w:ascii="맑은 고딕" w:eastAsia="맑은 고딕" w:hAnsi="맑은 고딕" w:hint="eastAsia"/>
           <w:color w:val="1C2530"/>
@@ -14290,7 +14290,7 @@
     <w:p>
       <w:pPr>
         <w:spacing w:before="40" w:after="40"/>
-        <w:divId w:val="662781448"/>
+        <w:divId w:val="1829899685"/>
         <w:rPr>
           <w:rFonts w:ascii="맑은 고딕" w:eastAsia="맑은 고딕" w:hAnsi="맑은 고딕" w:hint="eastAsia"/>
           <w:color w:val="3A4657"/>
@@ -15023,7 +15023,7 @@
     </w:p>
     <w:p>
       <w:pPr>
-        <w:divId w:val="1113020049"/>
+        <w:divId w:val="202405803"/>
         <w:rPr>
           <w:rFonts w:ascii="맑은 고딕" w:eastAsia="맑은 고딕" w:hAnsi="맑은 고딕" w:hint="eastAsia"/>
           <w:color w:val="1C2530"/>
@@ -15135,7 +15135,7 @@
     <w:p>
       <w:pPr>
         <w:spacing w:before="40" w:after="40"/>
-        <w:divId w:val="1113020049"/>
+        <w:divId w:val="202405803"/>
         <w:rPr>
           <w:rFonts w:ascii="맑은 고딕" w:eastAsia="맑은 고딕" w:hAnsi="맑은 고딕" w:hint="eastAsia"/>
           <w:color w:val="3A4657"/>
@@ -15940,7 +15940,7 @@
     <w:p>
       <w:pPr>
         <w:pStyle w:val="eyebrow"/>
-        <w:divId w:val="883828433"/>
+        <w:divId w:val="1718627914"/>
         <w:rPr>
           <w:rFonts w:ascii="맑은 고딕" w:eastAsia="맑은 고딕" w:hAnsi="맑은 고딕" w:hint="eastAsia"/>
         </w:rPr>
@@ -16009,7 +16009,7 @@
     <w:p>
       <w:pPr>
         <w:pStyle w:val="2"/>
-        <w:divId w:val="883828433"/>
+        <w:divId w:val="1718627914"/>
         <w:rPr>
           <w:rFonts w:ascii="맑은 고딕" w:eastAsia="맑은 고딕" w:hAnsi="맑은 고딕" w:hint="eastAsia"/>
         </w:rPr>
@@ -16102,7 +16102,7 @@
     <w:p>
       <w:pPr>
         <w:shd w:val="clear" w:color="auto" w:fill="EAF0FC"/>
-        <w:divId w:val="1728914611"/>
+        <w:divId w:val="126582729"/>
         <w:rPr>
           <w:rFonts w:ascii="맑은 고딕" w:eastAsia="맑은 고딕" w:hAnsi="맑은 고딕" w:hint="eastAsia"/>
           <w:b/>
@@ -17144,7 +17144,7 @@
       </w:tblGrid>
       <w:tr>
         <w:trPr>
-          <w:divId w:val="985203016"/>
+          <w:divId w:val="482087079"/>
         </w:trPr>
         <w:tc>
           <w:tcPr>
@@ -17312,7 +17312,7 @@
       </w:tr>
       <w:tr>
         <w:trPr>
-          <w:divId w:val="985203016"/>
+          <w:divId w:val="482087079"/>
         </w:trPr>
         <w:tc>
           <w:tcPr>
@@ -17860,7 +17860,7 @@
       </w:tr>
       <w:tr>
         <w:trPr>
-          <w:divId w:val="985203016"/>
+          <w:divId w:val="482087079"/>
         </w:trPr>
         <w:tc>
           <w:tcPr>
@@ -18159,7 +18159,7 @@
     <w:p>
       <w:pPr>
         <w:pStyle w:val="eyebrow"/>
-        <w:divId w:val="691108590"/>
+        <w:divId w:val="1460344568"/>
         <w:rPr>
           <w:rFonts w:ascii="맑은 고딕" w:eastAsia="맑은 고딕" w:hAnsi="맑은 고딕" w:hint="eastAsia"/>
         </w:rPr>
@@ -18240,7 +18240,7 @@
     <w:p>
       <w:pPr>
         <w:pStyle w:val="2"/>
-        <w:divId w:val="691108590"/>
+        <w:divId w:val="1460344568"/>
         <w:rPr>
           <w:rFonts w:ascii="맑은 고딕" w:eastAsia="맑은 고딕" w:hAnsi="맑은 고딕" w:hint="eastAsia"/>
         </w:rPr>
@@ -18324,7 +18324,7 @@
       </w:tblGrid>
       <w:tr>
         <w:trPr>
-          <w:divId w:val="811215179"/>
+          <w:divId w:val="629173144"/>
         </w:trPr>
         <w:tc>
           <w:tcPr>
@@ -18448,7 +18448,7 @@
       </w:tr>
       <w:tr>
         <w:trPr>
-          <w:divId w:val="811215179"/>
+          <w:divId w:val="629173144"/>
         </w:trPr>
         <w:tc>
           <w:tcPr>
@@ -18803,7 +18803,7 @@
       </w:tr>
       <w:tr>
         <w:trPr>
-          <w:divId w:val="811215179"/>
+          <w:divId w:val="629173144"/>
         </w:trPr>
         <w:tc>
           <w:tcPr>
@@ -18992,7 +18992,7 @@
       </w:tr>
       <w:tr>
         <w:trPr>
-          <w:divId w:val="811215179"/>
+          <w:divId w:val="629173144"/>
         </w:trPr>
         <w:tc>
           <w:tcPr>
@@ -19377,7 +19377,7 @@
     </w:tbl>
     <w:p>
       <w:pPr>
-        <w:divId w:val="971792215"/>
+        <w:divId w:val="1501578733"/>
         <w:rPr>
           <w:rFonts w:ascii="맑은 고딕" w:eastAsia="맑은 고딕" w:hAnsi="맑은 고딕" w:hint="eastAsia"/>
           <w:color w:val="1C2530"/>
@@ -19419,7 +19419,7 @@
     <w:p>
       <w:pPr>
         <w:spacing w:before="40" w:after="40"/>
-        <w:divId w:val="971792215"/>
+        <w:divId w:val="1501578733"/>
         <w:rPr>
           <w:rFonts w:ascii="맑은 고딕" w:eastAsia="맑은 고딕" w:hAnsi="맑은 고딕" w:hint="eastAsia"/>
           <w:color w:val="3A4657"/>
@@ -19985,7 +19985,7 @@
     </w:p>
     <w:p>
       <w:pPr>
-        <w:divId w:val="757555183"/>
+        <w:divId w:val="803080560"/>
         <w:rPr>
           <w:rFonts w:ascii="맑은 고딕" w:eastAsia="맑은 고딕" w:hAnsi="맑은 고딕" w:hint="eastAsia"/>
           <w:color w:val="1C2530"/>
@@ -20027,7 +20027,7 @@
     <w:p>
       <w:pPr>
         <w:spacing w:before="40" w:after="40"/>
-        <w:divId w:val="757555183"/>
+        <w:divId w:val="803080560"/>
         <w:rPr>
           <w:rFonts w:ascii="맑은 고딕" w:eastAsia="맑은 고딕" w:hAnsi="맑은 고딕" w:hint="eastAsia"/>
           <w:color w:val="3A4657"/>
@@ -20393,7 +20393,7 @@
     <w:p>
       <w:pPr>
         <w:pStyle w:val="eyebrow"/>
-        <w:divId w:val="638918438"/>
+        <w:divId w:val="1832792626"/>
         <w:rPr>
           <w:rFonts w:ascii="맑은 고딕" w:eastAsia="맑은 고딕" w:hAnsi="맑은 고딕" w:hint="eastAsia"/>
         </w:rPr>
@@ -20462,7 +20462,7 @@
     <w:p>
       <w:pPr>
         <w:pStyle w:val="2"/>
-        <w:divId w:val="638918438"/>
+        <w:divId w:val="1832792626"/>
         <w:rPr>
           <w:rFonts w:ascii="맑은 고딕" w:eastAsia="맑은 고딕" w:hAnsi="맑은 고딕" w:hint="eastAsia"/>
         </w:rPr>
@@ -20536,7 +20536,7 @@
     </w:p>
     <w:p>
       <w:pPr>
-        <w:divId w:val="937637394"/>
+        <w:divId w:val="604077984"/>
         <w:rPr>
           <w:rFonts w:ascii="맑은 고딕" w:eastAsia="맑은 고딕" w:hAnsi="맑은 고딕" w:hint="eastAsia"/>
           <w:color w:val="1C2530"/>
@@ -20592,7 +20592,7 @@
     <w:p>
       <w:pPr>
         <w:spacing w:before="40" w:after="40"/>
-        <w:divId w:val="937637394"/>
+        <w:divId w:val="604077984"/>
         <w:rPr>
           <w:rFonts w:ascii="맑은 고딕" w:eastAsia="맑은 고딕" w:hAnsi="맑은 고딕" w:hint="eastAsia"/>
           <w:color w:val="3A4657"/>
@@ -21034,7 +21034,7 @@
     </w:p>
     <w:p>
       <w:pPr>
-        <w:divId w:val="1772580401"/>
+        <w:divId w:val="1568807885"/>
         <w:rPr>
           <w:rFonts w:ascii="맑은 고딕" w:eastAsia="맑은 고딕" w:hAnsi="맑은 고딕" w:hint="eastAsia"/>
           <w:color w:val="1C2530"/>
@@ -21090,7 +21090,7 @@
     <w:p>
       <w:pPr>
         <w:spacing w:before="40" w:after="40"/>
-        <w:divId w:val="1772580401"/>
+        <w:divId w:val="1568807885"/>
         <w:rPr>
           <w:rFonts w:ascii="맑은 고딕" w:eastAsia="맑은 고딕" w:hAnsi="맑은 고딕" w:hint="eastAsia"/>
           <w:color w:val="3A4657"/>
@@ -21664,7 +21664,7 @@
       <w:pPr>
         <w:pStyle w:val="kicker"/>
         <w:spacing w:after="160" w:afterAutospacing="0"/>
-        <w:divId w:val="638918438"/>
+        <w:divId w:val="1832792626"/>
         <w:rPr>
           <w:rFonts w:ascii="맑은 고딕" w:eastAsia="맑은 고딕" w:hAnsi="맑은 고딕" w:hint="eastAsia"/>
         </w:rPr>
@@ -21911,7 +21911,7 @@
     <w:p>
       <w:pPr>
         <w:pStyle w:val="eyebrow"/>
-        <w:divId w:val="171721425"/>
+        <w:divId w:val="82379361"/>
         <w:rPr>
           <w:rFonts w:ascii="맑은 고딕" w:eastAsia="맑은 고딕" w:hAnsi="맑은 고딕" w:hint="eastAsia"/>
         </w:rPr>
@@ -21980,7 +21980,7 @@
     <w:p>
       <w:pPr>
         <w:pStyle w:val="2"/>
-        <w:divId w:val="171721425"/>
+        <w:divId w:val="82379361"/>
         <w:rPr>
           <w:rFonts w:ascii="맑은 고딕" w:eastAsia="맑은 고딕" w:hAnsi="맑은 고딕" w:hint="eastAsia"/>
         </w:rPr>
@@ -22090,7 +22090,7 @@
     </w:p>
     <w:p>
       <w:pPr>
-        <w:divId w:val="381946791"/>
+        <w:divId w:val="1310939575"/>
         <w:rPr>
           <w:rFonts w:ascii="맑은 고딕" w:eastAsia="맑은 고딕" w:hAnsi="맑은 고딕" w:hint="eastAsia"/>
           <w:color w:val="1C2530"/>
@@ -22146,7 +22146,7 @@
     <w:p>
       <w:pPr>
         <w:spacing w:before="40" w:after="40"/>
-        <w:divId w:val="381946791"/>
+        <w:divId w:val="1310939575"/>
         <w:rPr>
           <w:rFonts w:ascii="맑은 고딕" w:eastAsia="맑은 고딕" w:hAnsi="맑은 고딕" w:hint="eastAsia"/>
           <w:color w:val="3A4657"/>
@@ -22588,7 +22588,7 @@
     </w:p>
     <w:p>
       <w:pPr>
-        <w:divId w:val="599994032"/>
+        <w:divId w:val="1772822716"/>
         <w:rPr>
           <w:rFonts w:ascii="맑은 고딕" w:eastAsia="맑은 고딕" w:hAnsi="맑은 고딕" w:hint="eastAsia"/>
           <w:color w:val="1C2530"/>
@@ -22644,7 +22644,7 @@
     <w:p>
       <w:pPr>
         <w:spacing w:before="40" w:after="40"/>
-        <w:divId w:val="599994032"/>
+        <w:divId w:val="1772822716"/>
         <w:rPr>
           <w:rFonts w:ascii="맑은 고딕" w:eastAsia="맑은 고딕" w:hAnsi="맑은 고딕" w:hint="eastAsia"/>
           <w:color w:val="3A4657"/>
@@ -23198,7 +23198,7 @@
       <w:pPr>
         <w:pStyle w:val="kicker"/>
         <w:spacing w:after="160" w:afterAutospacing="0"/>
-        <w:divId w:val="171721425"/>
+        <w:divId w:val="82379361"/>
         <w:rPr>
           <w:rFonts w:ascii="맑은 고딕" w:eastAsia="맑은 고딕" w:hAnsi="맑은 고딕" w:hint="eastAsia"/>
         </w:rPr>
@@ -23462,7 +23462,7 @@
     <w:p>
       <w:pPr>
         <w:pStyle w:val="eyebrow"/>
-        <w:divId w:val="408355964"/>
+        <w:divId w:val="1624077849"/>
         <w:rPr>
           <w:rFonts w:ascii="맑은 고딕" w:eastAsia="맑은 고딕" w:hAnsi="맑은 고딕" w:hint="eastAsia"/>
         </w:rPr>
@@ -23531,7 +23531,7 @@
     <w:p>
       <w:pPr>
         <w:pStyle w:val="2"/>
-        <w:divId w:val="408355964"/>
+        <w:divId w:val="1624077849"/>
         <w:rPr>
           <w:rFonts w:ascii="맑은 고딕" w:eastAsia="맑은 고딕" w:hAnsi="맑은 고딕" w:hint="eastAsia"/>
         </w:rPr>
@@ -23618,7 +23618,7 @@
     <w:p>
       <w:pPr>
         <w:shd w:val="clear" w:color="auto" w:fill="EAF0FC"/>
-        <w:divId w:val="1645112568"/>
+        <w:divId w:val="1337920098"/>
         <w:rPr>
           <w:rFonts w:ascii="맑은 고딕" w:eastAsia="맑은 고딕" w:hAnsi="맑은 고딕" w:hint="eastAsia"/>
           <w:b/>
@@ -24843,7 +24843,7 @@
       <w:pPr>
         <w:pStyle w:val="kicker"/>
         <w:spacing w:after="160" w:afterAutospacing="0"/>
-        <w:divId w:val="408355964"/>
+        <w:divId w:val="1624077849"/>
         <w:rPr>
           <w:rFonts w:ascii="맑은 고딕" w:eastAsia="맑은 고딕" w:hAnsi="맑은 고딕" w:hint="eastAsia"/>
         </w:rPr>
@@ -25161,7 +25161,7 @@
     <w:p>
       <w:pPr>
         <w:pStyle w:val="eyebrow"/>
-        <w:divId w:val="1361084174"/>
+        <w:divId w:val="34695703"/>
         <w:rPr>
           <w:rFonts w:ascii="맑은 고딕" w:eastAsia="맑은 고딕" w:hAnsi="맑은 고딕" w:hint="eastAsia"/>
         </w:rPr>
@@ -25206,7 +25206,7 @@
     <w:p>
       <w:pPr>
         <w:pStyle w:val="2"/>
-        <w:divId w:val="1361084174"/>
+        <w:divId w:val="34695703"/>
         <w:rPr>
           <w:rFonts w:ascii="맑은 고딕" w:eastAsia="맑은 고딕" w:hAnsi="맑은 고딕" w:hint="eastAsia"/>
         </w:rPr>
@@ -25284,7 +25284,7 @@
       </w:tblGrid>
       <w:tr>
         <w:trPr>
-          <w:divId w:val="1121073922"/>
+          <w:divId w:val="138960065"/>
         </w:trPr>
         <w:tc>
           <w:tcPr>
@@ -25462,7 +25462,7 @@
       </w:tr>
       <w:tr>
         <w:trPr>
-          <w:divId w:val="1121073922"/>
+          <w:divId w:val="138960065"/>
         </w:trPr>
         <w:tc>
           <w:tcPr>
@@ -25739,7 +25739,7 @@
       </w:tr>
       <w:tr>
         <w:trPr>
-          <w:divId w:val="1121073922"/>
+          <w:divId w:val="138960065"/>
         </w:trPr>
         <w:tc>
           <w:tcPr>
@@ -25997,7 +25997,7 @@
       </w:tr>
       <w:tr>
         <w:trPr>
-          <w:divId w:val="1121073922"/>
+          <w:divId w:val="138960065"/>
         </w:trPr>
         <w:tc>
           <w:tcPr>
@@ -26566,7 +26566,7 @@
       </w:tr>
       <w:tr>
         <w:trPr>
-          <w:divId w:val="1121073922"/>
+          <w:divId w:val="138960065"/>
         </w:trPr>
         <w:tc>
           <w:tcPr>
@@ -26923,7 +26923,7 @@
       </w:tr>
       <w:tr>
         <w:trPr>
-          <w:divId w:val="1121073922"/>
+          <w:divId w:val="138960065"/>
         </w:trPr>
         <w:tc>
           <w:tcPr>
@@ -27265,7 +27265,7 @@
       <w:pPr>
         <w:pStyle w:val="kicker"/>
         <w:spacing w:after="160" w:afterAutospacing="0"/>
-        <w:divId w:val="1361084174"/>
+        <w:divId w:val="34695703"/>
         <w:rPr>
           <w:rFonts w:ascii="맑은 고딕" w:eastAsia="맑은 고딕" w:hAnsi="맑은 고딕" w:hint="eastAsia"/>
         </w:rPr>
@@ -27592,7 +27592,7 @@
     <w:p>
       <w:pPr>
         <w:pStyle w:val="eyebrow"/>
-        <w:divId w:val="1678725992"/>
+        <w:divId w:val="1689063731"/>
         <w:rPr>
           <w:rFonts w:ascii="맑은 고딕" w:eastAsia="맑은 고딕" w:hAnsi="맑은 고딕" w:hint="eastAsia"/>
         </w:rPr>
@@ -27673,7 +27673,7 @@
     <w:p>
       <w:pPr>
         <w:pStyle w:val="2"/>
-        <w:divId w:val="1678725992"/>
+        <w:divId w:val="1689063731"/>
         <w:rPr>
           <w:rFonts w:ascii="맑은 고딕" w:eastAsia="맑은 고딕" w:hAnsi="맑은 고딕" w:hint="eastAsia"/>
         </w:rPr>
@@ -27748,7 +27748,7 @@
     <w:p>
       <w:pPr>
         <w:spacing w:before="120"/>
-        <w:divId w:val="1575427827"/>
+        <w:divId w:val="204996791"/>
         <w:rPr>
           <w:rFonts w:ascii="맑은 고딕" w:eastAsia="맑은 고딕" w:hAnsi="맑은 고딕" w:hint="eastAsia"/>
           <w:color w:val="1C2530"/>
@@ -27832,7 +27832,7 @@
     <w:p>
       <w:pPr>
         <w:spacing w:before="40" w:after="120"/>
-        <w:divId w:val="1575427827"/>
+        <w:divId w:val="204996791"/>
         <w:rPr>
           <w:rFonts w:ascii="맑은 고딕" w:eastAsia="맑은 고딕" w:hAnsi="맑은 고딕" w:hint="eastAsia"/>
           <w:color w:val="3A4657"/>
@@ -28867,7 +28867,7 @@
     <w:p>
       <w:pPr>
         <w:spacing w:before="120"/>
-        <w:divId w:val="1565991113"/>
+        <w:divId w:val="1991203918"/>
         <w:rPr>
           <w:rFonts w:ascii="맑은 고딕" w:eastAsia="맑은 고딕" w:hAnsi="맑은 고딕" w:hint="eastAsia"/>
           <w:color w:val="1C2530"/>
@@ -28965,7 +28965,7 @@
     <w:p>
       <w:pPr>
         <w:spacing w:before="40" w:after="120"/>
-        <w:divId w:val="1565991113"/>
+        <w:divId w:val="1991203918"/>
         <w:rPr>
           <w:rFonts w:ascii="맑은 고딕" w:eastAsia="맑은 고딕" w:hAnsi="맑은 고딕" w:hint="eastAsia"/>
           <w:color w:val="3A4657"/>
@@ -30083,7 +30083,7 @@
     <w:p>
       <w:pPr>
         <w:pStyle w:val="eyebrow"/>
-        <w:divId w:val="1697731130"/>
+        <w:divId w:val="1704553617"/>
         <w:rPr>
           <w:rFonts w:ascii="맑은 고딕" w:eastAsia="맑은 고딕" w:hAnsi="맑은 고딕" w:hint="eastAsia"/>
         </w:rPr>
@@ -30164,7 +30164,7 @@
     <w:p>
       <w:pPr>
         <w:pStyle w:val="2"/>
-        <w:divId w:val="1697731130"/>
+        <w:divId w:val="1704553617"/>
         <w:rPr>
           <w:rFonts w:ascii="맑은 고딕" w:eastAsia="맑은 고딕" w:hAnsi="맑은 고딕" w:hint="eastAsia"/>
         </w:rPr>
@@ -30253,7 +30253,7 @@
       </w:tblGrid>
       <w:tr>
         <w:trPr>
-          <w:divId w:val="821392781"/>
+          <w:divId w:val="1897928265"/>
         </w:trPr>
         <w:tc>
           <w:tcPr>
@@ -30344,7 +30344,7 @@
       </w:tr>
       <w:tr>
         <w:trPr>
-          <w:divId w:val="821392781"/>
+          <w:divId w:val="1897928265"/>
         </w:trPr>
         <w:tc>
           <w:tcPr>
@@ -30688,7 +30688,7 @@
       </w:tr>
       <w:tr>
         <w:trPr>
-          <w:divId w:val="821392781"/>
+          <w:divId w:val="1897928265"/>
         </w:trPr>
         <w:tc>
           <w:tcPr>
@@ -30959,7 +30959,7 @@
       </w:tr>
       <w:tr>
         <w:trPr>
-          <w:divId w:val="821392781"/>
+          <w:divId w:val="1897928265"/>
         </w:trPr>
         <w:tc>
           <w:tcPr>
@@ -31582,7 +31582,7 @@
       </w:tr>
       <w:tr>
         <w:trPr>
-          <w:divId w:val="821392781"/>
+          <w:divId w:val="1897928265"/>
         </w:trPr>
         <w:tc>
           <w:tcPr>
@@ -32067,7 +32067,7 @@
     <w:p>
       <w:pPr>
         <w:spacing w:before="160" w:after="160"/>
-        <w:divId w:val="1160585841"/>
+        <w:divId w:val="2011977917"/>
         <w:rPr>
           <w:rFonts w:ascii="맑은 고딕" w:eastAsia="맑은 고딕" w:hAnsi="맑은 고딕" w:hint="eastAsia"/>
           <w:color w:val="3A4657"/>
@@ -32262,25 +32262,7 @@
           <w:sz w:val="20"/>
           <w:szCs w:val="20"/>
         </w:rPr>
-        <w:t>같은</w:t>
-      </w:r>
-      <w:r>
-        <w:rPr>
-          <w:rFonts w:ascii="맑은 고딕" w:eastAsia="맑은 고딕" w:hAnsi="맑은 고딕" w:hint="eastAsia"/>
-          <w:color w:val="3A4657"/>
-          <w:sz w:val="20"/>
-          <w:szCs w:val="20"/>
-        </w:rPr>
-        <w:t xml:space="preserve"> </w:t>
-      </w:r>
-      <w:r>
-        <w:rPr>
-          <w:rFonts w:ascii="맑은 고딕" w:eastAsia="맑은 고딕" w:hAnsi="맑은 고딕" w:hint="eastAsia"/>
-          <w:color w:val="3A4657"/>
-          <w:sz w:val="20"/>
-          <w:szCs w:val="20"/>
-        </w:rPr>
-        <w:t>것</w:t>
+        <w:t>그</w:t>
       </w:r>
       <w:r>
         <w:rPr>
@@ -32442,38 +32424,484 @@
           <w:sz w:val="20"/>
           <w:szCs w:val="20"/>
         </w:rPr>
-        <w:t>특허가</w:t>
-      </w:r>
-      <w:r>
-        <w:rPr>
-          <w:rFonts w:ascii="맑은 고딕" w:eastAsia="맑은 고딕" w:hAnsi="맑은 고딕" w:hint="eastAsia"/>
-          <w:color w:val="3A4657"/>
-          <w:sz w:val="20"/>
-          <w:szCs w:val="20"/>
-        </w:rPr>
-        <w:t xml:space="preserve"> </w:t>
-      </w:r>
-      <w:r>
-        <w:rPr>
-          <w:rFonts w:ascii="맑은 고딕" w:eastAsia="맑은 고딕" w:hAnsi="맑은 고딕" w:hint="eastAsia"/>
-          <w:color w:val="3A4657"/>
-          <w:sz w:val="20"/>
-          <w:szCs w:val="20"/>
-        </w:rPr>
-        <w:t>되는</w:t>
-      </w:r>
-      <w:r>
-        <w:rPr>
-          <w:rFonts w:ascii="맑은 고딕" w:eastAsia="맑은 고딕" w:hAnsi="맑은 고딕" w:hint="eastAsia"/>
-          <w:color w:val="3A4657"/>
-          <w:sz w:val="20"/>
-          <w:szCs w:val="20"/>
-        </w:rPr>
-        <w:t xml:space="preserve"> </w:t>
-      </w:r>
-      <w:r>
-        <w:rPr>
-          <w:rFonts w:ascii="맑은 고딕" w:eastAsia="맑은 고딕" w:hAnsi="맑은 고딕" w:hint="eastAsia"/>
+        <w:t>하지만</w:t>
+      </w:r>
+      <w:r>
+        <w:rPr>
+          <w:rFonts w:ascii="맑은 고딕" w:eastAsia="맑은 고딕" w:hAnsi="맑은 고딕" w:hint="eastAsia"/>
+          <w:color w:val="3A4657"/>
+          <w:sz w:val="20"/>
+          <w:szCs w:val="20"/>
+        </w:rPr>
+        <w:t xml:space="preserve"> </w:t>
+      </w:r>
+      <w:r>
+        <w:rPr>
+          <w:rFonts w:ascii="맑은 고딕" w:eastAsia="맑은 고딕" w:hAnsi="맑은 고딕" w:hint="eastAsia"/>
+          <w:b/>
+          <w:bCs/>
+          <w:color w:val="3A4657"/>
+          <w:sz w:val="20"/>
+          <w:szCs w:val="20"/>
+        </w:rPr>
+        <w:t>"</w:t>
+      </w:r>
+      <w:r>
+        <w:rPr>
+          <w:rFonts w:ascii="맑은 고딕" w:eastAsia="맑은 고딕" w:hAnsi="맑은 고딕" w:hint="eastAsia"/>
+          <w:b/>
+          <w:bCs/>
+          <w:color w:val="3A4657"/>
+          <w:sz w:val="20"/>
+          <w:szCs w:val="20"/>
+        </w:rPr>
+        <w:t>규칙을</w:t>
+      </w:r>
+      <w:r>
+        <w:rPr>
+          <w:rFonts w:ascii="맑은 고딕" w:eastAsia="맑은 고딕" w:hAnsi="맑은 고딕" w:hint="eastAsia"/>
+          <w:b/>
+          <w:bCs/>
+          <w:color w:val="3A4657"/>
+          <w:sz w:val="20"/>
+          <w:szCs w:val="20"/>
+        </w:rPr>
+        <w:t xml:space="preserve"> </w:t>
+      </w:r>
+      <w:r>
+        <w:rPr>
+          <w:rFonts w:ascii="맑은 고딕" w:eastAsia="맑은 고딕" w:hAnsi="맑은 고딕" w:hint="eastAsia"/>
+          <w:b/>
+          <w:bCs/>
+          <w:color w:val="3A4657"/>
+          <w:sz w:val="20"/>
+          <w:szCs w:val="20"/>
+        </w:rPr>
+        <w:t>가진</w:t>
+      </w:r>
+      <w:r>
+        <w:rPr>
+          <w:rFonts w:ascii="맑은 고딕" w:eastAsia="맑은 고딕" w:hAnsi="맑은 고딕" w:hint="eastAsia"/>
+          <w:b/>
+          <w:bCs/>
+          <w:color w:val="3A4657"/>
+          <w:sz w:val="20"/>
+          <w:szCs w:val="20"/>
+        </w:rPr>
+        <w:t xml:space="preserve"> Scaffold + </w:t>
+      </w:r>
+      <w:r>
+        <w:rPr>
+          <w:rFonts w:ascii="맑은 고딕" w:eastAsia="맑은 고딕" w:hAnsi="맑은 고딕" w:hint="eastAsia"/>
+          <w:b/>
+          <w:bCs/>
+          <w:color w:val="3A4657"/>
+          <w:sz w:val="20"/>
+          <w:szCs w:val="20"/>
+        </w:rPr>
+        <w:t>그</w:t>
+      </w:r>
+      <w:r>
+        <w:rPr>
+          <w:rFonts w:ascii="맑은 고딕" w:eastAsia="맑은 고딕" w:hAnsi="맑은 고딕" w:hint="eastAsia"/>
+          <w:b/>
+          <w:bCs/>
+          <w:color w:val="3A4657"/>
+          <w:sz w:val="20"/>
+          <w:szCs w:val="20"/>
+        </w:rPr>
+        <w:t xml:space="preserve"> </w:t>
+      </w:r>
+      <w:r>
+        <w:rPr>
+          <w:rFonts w:ascii="맑은 고딕" w:eastAsia="맑은 고딕" w:hAnsi="맑은 고딕" w:hint="eastAsia"/>
+          <w:b/>
+          <w:bCs/>
+          <w:color w:val="3A4657"/>
+          <w:sz w:val="20"/>
+          <w:szCs w:val="20"/>
+        </w:rPr>
+        <w:t>규칙으로</w:t>
+      </w:r>
+      <w:r>
+        <w:rPr>
+          <w:rFonts w:ascii="맑은 고딕" w:eastAsia="맑은 고딕" w:hAnsi="맑은 고딕" w:hint="eastAsia"/>
+          <w:b/>
+          <w:bCs/>
+          <w:color w:val="3A4657"/>
+          <w:sz w:val="20"/>
+          <w:szCs w:val="20"/>
+        </w:rPr>
+        <w:t xml:space="preserve"> </w:t>
+      </w:r>
+      <w:r>
+        <w:rPr>
+          <w:rFonts w:ascii="맑은 고딕" w:eastAsia="맑은 고딕" w:hAnsi="맑은 고딕" w:hint="eastAsia"/>
+          <w:b/>
+          <w:bCs/>
+          <w:color w:val="3A4657"/>
+          <w:sz w:val="20"/>
+          <w:szCs w:val="20"/>
+        </w:rPr>
+        <w:t>채점하는</w:t>
+      </w:r>
+      <w:r>
+        <w:rPr>
+          <w:rFonts w:ascii="맑은 고딕" w:eastAsia="맑은 고딕" w:hAnsi="맑은 고딕" w:hint="eastAsia"/>
+          <w:b/>
+          <w:bCs/>
+          <w:color w:val="3A4657"/>
+          <w:sz w:val="20"/>
+          <w:szCs w:val="20"/>
+        </w:rPr>
+        <w:t xml:space="preserve"> Axiom"</w:t>
+      </w:r>
+      <w:r>
+        <w:rPr>
+          <w:rFonts w:ascii="맑은 고딕" w:eastAsia="맑은 고딕" w:hAnsi="맑은 고딕" w:hint="eastAsia"/>
+          <w:b/>
+          <w:bCs/>
+          <w:color w:val="3A4657"/>
+          <w:sz w:val="20"/>
+          <w:szCs w:val="20"/>
+        </w:rPr>
+        <w:t>을</w:t>
+      </w:r>
+      <w:r>
+        <w:rPr>
+          <w:rFonts w:ascii="맑은 고딕" w:eastAsia="맑은 고딕" w:hAnsi="맑은 고딕" w:hint="eastAsia"/>
+          <w:b/>
+          <w:bCs/>
+          <w:color w:val="3A4657"/>
+          <w:sz w:val="20"/>
+          <w:szCs w:val="20"/>
+        </w:rPr>
+        <w:t xml:space="preserve"> </w:t>
+      </w:r>
+      <w:r>
+        <w:rPr>
+          <w:rFonts w:ascii="맑은 고딕" w:eastAsia="맑은 고딕" w:hAnsi="맑은 고딕" w:hint="eastAsia"/>
+          <w:b/>
+          <w:bCs/>
+          <w:color w:val="3A4657"/>
+          <w:sz w:val="20"/>
+          <w:szCs w:val="20"/>
+        </w:rPr>
+        <w:t>한</w:t>
+      </w:r>
+      <w:r>
+        <w:rPr>
+          <w:rFonts w:ascii="맑은 고딕" w:eastAsia="맑은 고딕" w:hAnsi="맑은 고딕" w:hint="eastAsia"/>
+          <w:b/>
+          <w:bCs/>
+          <w:color w:val="3A4657"/>
+          <w:sz w:val="20"/>
+          <w:szCs w:val="20"/>
+        </w:rPr>
+        <w:t xml:space="preserve"> </w:t>
+      </w:r>
+      <w:r>
+        <w:rPr>
+          <w:rFonts w:ascii="맑은 고딕" w:eastAsia="맑은 고딕" w:hAnsi="맑은 고딕" w:hint="eastAsia"/>
+          <w:b/>
+          <w:bCs/>
+          <w:color w:val="3A4657"/>
+          <w:sz w:val="20"/>
+          <w:szCs w:val="20"/>
+        </w:rPr>
+        <w:t>몸의</w:t>
+      </w:r>
+      <w:r>
+        <w:rPr>
+          <w:rFonts w:ascii="맑은 고딕" w:eastAsia="맑은 고딕" w:hAnsi="맑은 고딕" w:hint="eastAsia"/>
+          <w:b/>
+          <w:bCs/>
+          <w:color w:val="3A4657"/>
+          <w:sz w:val="20"/>
+          <w:szCs w:val="20"/>
+        </w:rPr>
+        <w:t xml:space="preserve"> </w:t>
+      </w:r>
+      <w:r>
+        <w:rPr>
+          <w:rFonts w:ascii="맑은 고딕" w:eastAsia="맑은 고딕" w:hAnsi="맑은 고딕" w:hint="eastAsia"/>
+          <w:b/>
+          <w:bCs/>
+          <w:color w:val="3A4657"/>
+          <w:sz w:val="20"/>
+          <w:szCs w:val="20"/>
+        </w:rPr>
+        <w:t>시스템으로</w:t>
+      </w:r>
+      <w:r>
+        <w:rPr>
+          <w:rFonts w:ascii="맑은 고딕" w:eastAsia="맑은 고딕" w:hAnsi="맑은 고딕" w:hint="eastAsia"/>
+          <w:b/>
+          <w:bCs/>
+          <w:color w:val="3A4657"/>
+          <w:sz w:val="20"/>
+          <w:szCs w:val="20"/>
+        </w:rPr>
+        <w:t xml:space="preserve"> </w:t>
+      </w:r>
+      <w:r>
+        <w:rPr>
+          <w:rFonts w:ascii="맑은 고딕" w:eastAsia="맑은 고딕" w:hAnsi="맑은 고딕" w:hint="eastAsia"/>
+          <w:b/>
+          <w:bCs/>
+          <w:color w:val="3A4657"/>
+          <w:sz w:val="20"/>
+          <w:szCs w:val="20"/>
+        </w:rPr>
+        <w:t>청구</w:t>
+      </w:r>
+      <w:r>
+        <w:rPr>
+          <w:rFonts w:ascii="맑은 고딕" w:eastAsia="맑은 고딕" w:hAnsi="맑은 고딕" w:hint="eastAsia"/>
+          <w:color w:val="3A4657"/>
+          <w:sz w:val="20"/>
+          <w:szCs w:val="20"/>
+        </w:rPr>
+        <w:t>하면</w:t>
+      </w:r>
+      <w:r>
+        <w:rPr>
+          <w:rFonts w:ascii="맑은 고딕" w:eastAsia="맑은 고딕" w:hAnsi="맑은 고딕" w:hint="eastAsia"/>
+          <w:color w:val="3A4657"/>
+          <w:sz w:val="20"/>
+          <w:szCs w:val="20"/>
+        </w:rPr>
+        <w:t>, Scaffold</w:t>
+      </w:r>
+      <w:r>
+        <w:rPr>
+          <w:rFonts w:ascii="맑은 고딕" w:eastAsia="맑은 고딕" w:hAnsi="맑은 고딕" w:hint="eastAsia"/>
+          <w:color w:val="3A4657"/>
+          <w:sz w:val="20"/>
+          <w:szCs w:val="20"/>
+        </w:rPr>
+        <w:t>도</w:t>
+      </w:r>
+      <w:r>
+        <w:rPr>
+          <w:rFonts w:ascii="맑은 고딕" w:eastAsia="맑은 고딕" w:hAnsi="맑은 고딕" w:hint="eastAsia"/>
+          <w:color w:val="3A4657"/>
+          <w:sz w:val="20"/>
+          <w:szCs w:val="20"/>
+        </w:rPr>
+        <w:t xml:space="preserve"> </w:t>
+      </w:r>
+      <w:r>
+        <w:rPr>
+          <w:rFonts w:ascii="맑은 고딕" w:eastAsia="맑은 고딕" w:hAnsi="맑은 고딕" w:hint="eastAsia"/>
+          <w:color w:val="3A4657"/>
+          <w:sz w:val="20"/>
+          <w:szCs w:val="20"/>
+        </w:rPr>
+        <w:t>특허</w:t>
+      </w:r>
+      <w:r>
+        <w:rPr>
+          <w:rFonts w:ascii="맑은 고딕" w:eastAsia="맑은 고딕" w:hAnsi="맑은 고딕" w:hint="eastAsia"/>
+          <w:color w:val="3A4657"/>
+          <w:sz w:val="20"/>
+          <w:szCs w:val="20"/>
+        </w:rPr>
+        <w:t xml:space="preserve"> </w:t>
+      </w:r>
+      <w:r>
+        <w:rPr>
+          <w:rFonts w:ascii="맑은 고딕" w:eastAsia="맑은 고딕" w:hAnsi="맑은 고딕" w:hint="eastAsia"/>
+          <w:color w:val="3A4657"/>
+          <w:sz w:val="20"/>
+          <w:szCs w:val="20"/>
+        </w:rPr>
+        <w:t>문장</w:t>
+      </w:r>
+      <w:r>
+        <w:rPr>
+          <w:rFonts w:ascii="맑은 고딕" w:eastAsia="맑은 고딕" w:hAnsi="맑은 고딕" w:hint="eastAsia"/>
+          <w:color w:val="3A4657"/>
+          <w:sz w:val="20"/>
+          <w:szCs w:val="20"/>
+        </w:rPr>
+        <w:t xml:space="preserve"> </w:t>
+      </w:r>
+      <w:r>
+        <w:rPr>
+          <w:rFonts w:ascii="맑은 고딕" w:eastAsia="맑은 고딕" w:hAnsi="맑은 고딕" w:hint="eastAsia"/>
+          <w:color w:val="3A4657"/>
+          <w:sz w:val="20"/>
+          <w:szCs w:val="20"/>
+        </w:rPr>
+        <w:t>안의</w:t>
+      </w:r>
+      <w:r>
+        <w:rPr>
+          <w:rFonts w:ascii="맑은 고딕" w:eastAsia="맑은 고딕" w:hAnsi="맑은 고딕" w:hint="eastAsia"/>
+          <w:color w:val="3A4657"/>
+          <w:sz w:val="20"/>
+          <w:szCs w:val="20"/>
+        </w:rPr>
+        <w:t xml:space="preserve"> </w:t>
+      </w:r>
+      <w:r>
+        <w:rPr>
+          <w:rFonts w:ascii="맑은 고딕" w:eastAsia="맑은 고딕" w:hAnsi="맑은 고딕" w:hint="eastAsia"/>
+          <w:color w:val="3A4657"/>
+          <w:sz w:val="20"/>
+          <w:szCs w:val="20"/>
+        </w:rPr>
+        <w:t>구성요소로</w:t>
+      </w:r>
+      <w:r>
+        <w:rPr>
+          <w:rFonts w:ascii="맑은 고딕" w:eastAsia="맑은 고딕" w:hAnsi="맑은 고딕" w:hint="eastAsia"/>
+          <w:color w:val="3A4657"/>
+          <w:sz w:val="20"/>
+          <w:szCs w:val="20"/>
+        </w:rPr>
+        <w:t xml:space="preserve"> </w:t>
+      </w:r>
+      <w:r>
+        <w:rPr>
+          <w:rFonts w:ascii="맑은 고딕" w:eastAsia="맑은 고딕" w:hAnsi="맑은 고딕" w:hint="eastAsia"/>
+          <w:color w:val="3A4657"/>
+          <w:sz w:val="20"/>
+          <w:szCs w:val="20"/>
+        </w:rPr>
+        <w:t>들어옵니다</w:t>
+      </w:r>
+      <w:r>
+        <w:rPr>
+          <w:rFonts w:ascii="맑은 고딕" w:eastAsia="맑은 고딕" w:hAnsi="맑은 고딕" w:hint="eastAsia"/>
+          <w:color w:val="3A4657"/>
+          <w:sz w:val="20"/>
+          <w:szCs w:val="20"/>
+        </w:rPr>
+        <w:t xml:space="preserve">. </w:t>
+      </w:r>
+      <w:r>
+        <w:rPr>
+          <w:rFonts w:ascii="맑은 고딕" w:eastAsia="맑은 고딕" w:hAnsi="맑은 고딕" w:hint="eastAsia"/>
+          <w:color w:val="3A4657"/>
+          <w:sz w:val="20"/>
+          <w:szCs w:val="20"/>
+        </w:rPr>
+        <w:t>그래서</w:t>
+      </w:r>
+      <w:r>
+        <w:rPr>
+          <w:rFonts w:ascii="맑은 고딕" w:eastAsia="맑은 고딕" w:hAnsi="맑은 고딕" w:hint="eastAsia"/>
+          <w:color w:val="3A4657"/>
+          <w:sz w:val="20"/>
+          <w:szCs w:val="20"/>
+        </w:rPr>
+        <w:t xml:space="preserve"> </w:t>
+      </w:r>
+      <w:r>
+        <w:rPr>
+          <w:rFonts w:ascii="맑은 고딕" w:eastAsia="맑은 고딕" w:hAnsi="맑은 고딕" w:hint="eastAsia"/>
+          <w:color w:val="3A4657"/>
+          <w:sz w:val="20"/>
+          <w:szCs w:val="20"/>
+        </w:rPr>
+        <w:t>출원은</w:t>
+      </w:r>
+      <w:r>
+        <w:rPr>
+          <w:rFonts w:ascii="맑은 고딕" w:eastAsia="맑은 고딕" w:hAnsi="맑은 고딕" w:hint="eastAsia"/>
+          <w:color w:val="3A4657"/>
+          <w:sz w:val="20"/>
+          <w:szCs w:val="20"/>
+        </w:rPr>
+        <w:t xml:space="preserve"> 2</w:t>
+      </w:r>
+      <w:r>
+        <w:rPr>
+          <w:rFonts w:ascii="맑은 고딕" w:eastAsia="맑은 고딕" w:hAnsi="맑은 고딕" w:hint="eastAsia"/>
+          <w:color w:val="3A4657"/>
+          <w:sz w:val="20"/>
+          <w:szCs w:val="20"/>
+        </w:rPr>
+        <w:t>건이</w:t>
+      </w:r>
+      <w:r>
+        <w:rPr>
+          <w:rFonts w:ascii="맑은 고딕" w:eastAsia="맑은 고딕" w:hAnsi="맑은 고딕" w:hint="eastAsia"/>
+          <w:color w:val="3A4657"/>
+          <w:sz w:val="20"/>
+          <w:szCs w:val="20"/>
+        </w:rPr>
+        <w:t xml:space="preserve"> </w:t>
+      </w:r>
+      <w:r>
+        <w:rPr>
+          <w:rFonts w:ascii="맑은 고딕" w:eastAsia="맑은 고딕" w:hAnsi="맑은 고딕" w:hint="eastAsia"/>
+          <w:color w:val="3A4657"/>
+          <w:sz w:val="20"/>
+          <w:szCs w:val="20"/>
+        </w:rPr>
+        <w:t>아니라</w:t>
+      </w:r>
+      <w:r>
+        <w:rPr>
+          <w:rFonts w:ascii="맑은 고딕" w:eastAsia="맑은 고딕" w:hAnsi="맑은 고딕" w:hint="eastAsia"/>
+          <w:color w:val="3A4657"/>
+          <w:sz w:val="20"/>
+          <w:szCs w:val="20"/>
+        </w:rPr>
+        <w:t xml:space="preserve"> </w:t>
+      </w:r>
+      <w:r>
+        <w:rPr>
+          <w:rFonts w:ascii="맑은 고딕" w:eastAsia="맑은 고딕" w:hAnsi="맑은 고딕" w:hint="eastAsia"/>
+          <w:b/>
+          <w:bCs/>
+          <w:color w:val="3A4657"/>
+          <w:sz w:val="20"/>
+          <w:szCs w:val="20"/>
+        </w:rPr>
+        <w:t>하나로</w:t>
+      </w:r>
+      <w:r>
+        <w:rPr>
+          <w:rFonts w:ascii="맑은 고딕" w:eastAsia="맑은 고딕" w:hAnsi="맑은 고딕" w:hint="eastAsia"/>
+          <w:b/>
+          <w:bCs/>
+          <w:color w:val="3A4657"/>
+          <w:sz w:val="20"/>
+          <w:szCs w:val="20"/>
+        </w:rPr>
+        <w:t xml:space="preserve"> </w:t>
+      </w:r>
+      <w:r>
+        <w:rPr>
+          <w:rFonts w:ascii="맑은 고딕" w:eastAsia="맑은 고딕" w:hAnsi="맑은 고딕" w:hint="eastAsia"/>
+          <w:b/>
+          <w:bCs/>
+          <w:color w:val="3A4657"/>
+          <w:sz w:val="20"/>
+          <w:szCs w:val="20"/>
+        </w:rPr>
+        <w:t>묶은</w:t>
+      </w:r>
+      <w:r>
+        <w:rPr>
+          <w:rFonts w:ascii="맑은 고딕" w:eastAsia="맑은 고딕" w:hAnsi="맑은 고딕" w:hint="eastAsia"/>
+          <w:b/>
+          <w:bCs/>
+          <w:color w:val="3A4657"/>
+          <w:sz w:val="20"/>
+          <w:szCs w:val="20"/>
+        </w:rPr>
+        <w:t xml:space="preserve"> 1</w:t>
+      </w:r>
+      <w:r>
+        <w:rPr>
+          <w:rFonts w:ascii="맑은 고딕" w:eastAsia="맑은 고딕" w:hAnsi="맑은 고딕" w:hint="eastAsia"/>
+          <w:b/>
+          <w:bCs/>
           <w:color w:val="3A4657"/>
           <w:sz w:val="20"/>
           <w:szCs w:val="20"/>
@@ -32492,394 +32920,155 @@
       <w:r>
         <w:rPr>
           <w:rFonts w:ascii="맑은 고딕" w:eastAsia="맑은 고딕" w:hAnsi="맑은 고딕" w:hint="eastAsia"/>
-          <w:b/>
-          <w:bCs/>
-          <w:color w:val="3A4657"/>
-          <w:sz w:val="20"/>
-          <w:szCs w:val="20"/>
-        </w:rPr>
-        <w:t>"</w:t>
-      </w:r>
-      <w:r>
-        <w:rPr>
-          <w:rFonts w:ascii="맑은 고딕" w:eastAsia="맑은 고딕" w:hAnsi="맑은 고딕" w:hint="eastAsia"/>
-          <w:b/>
-          <w:bCs/>
-          <w:color w:val="3A4657"/>
-          <w:sz w:val="20"/>
-          <w:szCs w:val="20"/>
-        </w:rPr>
-        <w:t>그</w:t>
-      </w:r>
-      <w:r>
-        <w:rPr>
-          <w:rFonts w:ascii="맑은 고딕" w:eastAsia="맑은 고딕" w:hAnsi="맑은 고딕" w:hint="eastAsia"/>
-          <w:b/>
-          <w:bCs/>
-          <w:color w:val="3A4657"/>
-          <w:sz w:val="20"/>
-          <w:szCs w:val="20"/>
-        </w:rPr>
-        <w:t xml:space="preserve"> </w:t>
-      </w:r>
-      <w:r>
-        <w:rPr>
-          <w:rFonts w:ascii="맑은 고딕" w:eastAsia="맑은 고딕" w:hAnsi="맑은 고딕" w:hint="eastAsia"/>
-          <w:b/>
-          <w:bCs/>
-          <w:color w:val="3A4657"/>
-          <w:sz w:val="20"/>
-          <w:szCs w:val="20"/>
-        </w:rPr>
-        <w:t>규칙을</w:t>
-      </w:r>
-      <w:r>
-        <w:rPr>
-          <w:rFonts w:ascii="맑은 고딕" w:eastAsia="맑은 고딕" w:hAnsi="맑은 고딕" w:hint="eastAsia"/>
-          <w:b/>
-          <w:bCs/>
-          <w:color w:val="3A4657"/>
-          <w:sz w:val="20"/>
-          <w:szCs w:val="20"/>
-        </w:rPr>
-        <w:t xml:space="preserve"> </w:t>
-      </w:r>
-      <w:r>
-        <w:rPr>
-          <w:rFonts w:ascii="맑은 고딕" w:eastAsia="맑은 고딕" w:hAnsi="맑은 고딕" w:hint="eastAsia"/>
-          <w:b/>
-          <w:bCs/>
-          <w:color w:val="3A4657"/>
-          <w:sz w:val="20"/>
-          <w:szCs w:val="20"/>
-        </w:rPr>
-        <w:t>채점</w:t>
-      </w:r>
-      <w:r>
-        <w:rPr>
-          <w:rFonts w:ascii="맑은 고딕" w:eastAsia="맑은 고딕" w:hAnsi="맑은 고딕" w:hint="eastAsia"/>
-          <w:b/>
-          <w:bCs/>
-          <w:color w:val="3A4657"/>
-          <w:sz w:val="20"/>
-          <w:szCs w:val="20"/>
-        </w:rPr>
-        <w:t xml:space="preserve"> </w:t>
-      </w:r>
-      <w:r>
-        <w:rPr>
-          <w:rFonts w:ascii="맑은 고딕" w:eastAsia="맑은 고딕" w:hAnsi="맑은 고딕" w:hint="eastAsia"/>
-          <w:b/>
-          <w:bCs/>
-          <w:color w:val="3A4657"/>
-          <w:sz w:val="20"/>
-          <w:szCs w:val="20"/>
-        </w:rPr>
-        <w:t>정답지로</w:t>
-      </w:r>
-      <w:r>
-        <w:rPr>
-          <w:rFonts w:ascii="맑은 고딕" w:eastAsia="맑은 고딕" w:hAnsi="맑은 고딕" w:hint="eastAsia"/>
-          <w:b/>
-          <w:bCs/>
-          <w:color w:val="3A4657"/>
-          <w:sz w:val="20"/>
-          <w:szCs w:val="20"/>
-        </w:rPr>
-        <w:t xml:space="preserve"> </w:t>
-      </w:r>
-      <w:r>
-        <w:rPr>
-          <w:rFonts w:ascii="맑은 고딕" w:eastAsia="맑은 고딕" w:hAnsi="맑은 고딕" w:hint="eastAsia"/>
-          <w:b/>
-          <w:bCs/>
-          <w:color w:val="3A4657"/>
-          <w:sz w:val="20"/>
-          <w:szCs w:val="20"/>
-        </w:rPr>
-        <w:t>쓰는</w:t>
-      </w:r>
-      <w:r>
-        <w:rPr>
-          <w:rFonts w:ascii="맑은 고딕" w:eastAsia="맑은 고딕" w:hAnsi="맑은 고딕" w:hint="eastAsia"/>
-          <w:b/>
-          <w:bCs/>
-          <w:color w:val="3A4657"/>
-          <w:sz w:val="20"/>
-          <w:szCs w:val="20"/>
-        </w:rPr>
-        <w:t xml:space="preserve"> Axiom</w:t>
-      </w:r>
-      <w:r>
-        <w:rPr>
-          <w:rFonts w:ascii="맑은 고딕" w:eastAsia="맑은 고딕" w:hAnsi="맑은 고딕" w:hint="eastAsia"/>
-          <w:b/>
-          <w:bCs/>
-          <w:color w:val="3A4657"/>
-          <w:sz w:val="20"/>
-          <w:szCs w:val="20"/>
-        </w:rPr>
-        <w:t>의</w:t>
-      </w:r>
-      <w:r>
-        <w:rPr>
-          <w:rFonts w:ascii="맑은 고딕" w:eastAsia="맑은 고딕" w:hAnsi="맑은 고딕" w:hint="eastAsia"/>
-          <w:b/>
-          <w:bCs/>
-          <w:color w:val="3A4657"/>
-          <w:sz w:val="20"/>
-          <w:szCs w:val="20"/>
-        </w:rPr>
-        <w:t xml:space="preserve"> </w:t>
-      </w:r>
-      <w:r>
-        <w:rPr>
-          <w:rFonts w:ascii="맑은 고딕" w:eastAsia="맑은 고딕" w:hAnsi="맑은 고딕" w:hint="eastAsia"/>
-          <w:b/>
-          <w:bCs/>
-          <w:color w:val="3A4657"/>
-          <w:sz w:val="20"/>
-          <w:szCs w:val="20"/>
-        </w:rPr>
-        <w:t>방법</w:t>
-      </w:r>
-      <w:r>
-        <w:rPr>
-          <w:rFonts w:ascii="맑은 고딕" w:eastAsia="맑은 고딕" w:hAnsi="맑은 고딕" w:hint="eastAsia"/>
-          <w:b/>
-          <w:bCs/>
-          <w:color w:val="3A4657"/>
-          <w:sz w:val="20"/>
-          <w:szCs w:val="20"/>
-        </w:rPr>
-        <w:t>"</w:t>
-      </w:r>
-      <w:r>
-        <w:rPr>
-          <w:rFonts w:ascii="맑은 고딕" w:eastAsia="맑은 고딕" w:hAnsi="맑은 고딕" w:hint="eastAsia"/>
-          <w:color w:val="3A4657"/>
-          <w:sz w:val="20"/>
-          <w:szCs w:val="20"/>
-        </w:rPr>
-        <w:t>이고</w:t>
-      </w:r>
-      <w:r>
-        <w:rPr>
-          <w:rFonts w:ascii="맑은 고딕" w:eastAsia="맑은 고딕" w:hAnsi="맑은 고딕" w:hint="eastAsia"/>
-          <w:color w:val="3A4657"/>
-          <w:sz w:val="20"/>
-          <w:szCs w:val="20"/>
-        </w:rPr>
-        <w:t xml:space="preserve">, </w:t>
-      </w:r>
-      <w:r>
-        <w:rPr>
-          <w:rFonts w:ascii="맑은 고딕" w:eastAsia="맑은 고딕" w:hAnsi="맑은 고딕" w:hint="eastAsia"/>
-          <w:color w:val="3A4657"/>
-          <w:sz w:val="20"/>
-          <w:szCs w:val="20"/>
-        </w:rPr>
-        <w:t>그래서</w:t>
-      </w:r>
-      <w:r>
-        <w:rPr>
-          <w:rFonts w:ascii="맑은 고딕" w:eastAsia="맑은 고딕" w:hAnsi="맑은 고딕" w:hint="eastAsia"/>
-          <w:color w:val="3A4657"/>
-          <w:sz w:val="20"/>
-          <w:szCs w:val="20"/>
-        </w:rPr>
-        <w:t xml:space="preserve"> </w:t>
-      </w:r>
-      <w:r>
-        <w:rPr>
-          <w:rFonts w:ascii="맑은 고딕" w:eastAsia="맑은 고딕" w:hAnsi="맑은 고딕" w:hint="eastAsia"/>
-          <w:color w:val="3A4657"/>
-          <w:sz w:val="20"/>
-          <w:szCs w:val="20"/>
-        </w:rPr>
-        <w:t>출원은</w:t>
-      </w:r>
-      <w:r>
-        <w:rPr>
-          <w:rFonts w:ascii="맑은 고딕" w:eastAsia="맑은 고딕" w:hAnsi="맑은 고딕" w:hint="eastAsia"/>
-          <w:color w:val="3A4657"/>
-          <w:sz w:val="20"/>
-          <w:szCs w:val="20"/>
-        </w:rPr>
-        <w:t xml:space="preserve"> 2</w:t>
-      </w:r>
-      <w:r>
-        <w:rPr>
-          <w:rFonts w:ascii="맑은 고딕" w:eastAsia="맑은 고딕" w:hAnsi="맑은 고딕" w:hint="eastAsia"/>
-          <w:color w:val="3A4657"/>
-          <w:sz w:val="20"/>
-          <w:szCs w:val="20"/>
-        </w:rPr>
-        <w:t>건이</w:t>
-      </w:r>
-      <w:r>
-        <w:rPr>
-          <w:rFonts w:ascii="맑은 고딕" w:eastAsia="맑은 고딕" w:hAnsi="맑은 고딕" w:hint="eastAsia"/>
-          <w:color w:val="3A4657"/>
-          <w:sz w:val="20"/>
-          <w:szCs w:val="20"/>
-        </w:rPr>
-        <w:t xml:space="preserve"> </w:t>
-      </w:r>
-      <w:r>
-        <w:rPr>
-          <w:rFonts w:ascii="맑은 고딕" w:eastAsia="맑은 고딕" w:hAnsi="맑은 고딕" w:hint="eastAsia"/>
-          <w:color w:val="3A4657"/>
-          <w:sz w:val="20"/>
-          <w:szCs w:val="20"/>
-        </w:rPr>
-        <w:t>아니라</w:t>
-      </w:r>
-      <w:r>
-        <w:rPr>
-          <w:rFonts w:ascii="맑은 고딕" w:eastAsia="맑은 고딕" w:hAnsi="맑은 고딕" w:hint="eastAsia"/>
-          <w:color w:val="3A4657"/>
-          <w:sz w:val="20"/>
-          <w:szCs w:val="20"/>
-        </w:rPr>
-        <w:t xml:space="preserve"> </w:t>
-      </w:r>
-      <w:r>
-        <w:rPr>
-          <w:rFonts w:ascii="맑은 고딕" w:eastAsia="맑은 고딕" w:hAnsi="맑은 고딕" w:hint="eastAsia"/>
-          <w:b/>
-          <w:bCs/>
-          <w:color w:val="3A4657"/>
-          <w:sz w:val="20"/>
-          <w:szCs w:val="20"/>
-        </w:rPr>
-        <w:t>Scaffold</w:t>
-      </w:r>
-      <w:r>
-        <w:rPr>
-          <w:rFonts w:ascii="맑은 고딕" w:eastAsia="맑은 고딕" w:hAnsi="맑은 고딕" w:hint="eastAsia"/>
-          <w:b/>
-          <w:bCs/>
-          <w:color w:val="3A4657"/>
-          <w:sz w:val="20"/>
-          <w:szCs w:val="20"/>
-        </w:rPr>
-        <w:t>와</w:t>
-      </w:r>
-      <w:r>
-        <w:rPr>
-          <w:rFonts w:ascii="맑은 고딕" w:eastAsia="맑은 고딕" w:hAnsi="맑은 고딕" w:hint="eastAsia"/>
-          <w:b/>
-          <w:bCs/>
-          <w:color w:val="3A4657"/>
-          <w:sz w:val="20"/>
-          <w:szCs w:val="20"/>
-        </w:rPr>
-        <w:t xml:space="preserve"> Axiom</w:t>
-      </w:r>
-      <w:r>
-        <w:rPr>
-          <w:rFonts w:ascii="맑은 고딕" w:eastAsia="맑은 고딕" w:hAnsi="맑은 고딕" w:hint="eastAsia"/>
-          <w:b/>
-          <w:bCs/>
-          <w:color w:val="3A4657"/>
-          <w:sz w:val="20"/>
-          <w:szCs w:val="20"/>
-        </w:rPr>
-        <w:t>을</w:t>
-      </w:r>
-      <w:r>
-        <w:rPr>
-          <w:rFonts w:ascii="맑은 고딕" w:eastAsia="맑은 고딕" w:hAnsi="맑은 고딕" w:hint="eastAsia"/>
-          <w:b/>
-          <w:bCs/>
-          <w:color w:val="3A4657"/>
-          <w:sz w:val="20"/>
-          <w:szCs w:val="20"/>
-        </w:rPr>
-        <w:t xml:space="preserve"> </w:t>
-      </w:r>
-      <w:r>
-        <w:rPr>
-          <w:rFonts w:ascii="맑은 고딕" w:eastAsia="맑은 고딕" w:hAnsi="맑은 고딕" w:hint="eastAsia"/>
-          <w:b/>
-          <w:bCs/>
-          <w:color w:val="3A4657"/>
-          <w:sz w:val="20"/>
-          <w:szCs w:val="20"/>
-        </w:rPr>
-        <w:t>하나로</w:t>
-      </w:r>
-      <w:r>
-        <w:rPr>
-          <w:rFonts w:ascii="맑은 고딕" w:eastAsia="맑은 고딕" w:hAnsi="맑은 고딕" w:hint="eastAsia"/>
-          <w:b/>
-          <w:bCs/>
-          <w:color w:val="3A4657"/>
-          <w:sz w:val="20"/>
-          <w:szCs w:val="20"/>
-        </w:rPr>
-        <w:t xml:space="preserve"> </w:t>
-      </w:r>
-      <w:r>
-        <w:rPr>
-          <w:rFonts w:ascii="맑은 고딕" w:eastAsia="맑은 고딕" w:hAnsi="맑은 고딕" w:hint="eastAsia"/>
-          <w:b/>
-          <w:bCs/>
-          <w:color w:val="3A4657"/>
-          <w:sz w:val="20"/>
-          <w:szCs w:val="20"/>
-        </w:rPr>
-        <w:t>묶은</w:t>
-      </w:r>
-      <w:r>
-        <w:rPr>
-          <w:rFonts w:ascii="맑은 고딕" w:eastAsia="맑은 고딕" w:hAnsi="맑은 고딕" w:hint="eastAsia"/>
-          <w:b/>
-          <w:bCs/>
-          <w:color w:val="3A4657"/>
-          <w:sz w:val="20"/>
-          <w:szCs w:val="20"/>
-        </w:rPr>
-        <w:t xml:space="preserve"> 1</w:t>
-      </w:r>
-      <w:r>
-        <w:rPr>
-          <w:rFonts w:ascii="맑은 고딕" w:eastAsia="맑은 고딕" w:hAnsi="맑은 고딕" w:hint="eastAsia"/>
-          <w:b/>
-          <w:bCs/>
-          <w:color w:val="3A4657"/>
-          <w:sz w:val="20"/>
-          <w:szCs w:val="20"/>
-        </w:rPr>
-        <w:t>건</w:t>
-      </w:r>
-      <w:r>
-        <w:rPr>
-          <w:rFonts w:ascii="맑은 고딕" w:eastAsia="맑은 고딕" w:hAnsi="맑은 고딕" w:hint="eastAsia"/>
-          <w:color w:val="3A4657"/>
-          <w:sz w:val="20"/>
-          <w:szCs w:val="20"/>
-        </w:rPr>
-        <w:t>이</w:t>
-      </w:r>
-      <w:r>
-        <w:rPr>
-          <w:rFonts w:ascii="맑은 고딕" w:eastAsia="맑은 고딕" w:hAnsi="맑은 고딕" w:hint="eastAsia"/>
-          <w:color w:val="3A4657"/>
-          <w:sz w:val="20"/>
-          <w:szCs w:val="20"/>
-        </w:rPr>
-        <w:t xml:space="preserve"> </w:t>
-      </w:r>
-      <w:r>
-        <w:rPr>
-          <w:rFonts w:ascii="맑은 고딕" w:eastAsia="맑은 고딕" w:hAnsi="맑은 고딕" w:hint="eastAsia"/>
-          <w:color w:val="3A4657"/>
-          <w:sz w:val="20"/>
-          <w:szCs w:val="20"/>
-        </w:rPr>
-        <w:t>맞습니다</w:t>
+          <w:color w:val="3A4657"/>
+          <w:sz w:val="20"/>
+          <w:szCs w:val="20"/>
+        </w:rPr>
+        <w:t>—</w:t>
+      </w:r>
+      <w:r>
+        <w:rPr>
+          <w:rFonts w:ascii="맑은 고딕" w:eastAsia="맑은 고딕" w:hAnsi="맑은 고딕" w:hint="eastAsia"/>
+          <w:color w:val="3A4657"/>
+          <w:sz w:val="20"/>
+          <w:szCs w:val="20"/>
+        </w:rPr>
+        <w:t xml:space="preserve"> </w:t>
+      </w:r>
+      <w:r>
+        <w:rPr>
+          <w:rFonts w:ascii="맑은 고딕" w:eastAsia="맑은 고딕" w:hAnsi="맑은 고딕" w:hint="eastAsia"/>
+          <w:color w:val="3A4657"/>
+          <w:sz w:val="20"/>
+          <w:szCs w:val="20"/>
+        </w:rPr>
+        <w:t>구체적인</w:t>
+      </w:r>
+      <w:r>
+        <w:rPr>
+          <w:rFonts w:ascii="맑은 고딕" w:eastAsia="맑은 고딕" w:hAnsi="맑은 고딕" w:hint="eastAsia"/>
+          <w:color w:val="3A4657"/>
+          <w:sz w:val="20"/>
+          <w:szCs w:val="20"/>
+        </w:rPr>
+        <w:t xml:space="preserve"> </w:t>
+      </w:r>
+      <w:r>
+        <w:rPr>
+          <w:rFonts w:ascii="맑은 고딕" w:eastAsia="맑은 고딕" w:hAnsi="맑은 고딕" w:hint="eastAsia"/>
+          <w:color w:val="3A4657"/>
+          <w:sz w:val="20"/>
+          <w:szCs w:val="20"/>
+        </w:rPr>
+        <w:t>묶는</w:t>
+      </w:r>
+      <w:r>
+        <w:rPr>
+          <w:rFonts w:ascii="맑은 고딕" w:eastAsia="맑은 고딕" w:hAnsi="맑은 고딕" w:hint="eastAsia"/>
+          <w:color w:val="3A4657"/>
+          <w:sz w:val="20"/>
+          <w:szCs w:val="20"/>
+        </w:rPr>
+        <w:t xml:space="preserve"> </w:t>
+      </w:r>
+      <w:r>
+        <w:rPr>
+          <w:rFonts w:ascii="맑은 고딕" w:eastAsia="맑은 고딕" w:hAnsi="맑은 고딕" w:hint="eastAsia"/>
+          <w:color w:val="3A4657"/>
+          <w:sz w:val="20"/>
+          <w:szCs w:val="20"/>
+        </w:rPr>
+        <w:t>방법은</w:t>
+      </w:r>
+      <w:r>
+        <w:rPr>
+          <w:rFonts w:ascii="맑은 고딕" w:eastAsia="맑은 고딕" w:hAnsi="맑은 고딕" w:hint="eastAsia"/>
+          <w:color w:val="3A4657"/>
+          <w:sz w:val="20"/>
+          <w:szCs w:val="20"/>
+        </w:rPr>
+        <w:t xml:space="preserve"> </w:t>
+      </w:r>
+      <w:r>
+        <w:rPr>
+          <w:rFonts w:ascii="맑은 고딕" w:eastAsia="맑은 고딕" w:hAnsi="맑은 고딕" w:hint="eastAsia"/>
+          <w:color w:val="3A4657"/>
+          <w:sz w:val="20"/>
+          <w:szCs w:val="20"/>
+        </w:rPr>
+        <w:t>다음</w:t>
+      </w:r>
+      <w:r>
+        <w:rPr>
+          <w:rFonts w:ascii="맑은 고딕" w:eastAsia="맑은 고딕" w:hAnsi="맑은 고딕" w:hint="eastAsia"/>
+          <w:color w:val="3A4657"/>
+          <w:sz w:val="20"/>
+          <w:szCs w:val="20"/>
+        </w:rPr>
+        <w:t xml:space="preserve"> </w:t>
+      </w:r>
+      <w:r>
+        <w:rPr>
+          <w:rFonts w:ascii="맑은 고딕" w:eastAsia="맑은 고딕" w:hAnsi="맑은 고딕" w:hint="eastAsia"/>
+          <w:color w:val="3A4657"/>
+          <w:sz w:val="20"/>
+          <w:szCs w:val="20"/>
+        </w:rPr>
+        <w:t>장</w:t>
+      </w:r>
+      <w:r>
+        <w:rPr>
+          <w:rFonts w:ascii="맑은 고딕" w:eastAsia="맑은 고딕" w:hAnsi="맑은 고딕" w:hint="eastAsia"/>
+          <w:color w:val="3A4657"/>
+          <w:sz w:val="20"/>
+          <w:szCs w:val="20"/>
+        </w:rPr>
+        <w:t>(</w:t>
+      </w:r>
+      <w:r>
+        <w:rPr>
+          <w:rFonts w:ascii="맑은 고딕" w:eastAsia="맑은 고딕" w:hAnsi="맑은 고딕" w:hint="eastAsia"/>
+          <w:color w:val="3A4657"/>
+          <w:sz w:val="20"/>
+          <w:szCs w:val="20"/>
+        </w:rPr>
+        <w:t>출원</w:t>
+      </w:r>
+      <w:r>
+        <w:rPr>
+          <w:rFonts w:ascii="맑은 고딕" w:eastAsia="맑은 고딕" w:hAnsi="맑은 고딕" w:hint="eastAsia"/>
+          <w:color w:val="3A4657"/>
+          <w:sz w:val="20"/>
+          <w:szCs w:val="20"/>
+        </w:rPr>
+        <w:t xml:space="preserve"> </w:t>
+      </w:r>
+      <w:r>
+        <w:rPr>
+          <w:rFonts w:ascii="맑은 고딕" w:eastAsia="맑은 고딕" w:hAnsi="맑은 고딕" w:hint="eastAsia"/>
+          <w:color w:val="3A4657"/>
+          <w:sz w:val="20"/>
+          <w:szCs w:val="20"/>
+        </w:rPr>
+        <w:t>설계</w:t>
+      </w:r>
+      <w:r>
+        <w:rPr>
+          <w:rFonts w:ascii="맑은 고딕" w:eastAsia="맑은 고딕" w:hAnsi="맑은 고딕" w:hint="eastAsia"/>
+          <w:color w:val="3A4657"/>
+          <w:sz w:val="20"/>
+          <w:szCs w:val="20"/>
+        </w:rPr>
+        <w:t>)</w:t>
+      </w:r>
+      <w:r>
+        <w:rPr>
+          <w:rFonts w:ascii="맑은 고딕" w:eastAsia="맑은 고딕" w:hAnsi="맑은 고딕" w:hint="eastAsia"/>
+          <w:color w:val="3A4657"/>
+          <w:sz w:val="20"/>
+          <w:szCs w:val="20"/>
+        </w:rPr>
+        <w:t>에서</w:t>
       </w:r>
       <w:r>
         <w:rPr>
@@ -32894,7 +33083,7 @@
     <w:p>
       <w:pPr>
         <w:pStyle w:val="eyebrow"/>
-        <w:divId w:val="416708381"/>
+        <w:divId w:val="205877796"/>
         <w:rPr>
           <w:rFonts w:ascii="맑은 고딕" w:eastAsia="맑은 고딕" w:hAnsi="맑은 고딕" w:hint="eastAsia"/>
         </w:rPr>
@@ -32921,37 +33110,25 @@
         <w:rPr>
           <w:rFonts w:ascii="맑은 고딕" w:eastAsia="맑은 고딕" w:hAnsi="맑은 고딕" w:hint="eastAsia"/>
         </w:rPr>
-        <w:t>최우선</w:t>
-      </w:r>
-      <w:r>
-        <w:rPr>
-          <w:rFonts w:ascii="맑은 고딕" w:eastAsia="맑은 고딕" w:hAnsi="맑은 고딕" w:hint="eastAsia"/>
-        </w:rPr>
-        <w:t xml:space="preserve"> </w:t>
-      </w:r>
-      <w:r>
-        <w:rPr>
-          <w:rFonts w:ascii="맑은 고딕" w:eastAsia="맑은 고딕" w:hAnsi="맑은 고딕" w:hint="eastAsia"/>
-        </w:rPr>
-        <w:t>확인</w:t>
-      </w:r>
-      <w:r>
-        <w:rPr>
-          <w:rFonts w:ascii="맑은 고딕" w:eastAsia="맑은 고딕" w:hAnsi="맑은 고딕" w:hint="eastAsia"/>
-        </w:rPr>
-        <w:t xml:space="preserve"> </w:t>
-      </w:r>
-      <w:r>
-        <w:rPr>
-          <w:rFonts w:ascii="맑은 고딕" w:eastAsia="맑은 고딕" w:hAnsi="맑은 고딕" w:hint="eastAsia"/>
-        </w:rPr>
-        <w:t>사항</w:t>
+        <w:t>출원</w:t>
+      </w:r>
+      <w:r>
+        <w:rPr>
+          <w:rFonts w:ascii="맑은 고딕" w:eastAsia="맑은 고딕" w:hAnsi="맑은 고딕" w:hint="eastAsia"/>
+        </w:rPr>
+        <w:t xml:space="preserve"> </w:t>
+      </w:r>
+      <w:r>
+        <w:rPr>
+          <w:rFonts w:ascii="맑은 고딕" w:eastAsia="맑은 고딕" w:hAnsi="맑은 고딕" w:hint="eastAsia"/>
+        </w:rPr>
+        <w:t>설계</w:t>
       </w:r>
     </w:p>
     <w:p>
       <w:pPr>
         <w:pStyle w:val="2"/>
-        <w:divId w:val="416708381"/>
+        <w:divId w:val="205877796"/>
         <w:rPr>
           <w:rFonts w:ascii="맑은 고딕" w:eastAsia="맑은 고딕" w:hAnsi="맑은 고딕" w:hint="eastAsia"/>
         </w:rPr>
@@ -32960,55 +33137,1236 @@
         <w:rPr>
           <w:rFonts w:ascii="맑은 고딕" w:eastAsia="맑은 고딕" w:hAnsi="맑은 고딕" w:hint="eastAsia"/>
         </w:rPr>
-        <w:t>마감</w:t>
-      </w:r>
-      <w:r>
-        <w:rPr>
-          <w:rFonts w:ascii="맑은 고딕" w:eastAsia="맑은 고딕" w:hAnsi="맑은 고딕" w:hint="eastAsia"/>
-        </w:rPr>
-        <w:t xml:space="preserve"> </w:t>
-      </w:r>
-      <w:r>
-        <w:rPr>
-          <w:rFonts w:ascii="맑은 고딕" w:eastAsia="맑은 고딕" w:hAnsi="맑은 고딕" w:hint="eastAsia"/>
-        </w:rPr>
-        <w:t>시계</w:t>
-      </w:r>
-      <w:r>
-        <w:rPr>
-          <w:rFonts w:ascii="맑은 고딕" w:eastAsia="맑은 고딕" w:hAnsi="맑은 고딕" w:hint="eastAsia"/>
-        </w:rPr>
-        <w:t xml:space="preserve">: </w:t>
-      </w:r>
-      <w:r>
-        <w:rPr>
-          <w:rFonts w:ascii="맑은 고딕" w:eastAsia="맑은 고딕" w:hAnsi="맑은 고딕" w:hint="eastAsia"/>
-        </w:rPr>
-        <w:t>나라마다</w:t>
-      </w:r>
-      <w:r>
-        <w:rPr>
-          <w:rFonts w:ascii="맑은 고딕" w:eastAsia="맑은 고딕" w:hAnsi="맑은 고딕" w:hint="eastAsia"/>
-        </w:rPr>
-        <w:t xml:space="preserve"> </w:t>
-      </w:r>
-      <w:r>
-        <w:rPr>
-          <w:rFonts w:ascii="맑은 고딕" w:eastAsia="맑은 고딕" w:hAnsi="맑은 고딕" w:hint="eastAsia"/>
-        </w:rPr>
-        <w:t>다르게</w:t>
-      </w:r>
-      <w:r>
-        <w:rPr>
-          <w:rFonts w:ascii="맑은 고딕" w:eastAsia="맑은 고딕" w:hAnsi="맑은 고딕" w:hint="eastAsia"/>
-        </w:rPr>
-        <w:t xml:space="preserve"> </w:t>
-      </w:r>
-      <w:r>
-        <w:rPr>
-          <w:rFonts w:ascii="맑은 고딕" w:eastAsia="맑은 고딕" w:hAnsi="맑은 고딕" w:hint="eastAsia"/>
-        </w:rPr>
-        <w:t>돌아갑니다</w:t>
+        <w:t>Scaffold</w:t>
+      </w:r>
+      <w:r>
+        <w:rPr>
+          <w:rFonts w:ascii="맑은 고딕" w:eastAsia="맑은 고딕" w:hAnsi="맑은 고딕" w:hint="eastAsia"/>
+        </w:rPr>
+        <w:t>와</w:t>
+      </w:r>
+      <w:r>
+        <w:rPr>
+          <w:rFonts w:ascii="맑은 고딕" w:eastAsia="맑은 고딕" w:hAnsi="맑은 고딕" w:hint="eastAsia"/>
+        </w:rPr>
+        <w:t xml:space="preserve"> Axiom</w:t>
+      </w:r>
+      <w:r>
+        <w:rPr>
+          <w:rFonts w:ascii="맑은 고딕" w:eastAsia="맑은 고딕" w:hAnsi="맑은 고딕" w:hint="eastAsia"/>
+        </w:rPr>
+        <w:t>을</w:t>
+      </w:r>
+      <w:r>
+        <w:rPr>
+          <w:rFonts w:ascii="맑은 고딕" w:eastAsia="맑은 고딕" w:hAnsi="맑은 고딕" w:hint="eastAsia"/>
+        </w:rPr>
+        <w:t xml:space="preserve"> "</w:t>
+      </w:r>
+      <w:r>
+        <w:rPr>
+          <w:rFonts w:ascii="맑은 고딕" w:eastAsia="맑은 고딕" w:hAnsi="맑은 고딕" w:hint="eastAsia"/>
+        </w:rPr>
+        <w:t>한</w:t>
+      </w:r>
+      <w:r>
+        <w:rPr>
+          <w:rFonts w:ascii="맑은 고딕" w:eastAsia="맑은 고딕" w:hAnsi="맑은 고딕" w:hint="eastAsia"/>
+        </w:rPr>
+        <w:t xml:space="preserve"> </w:t>
+      </w:r>
+      <w:r>
+        <w:rPr>
+          <w:rFonts w:ascii="맑은 고딕" w:eastAsia="맑은 고딕" w:hAnsi="맑은 고딕" w:hint="eastAsia"/>
+        </w:rPr>
+        <w:t>몸</w:t>
+      </w:r>
+      <w:r>
+        <w:rPr>
+          <w:rFonts w:ascii="맑은 고딕" w:eastAsia="맑은 고딕" w:hAnsi="맑은 고딕" w:hint="eastAsia"/>
+        </w:rPr>
+        <w:t>"</w:t>
+      </w:r>
+      <w:r>
+        <w:rPr>
+          <w:rFonts w:ascii="맑은 고딕" w:eastAsia="맑은 고딕" w:hAnsi="맑은 고딕" w:hint="eastAsia"/>
+        </w:rPr>
+        <w:t>으로</w:t>
+      </w:r>
+      <w:r>
+        <w:rPr>
+          <w:rFonts w:ascii="맑은 고딕" w:eastAsia="맑은 고딕" w:hAnsi="맑은 고딕" w:hint="eastAsia"/>
+        </w:rPr>
+        <w:t xml:space="preserve"> </w:t>
+      </w:r>
+      <w:r>
+        <w:rPr>
+          <w:rFonts w:ascii="맑은 고딕" w:eastAsia="맑은 고딕" w:hAnsi="맑은 고딕" w:hint="eastAsia"/>
+        </w:rPr>
+        <w:t>묶어서</w:t>
+      </w:r>
+      <w:r>
+        <w:rPr>
+          <w:rFonts w:ascii="맑은 고딕" w:eastAsia="맑은 고딕" w:hAnsi="맑은 고딕" w:hint="eastAsia"/>
+        </w:rPr>
+        <w:t xml:space="preserve"> </w:t>
+      </w:r>
+      <w:r>
+        <w:rPr>
+          <w:rFonts w:ascii="맑은 고딕" w:eastAsia="맑은 고딕" w:hAnsi="맑은 고딕" w:hint="eastAsia"/>
+        </w:rPr>
+        <w:t>출원합니다</w:t>
+      </w:r>
+    </w:p>
+    <w:p>
+      <w:pPr>
+        <w:shd w:val="clear" w:color="auto" w:fill="EAF0FC"/>
+        <w:spacing w:before="160" w:after="160"/>
+        <w:divId w:val="217057563"/>
+        <w:rPr>
+          <w:rFonts w:ascii="맑은 고딕" w:eastAsia="맑은 고딕" w:hAnsi="맑은 고딕" w:hint="eastAsia"/>
+          <w:b/>
+          <w:bCs/>
+          <w:color w:val="1C2530"/>
+        </w:rPr>
+      </w:pPr>
+      <w:r>
+        <w:rPr>
+          <w:rFonts w:ascii="맑은 고딕" w:eastAsia="맑은 고딕" w:hAnsi="맑은 고딕" w:hint="eastAsia"/>
+          <w:b/>
+          <w:bCs/>
+          <w:color w:val="1C2530"/>
+        </w:rPr>
+        <w:t>"</w:t>
+      </w:r>
+      <w:r>
+        <w:rPr>
+          <w:rFonts w:ascii="맑은 고딕" w:eastAsia="맑은 고딕" w:hAnsi="맑은 고딕" w:hint="eastAsia"/>
+          <w:b/>
+          <w:bCs/>
+          <w:color w:val="1C2530"/>
+        </w:rPr>
+        <w:t>미리</w:t>
+      </w:r>
+      <w:r>
+        <w:rPr>
+          <w:rFonts w:ascii="맑은 고딕" w:eastAsia="맑은 고딕" w:hAnsi="맑은 고딕" w:hint="eastAsia"/>
+          <w:b/>
+          <w:bCs/>
+          <w:color w:val="1C2530"/>
+        </w:rPr>
+        <w:t xml:space="preserve"> </w:t>
+      </w:r>
+      <w:r>
+        <w:rPr>
+          <w:rFonts w:ascii="맑은 고딕" w:eastAsia="맑은 고딕" w:hAnsi="맑은 고딕" w:hint="eastAsia"/>
+          <w:b/>
+          <w:bCs/>
+          <w:color w:val="1C2530"/>
+        </w:rPr>
+        <w:t>정한</w:t>
+      </w:r>
+      <w:r>
+        <w:rPr>
+          <w:rFonts w:ascii="맑은 고딕" w:eastAsia="맑은 고딕" w:hAnsi="맑은 고딕" w:hint="eastAsia"/>
+          <w:b/>
+          <w:bCs/>
+          <w:color w:val="1C2530"/>
+        </w:rPr>
+        <w:t xml:space="preserve"> </w:t>
+      </w:r>
+      <w:r>
+        <w:rPr>
+          <w:rFonts w:ascii="맑은 고딕" w:eastAsia="맑은 고딕" w:hAnsi="맑은 고딕" w:hint="eastAsia"/>
+          <w:b/>
+          <w:bCs/>
+          <w:color w:val="1C2530"/>
+        </w:rPr>
+        <w:t>규칙을</w:t>
+      </w:r>
+      <w:r>
+        <w:rPr>
+          <w:rFonts w:ascii="맑은 고딕" w:eastAsia="맑은 고딕" w:hAnsi="맑은 고딕" w:hint="eastAsia"/>
+          <w:b/>
+          <w:bCs/>
+          <w:color w:val="1C2530"/>
+        </w:rPr>
+        <w:t xml:space="preserve"> </w:t>
+      </w:r>
+      <w:r>
+        <w:rPr>
+          <w:rFonts w:ascii="맑은 고딕" w:eastAsia="맑은 고딕" w:hAnsi="맑은 고딕" w:hint="eastAsia"/>
+          <w:b/>
+          <w:bCs/>
+          <w:color w:val="1C2530"/>
+        </w:rPr>
+        <w:t>가진</w:t>
+      </w:r>
+      <w:r>
+        <w:rPr>
+          <w:rFonts w:ascii="맑은 고딕" w:eastAsia="맑은 고딕" w:hAnsi="맑은 고딕" w:hint="eastAsia"/>
+          <w:b/>
+          <w:bCs/>
+          <w:color w:val="1C2530"/>
+        </w:rPr>
+        <w:t xml:space="preserve"> Scaffold" + "</w:t>
+      </w:r>
+      <w:r>
+        <w:rPr>
+          <w:rFonts w:ascii="맑은 고딕" w:eastAsia="맑은 고딕" w:hAnsi="맑은 고딕" w:hint="eastAsia"/>
+          <w:b/>
+          <w:bCs/>
+          <w:color w:val="1C2530"/>
+        </w:rPr>
+        <w:t>그</w:t>
+      </w:r>
+      <w:r>
+        <w:rPr>
+          <w:rFonts w:ascii="맑은 고딕" w:eastAsia="맑은 고딕" w:hAnsi="맑은 고딕" w:hint="eastAsia"/>
+          <w:b/>
+          <w:bCs/>
+          <w:color w:val="1C2530"/>
+        </w:rPr>
+        <w:t xml:space="preserve"> </w:t>
+      </w:r>
+      <w:r>
+        <w:rPr>
+          <w:rFonts w:ascii="맑은 고딕" w:eastAsia="맑은 고딕" w:hAnsi="맑은 고딕" w:hint="eastAsia"/>
+          <w:b/>
+          <w:bCs/>
+          <w:color w:val="1C2530"/>
+        </w:rPr>
+        <w:t>규칙으로</w:t>
+      </w:r>
+      <w:r>
+        <w:rPr>
+          <w:rFonts w:ascii="맑은 고딕" w:eastAsia="맑은 고딕" w:hAnsi="맑은 고딕" w:hint="eastAsia"/>
+          <w:b/>
+          <w:bCs/>
+          <w:color w:val="1C2530"/>
+        </w:rPr>
+        <w:t xml:space="preserve"> </w:t>
+      </w:r>
+      <w:r>
+        <w:rPr>
+          <w:rFonts w:ascii="맑은 고딕" w:eastAsia="맑은 고딕" w:hAnsi="맑은 고딕" w:hint="eastAsia"/>
+          <w:b/>
+          <w:bCs/>
+          <w:color w:val="1C2530"/>
+        </w:rPr>
+        <w:t>채점하는</w:t>
+      </w:r>
+      <w:r>
+        <w:rPr>
+          <w:rFonts w:ascii="맑은 고딕" w:eastAsia="맑은 고딕" w:hAnsi="맑은 고딕" w:hint="eastAsia"/>
+          <w:b/>
+          <w:bCs/>
+          <w:color w:val="1C2530"/>
+        </w:rPr>
+        <w:t xml:space="preserve"> Axiom"</w:t>
+      </w:r>
+      <w:r>
+        <w:rPr>
+          <w:rFonts w:ascii="맑은 고딕" w:eastAsia="맑은 고딕" w:hAnsi="맑은 고딕" w:hint="eastAsia"/>
+          <w:b/>
+          <w:bCs/>
+          <w:color w:val="1C2530"/>
+        </w:rPr>
+        <w:br/>
+        <w:t xml:space="preserve">= </w:t>
+      </w:r>
+      <w:r>
+        <w:rPr>
+          <w:rFonts w:ascii="맑은 고딕" w:eastAsia="맑은 고딕" w:hAnsi="맑은 고딕" w:hint="eastAsia"/>
+          <w:b/>
+          <w:bCs/>
+          <w:color w:val="1C2530"/>
+        </w:rPr>
+        <w:t>서로</w:t>
+      </w:r>
+      <w:r>
+        <w:rPr>
+          <w:rFonts w:ascii="맑은 고딕" w:eastAsia="맑은 고딕" w:hAnsi="맑은 고딕" w:hint="eastAsia"/>
+          <w:b/>
+          <w:bCs/>
+          <w:color w:val="1C2530"/>
+        </w:rPr>
+        <w:t xml:space="preserve"> </w:t>
+      </w:r>
+      <w:r>
+        <w:rPr>
+          <w:rFonts w:ascii="맑은 고딕" w:eastAsia="맑은 고딕" w:hAnsi="맑은 고딕" w:hint="eastAsia"/>
+          <w:b/>
+          <w:bCs/>
+          <w:color w:val="1C2530"/>
+        </w:rPr>
+        <w:t>맞물려야</w:t>
+      </w:r>
+      <w:r>
+        <w:rPr>
+          <w:rFonts w:ascii="맑은 고딕" w:eastAsia="맑은 고딕" w:hAnsi="맑은 고딕" w:hint="eastAsia"/>
+          <w:b/>
+          <w:bCs/>
+          <w:color w:val="1C2530"/>
+        </w:rPr>
+        <w:t xml:space="preserve"> </w:t>
+      </w:r>
+      <w:r>
+        <w:rPr>
+          <w:rFonts w:ascii="맑은 고딕" w:eastAsia="맑은 고딕" w:hAnsi="맑은 고딕" w:hint="eastAsia"/>
+          <w:b/>
+          <w:bCs/>
+          <w:color w:val="1C2530"/>
+        </w:rPr>
+        <w:t>돌아가는</w:t>
+      </w:r>
+      <w:r>
+        <w:rPr>
+          <w:rFonts w:ascii="맑은 고딕" w:eastAsia="맑은 고딕" w:hAnsi="맑은 고딕" w:hint="eastAsia"/>
+          <w:b/>
+          <w:bCs/>
+          <w:color w:val="1C2530"/>
+        </w:rPr>
+        <w:t xml:space="preserve"> </w:t>
+      </w:r>
+      <w:r>
+        <w:rPr>
+          <w:rStyle w:val="a6"/>
+          <w:rFonts w:ascii="맑은 고딕" w:eastAsia="맑은 고딕" w:hAnsi="맑은 고딕" w:hint="eastAsia"/>
+          <w:b/>
+          <w:bCs/>
+          <w:color w:val="1C2530"/>
+        </w:rPr>
+        <w:t>하나의</w:t>
+      </w:r>
+      <w:r>
+        <w:rPr>
+          <w:rStyle w:val="a6"/>
+          <w:rFonts w:ascii="맑은 고딕" w:eastAsia="맑은 고딕" w:hAnsi="맑은 고딕" w:hint="eastAsia"/>
+          <w:b/>
+          <w:bCs/>
+          <w:color w:val="1C2530"/>
+        </w:rPr>
+        <w:t xml:space="preserve"> </w:t>
+      </w:r>
+      <w:r>
+        <w:rPr>
+          <w:rStyle w:val="a6"/>
+          <w:rFonts w:ascii="맑은 고딕" w:eastAsia="맑은 고딕" w:hAnsi="맑은 고딕" w:hint="eastAsia"/>
+          <w:b/>
+          <w:bCs/>
+          <w:color w:val="1C2530"/>
+        </w:rPr>
+        <w:t>시스템</w:t>
+      </w:r>
+      <w:r>
+        <w:rPr>
+          <w:rFonts w:ascii="맑은 고딕" w:eastAsia="맑은 고딕" w:hAnsi="맑은 고딕" w:hint="eastAsia"/>
+          <w:b/>
+          <w:bCs/>
+          <w:color w:val="1C2530"/>
+        </w:rPr>
+        <w:t>으로</w:t>
+      </w:r>
+      <w:r>
+        <w:rPr>
+          <w:rFonts w:ascii="맑은 고딕" w:eastAsia="맑은 고딕" w:hAnsi="맑은 고딕" w:hint="eastAsia"/>
+          <w:b/>
+          <w:bCs/>
+          <w:color w:val="1C2530"/>
+        </w:rPr>
+        <w:t xml:space="preserve"> </w:t>
+      </w:r>
+      <w:r>
+        <w:rPr>
+          <w:rFonts w:ascii="맑은 고딕" w:eastAsia="맑은 고딕" w:hAnsi="맑은 고딕" w:hint="eastAsia"/>
+          <w:b/>
+          <w:bCs/>
+          <w:color w:val="1C2530"/>
+        </w:rPr>
+        <w:t>청구합니다</w:t>
+      </w:r>
+      <w:r>
+        <w:rPr>
+          <w:rFonts w:ascii="맑은 고딕" w:eastAsia="맑은 고딕" w:hAnsi="맑은 고딕" w:hint="eastAsia"/>
+          <w:b/>
+          <w:bCs/>
+          <w:color w:val="1C2530"/>
+        </w:rPr>
+        <w:t xml:space="preserve">. </w:t>
+      </w:r>
+      <w:r>
+        <w:rPr>
+          <w:rFonts w:ascii="맑은 고딕" w:eastAsia="맑은 고딕" w:hAnsi="맑은 고딕" w:hint="eastAsia"/>
+          <w:color w:val="55637A"/>
+          <w:sz w:val="19"/>
+          <w:szCs w:val="19"/>
+        </w:rPr>
+        <w:t>이렇게</w:t>
+      </w:r>
+      <w:r>
+        <w:rPr>
+          <w:rFonts w:ascii="맑은 고딕" w:eastAsia="맑은 고딕" w:hAnsi="맑은 고딕" w:hint="eastAsia"/>
+          <w:color w:val="55637A"/>
+          <w:sz w:val="19"/>
+          <w:szCs w:val="19"/>
+        </w:rPr>
+        <w:t xml:space="preserve"> </w:t>
+      </w:r>
+      <w:r>
+        <w:rPr>
+          <w:rFonts w:ascii="맑은 고딕" w:eastAsia="맑은 고딕" w:hAnsi="맑은 고딕" w:hint="eastAsia"/>
+          <w:color w:val="55637A"/>
+          <w:sz w:val="19"/>
+          <w:szCs w:val="19"/>
+        </w:rPr>
+        <w:t>하면</w:t>
+      </w:r>
+      <w:r>
+        <w:rPr>
+          <w:rFonts w:ascii="맑은 고딕" w:eastAsia="맑은 고딕" w:hAnsi="맑은 고딕" w:hint="eastAsia"/>
+          <w:color w:val="55637A"/>
+          <w:sz w:val="19"/>
+          <w:szCs w:val="19"/>
+        </w:rPr>
+        <w:t xml:space="preserve"> Scaffold</w:t>
+      </w:r>
+      <w:r>
+        <w:rPr>
+          <w:rFonts w:ascii="맑은 고딕" w:eastAsia="맑은 고딕" w:hAnsi="맑은 고딕" w:hint="eastAsia"/>
+          <w:color w:val="55637A"/>
+          <w:sz w:val="19"/>
+          <w:szCs w:val="19"/>
+        </w:rPr>
+        <w:t>가</w:t>
+      </w:r>
+      <w:r>
+        <w:rPr>
+          <w:rFonts w:ascii="맑은 고딕" w:eastAsia="맑은 고딕" w:hAnsi="맑은 고딕" w:hint="eastAsia"/>
+          <w:color w:val="55637A"/>
+          <w:sz w:val="19"/>
+          <w:szCs w:val="19"/>
+        </w:rPr>
+        <w:t xml:space="preserve"> "</w:t>
+      </w:r>
+      <w:r>
+        <w:rPr>
+          <w:rFonts w:ascii="맑은 고딕" w:eastAsia="맑은 고딕" w:hAnsi="맑은 고딕" w:hint="eastAsia"/>
+          <w:color w:val="55637A"/>
+          <w:sz w:val="19"/>
+          <w:szCs w:val="19"/>
+        </w:rPr>
+        <w:t>특허가</w:t>
+      </w:r>
+      <w:r>
+        <w:rPr>
+          <w:rFonts w:ascii="맑은 고딕" w:eastAsia="맑은 고딕" w:hAnsi="맑은 고딕" w:hint="eastAsia"/>
+          <w:color w:val="55637A"/>
+          <w:sz w:val="19"/>
+          <w:szCs w:val="19"/>
+        </w:rPr>
+        <w:t xml:space="preserve"> </w:t>
+      </w:r>
+      <w:r>
+        <w:rPr>
+          <w:rFonts w:ascii="맑은 고딕" w:eastAsia="맑은 고딕" w:hAnsi="맑은 고딕" w:hint="eastAsia"/>
+          <w:color w:val="55637A"/>
+          <w:sz w:val="19"/>
+          <w:szCs w:val="19"/>
+        </w:rPr>
+        <w:t>안</w:t>
+      </w:r>
+      <w:r>
+        <w:rPr>
+          <w:rFonts w:ascii="맑은 고딕" w:eastAsia="맑은 고딕" w:hAnsi="맑은 고딕" w:hint="eastAsia"/>
+          <w:color w:val="55637A"/>
+          <w:sz w:val="19"/>
+          <w:szCs w:val="19"/>
+        </w:rPr>
+        <w:t xml:space="preserve"> </w:t>
+      </w:r>
+      <w:r>
+        <w:rPr>
+          <w:rFonts w:ascii="맑은 고딕" w:eastAsia="맑은 고딕" w:hAnsi="맑은 고딕" w:hint="eastAsia"/>
+          <w:color w:val="55637A"/>
+          <w:sz w:val="19"/>
+          <w:szCs w:val="19"/>
+        </w:rPr>
+        <w:t>되는</w:t>
+      </w:r>
+      <w:r>
+        <w:rPr>
+          <w:rFonts w:ascii="맑은 고딕" w:eastAsia="맑은 고딕" w:hAnsi="맑은 고딕" w:hint="eastAsia"/>
+          <w:color w:val="55637A"/>
+          <w:sz w:val="19"/>
+          <w:szCs w:val="19"/>
+        </w:rPr>
+        <w:t xml:space="preserve"> </w:t>
+      </w:r>
+      <w:r>
+        <w:rPr>
+          <w:rFonts w:ascii="맑은 고딕" w:eastAsia="맑은 고딕" w:hAnsi="맑은 고딕" w:hint="eastAsia"/>
+          <w:color w:val="55637A"/>
+          <w:sz w:val="19"/>
+          <w:szCs w:val="19"/>
+        </w:rPr>
+        <w:t>것</w:t>
+      </w:r>
+      <w:r>
+        <w:rPr>
+          <w:rFonts w:ascii="맑은 고딕" w:eastAsia="맑은 고딕" w:hAnsi="맑은 고딕" w:hint="eastAsia"/>
+          <w:color w:val="55637A"/>
+          <w:sz w:val="19"/>
+          <w:szCs w:val="19"/>
+        </w:rPr>
+        <w:t>"</w:t>
+      </w:r>
+      <w:r>
+        <w:rPr>
+          <w:rFonts w:ascii="맑은 고딕" w:eastAsia="맑은 고딕" w:hAnsi="맑은 고딕" w:hint="eastAsia"/>
+          <w:color w:val="55637A"/>
+          <w:sz w:val="19"/>
+          <w:szCs w:val="19"/>
+        </w:rPr>
+        <w:t>이</w:t>
+      </w:r>
+      <w:r>
+        <w:rPr>
+          <w:rFonts w:ascii="맑은 고딕" w:eastAsia="맑은 고딕" w:hAnsi="맑은 고딕" w:hint="eastAsia"/>
+          <w:color w:val="55637A"/>
+          <w:sz w:val="19"/>
+          <w:szCs w:val="19"/>
+        </w:rPr>
+        <w:t xml:space="preserve"> </w:t>
+      </w:r>
+      <w:r>
+        <w:rPr>
+          <w:rFonts w:ascii="맑은 고딕" w:eastAsia="맑은 고딕" w:hAnsi="맑은 고딕" w:hint="eastAsia"/>
+          <w:color w:val="55637A"/>
+          <w:sz w:val="19"/>
+          <w:szCs w:val="19"/>
+        </w:rPr>
+        <w:t>아니라</w:t>
+      </w:r>
+      <w:r>
+        <w:rPr>
+          <w:rFonts w:ascii="맑은 고딕" w:eastAsia="맑은 고딕" w:hAnsi="맑은 고딕" w:hint="eastAsia"/>
+          <w:color w:val="55637A"/>
+          <w:sz w:val="19"/>
+          <w:szCs w:val="19"/>
+        </w:rPr>
+        <w:t xml:space="preserve"> </w:t>
+      </w:r>
+      <w:r>
+        <w:rPr>
+          <w:rFonts w:ascii="맑은 고딕" w:eastAsia="맑은 고딕" w:hAnsi="맑은 고딕" w:hint="eastAsia"/>
+          <w:color w:val="55637A"/>
+          <w:sz w:val="19"/>
+          <w:szCs w:val="19"/>
+        </w:rPr>
+        <w:t>특허</w:t>
+      </w:r>
+      <w:r>
+        <w:rPr>
+          <w:rFonts w:ascii="맑은 고딕" w:eastAsia="맑은 고딕" w:hAnsi="맑은 고딕" w:hint="eastAsia"/>
+          <w:color w:val="55637A"/>
+          <w:sz w:val="19"/>
+          <w:szCs w:val="19"/>
+        </w:rPr>
+        <w:t xml:space="preserve"> </w:t>
+      </w:r>
+      <w:r>
+        <w:rPr>
+          <w:rFonts w:ascii="맑은 고딕" w:eastAsia="맑은 고딕" w:hAnsi="맑은 고딕" w:hint="eastAsia"/>
+          <w:color w:val="55637A"/>
+          <w:sz w:val="19"/>
+          <w:szCs w:val="19"/>
+        </w:rPr>
+        <w:t>문장</w:t>
+      </w:r>
+      <w:r>
+        <w:rPr>
+          <w:rFonts w:ascii="맑은 고딕" w:eastAsia="맑은 고딕" w:hAnsi="맑은 고딕" w:hint="eastAsia"/>
+          <w:color w:val="55637A"/>
+          <w:sz w:val="19"/>
+          <w:szCs w:val="19"/>
+        </w:rPr>
+        <w:t xml:space="preserve"> </w:t>
+      </w:r>
+      <w:r>
+        <w:rPr>
+          <w:rFonts w:ascii="맑은 고딕" w:eastAsia="맑은 고딕" w:hAnsi="맑은 고딕" w:hint="eastAsia"/>
+          <w:color w:val="55637A"/>
+          <w:sz w:val="19"/>
+          <w:szCs w:val="19"/>
+        </w:rPr>
+        <w:t>안의</w:t>
+      </w:r>
+      <w:r>
+        <w:rPr>
+          <w:rFonts w:ascii="맑은 고딕" w:eastAsia="맑은 고딕" w:hAnsi="맑은 고딕" w:hint="eastAsia"/>
+          <w:color w:val="55637A"/>
+          <w:sz w:val="19"/>
+          <w:szCs w:val="19"/>
+        </w:rPr>
+        <w:t xml:space="preserve"> </w:t>
+      </w:r>
+      <w:r>
+        <w:rPr>
+          <w:rFonts w:ascii="맑은 고딕" w:eastAsia="맑은 고딕" w:hAnsi="맑은 고딕" w:hint="eastAsia"/>
+          <w:color w:val="55637A"/>
+          <w:sz w:val="19"/>
+          <w:szCs w:val="19"/>
+        </w:rPr>
+        <w:t>구성요소로</w:t>
+      </w:r>
+      <w:r>
+        <w:rPr>
+          <w:rFonts w:ascii="맑은 고딕" w:eastAsia="맑은 고딕" w:hAnsi="맑은 고딕" w:hint="eastAsia"/>
+          <w:color w:val="55637A"/>
+          <w:sz w:val="19"/>
+          <w:szCs w:val="19"/>
+        </w:rPr>
+        <w:t xml:space="preserve"> </w:t>
+      </w:r>
+      <w:r>
+        <w:rPr>
+          <w:rFonts w:ascii="맑은 고딕" w:eastAsia="맑은 고딕" w:hAnsi="맑은 고딕" w:hint="eastAsia"/>
+          <w:color w:val="55637A"/>
+          <w:sz w:val="19"/>
+          <w:szCs w:val="19"/>
+        </w:rPr>
+        <w:t>들어옵니다</w:t>
+      </w:r>
+      <w:r>
+        <w:rPr>
+          <w:rFonts w:ascii="맑은 고딕" w:eastAsia="맑은 고딕" w:hAnsi="맑은 고딕" w:hint="eastAsia"/>
+          <w:color w:val="55637A"/>
+          <w:sz w:val="19"/>
+          <w:szCs w:val="19"/>
+        </w:rPr>
+        <w:t xml:space="preserve">. </w:t>
+      </w:r>
+      <w:r>
+        <w:rPr>
+          <w:rFonts w:ascii="맑은 고딕" w:eastAsia="맑은 고딕" w:hAnsi="맑은 고딕" w:hint="eastAsia"/>
+          <w:color w:val="55637A"/>
+          <w:sz w:val="19"/>
+          <w:szCs w:val="19"/>
+        </w:rPr>
+        <w:t>그리고</w:t>
+      </w:r>
+      <w:r>
+        <w:rPr>
+          <w:rFonts w:ascii="맑은 고딕" w:eastAsia="맑은 고딕" w:hAnsi="맑은 고딕" w:hint="eastAsia"/>
+          <w:color w:val="55637A"/>
+          <w:sz w:val="19"/>
+          <w:szCs w:val="19"/>
+        </w:rPr>
+        <w:t xml:space="preserve"> </w:t>
+      </w:r>
+      <w:r>
+        <w:rPr>
+          <w:rFonts w:ascii="맑은 고딕" w:eastAsia="맑은 고딕" w:hAnsi="맑은 고딕" w:hint="eastAsia"/>
+          <w:color w:val="55637A"/>
+          <w:sz w:val="19"/>
+          <w:szCs w:val="19"/>
+        </w:rPr>
+        <w:t>파는</w:t>
+      </w:r>
+      <w:r>
+        <w:rPr>
+          <w:rFonts w:ascii="맑은 고딕" w:eastAsia="맑은 고딕" w:hAnsi="맑은 고딕" w:hint="eastAsia"/>
+          <w:color w:val="55637A"/>
+          <w:sz w:val="19"/>
+          <w:szCs w:val="19"/>
+        </w:rPr>
+        <w:t xml:space="preserve"> </w:t>
+      </w:r>
+      <w:r>
+        <w:rPr>
+          <w:rFonts w:ascii="맑은 고딕" w:eastAsia="맑은 고딕" w:hAnsi="맑은 고딕" w:hint="eastAsia"/>
+          <w:color w:val="55637A"/>
+          <w:sz w:val="19"/>
+          <w:szCs w:val="19"/>
+        </w:rPr>
+        <w:t>상품과</w:t>
+      </w:r>
+      <w:r>
+        <w:rPr>
+          <w:rFonts w:ascii="맑은 고딕" w:eastAsia="맑은 고딕" w:hAnsi="맑은 고딕" w:hint="eastAsia"/>
+          <w:color w:val="55637A"/>
+          <w:sz w:val="19"/>
+          <w:szCs w:val="19"/>
+        </w:rPr>
+        <w:t xml:space="preserve"> </w:t>
+      </w:r>
+      <w:r>
+        <w:rPr>
+          <w:rFonts w:ascii="맑은 고딕" w:eastAsia="맑은 고딕" w:hAnsi="맑은 고딕" w:hint="eastAsia"/>
+          <w:color w:val="55637A"/>
+          <w:sz w:val="19"/>
+          <w:szCs w:val="19"/>
+        </w:rPr>
+        <w:t>특허가</w:t>
+      </w:r>
+      <w:r>
+        <w:rPr>
+          <w:rFonts w:ascii="맑은 고딕" w:eastAsia="맑은 고딕" w:hAnsi="맑은 고딕" w:hint="eastAsia"/>
+          <w:color w:val="55637A"/>
+          <w:sz w:val="19"/>
+          <w:szCs w:val="19"/>
+        </w:rPr>
+        <w:t xml:space="preserve"> 1:1</w:t>
+      </w:r>
+      <w:r>
+        <w:rPr>
+          <w:rFonts w:ascii="맑은 고딕" w:eastAsia="맑은 고딕" w:hAnsi="맑은 고딕" w:hint="eastAsia"/>
+          <w:color w:val="55637A"/>
+          <w:sz w:val="19"/>
+          <w:szCs w:val="19"/>
+        </w:rPr>
+        <w:t>로</w:t>
+      </w:r>
+      <w:r>
+        <w:rPr>
+          <w:rFonts w:ascii="맑은 고딕" w:eastAsia="맑은 고딕" w:hAnsi="맑은 고딕" w:hint="eastAsia"/>
+          <w:color w:val="55637A"/>
+          <w:sz w:val="19"/>
+          <w:szCs w:val="19"/>
+        </w:rPr>
+        <w:t xml:space="preserve"> </w:t>
+      </w:r>
+      <w:r>
+        <w:rPr>
+          <w:rFonts w:ascii="맑은 고딕" w:eastAsia="맑은 고딕" w:hAnsi="맑은 고딕" w:hint="eastAsia"/>
+          <w:color w:val="55637A"/>
+          <w:sz w:val="19"/>
+          <w:szCs w:val="19"/>
+        </w:rPr>
+        <w:t>일치해서</w:t>
+      </w:r>
+      <w:r>
+        <w:rPr>
+          <w:rFonts w:ascii="맑은 고딕" w:eastAsia="맑은 고딕" w:hAnsi="맑은 고딕" w:hint="eastAsia"/>
+          <w:color w:val="55637A"/>
+          <w:sz w:val="19"/>
+          <w:szCs w:val="19"/>
+        </w:rPr>
+        <w:t xml:space="preserve"> "</w:t>
+      </w:r>
+      <w:r>
+        <w:rPr>
+          <w:rFonts w:ascii="맑은 고딕" w:eastAsia="맑은 고딕" w:hAnsi="맑은 고딕" w:hint="eastAsia"/>
+          <w:color w:val="55637A"/>
+          <w:sz w:val="19"/>
+          <w:szCs w:val="19"/>
+        </w:rPr>
+        <w:t>우리</w:t>
+      </w:r>
+      <w:r>
+        <w:rPr>
+          <w:rFonts w:ascii="맑은 고딕" w:eastAsia="맑은 고딕" w:hAnsi="맑은 고딕" w:hint="eastAsia"/>
+          <w:color w:val="55637A"/>
+          <w:sz w:val="19"/>
+          <w:szCs w:val="19"/>
+        </w:rPr>
+        <w:t xml:space="preserve"> </w:t>
+      </w:r>
+      <w:r>
+        <w:rPr>
+          <w:rFonts w:ascii="맑은 고딕" w:eastAsia="맑은 고딕" w:hAnsi="맑은 고딕" w:hint="eastAsia"/>
+          <w:color w:val="55637A"/>
+          <w:sz w:val="19"/>
+          <w:szCs w:val="19"/>
+        </w:rPr>
+        <w:t>제품</w:t>
+      </w:r>
+      <w:r>
+        <w:rPr>
+          <w:rFonts w:ascii="맑은 고딕" w:eastAsia="맑은 고딕" w:hAnsi="맑은 고딕" w:hint="eastAsia"/>
+          <w:color w:val="55637A"/>
+          <w:sz w:val="19"/>
+          <w:szCs w:val="19"/>
+        </w:rPr>
+        <w:t xml:space="preserve"> </w:t>
+      </w:r>
+      <w:r>
+        <w:rPr>
+          <w:rFonts w:ascii="맑은 고딕" w:eastAsia="맑은 고딕" w:hAnsi="맑은 고딕" w:hint="eastAsia"/>
+          <w:color w:val="55637A"/>
+          <w:sz w:val="19"/>
+          <w:szCs w:val="19"/>
+        </w:rPr>
+        <w:t>그</w:t>
+      </w:r>
+      <w:r>
+        <w:rPr>
+          <w:rFonts w:ascii="맑은 고딕" w:eastAsia="맑은 고딕" w:hAnsi="맑은 고딕" w:hint="eastAsia"/>
+          <w:color w:val="55637A"/>
+          <w:sz w:val="19"/>
+          <w:szCs w:val="19"/>
+        </w:rPr>
+        <w:t xml:space="preserve"> </w:t>
+      </w:r>
+      <w:r>
+        <w:rPr>
+          <w:rFonts w:ascii="맑은 고딕" w:eastAsia="맑은 고딕" w:hAnsi="맑은 고딕" w:hint="eastAsia"/>
+          <w:color w:val="55637A"/>
+          <w:sz w:val="19"/>
+          <w:szCs w:val="19"/>
+        </w:rPr>
+        <w:t>자체가</w:t>
+      </w:r>
+      <w:r>
+        <w:rPr>
+          <w:rFonts w:ascii="맑은 고딕" w:eastAsia="맑은 고딕" w:hAnsi="맑은 고딕" w:hint="eastAsia"/>
+          <w:color w:val="55637A"/>
+          <w:sz w:val="19"/>
+          <w:szCs w:val="19"/>
+        </w:rPr>
+        <w:t xml:space="preserve"> </w:t>
+      </w:r>
+      <w:r>
+        <w:rPr>
+          <w:rFonts w:ascii="맑은 고딕" w:eastAsia="맑은 고딕" w:hAnsi="맑은 고딕" w:hint="eastAsia"/>
+          <w:color w:val="55637A"/>
+          <w:sz w:val="19"/>
+          <w:szCs w:val="19"/>
+        </w:rPr>
+        <w:t>특허</w:t>
+      </w:r>
+      <w:r>
+        <w:rPr>
+          <w:rFonts w:ascii="맑은 고딕" w:eastAsia="맑은 고딕" w:hAnsi="맑은 고딕" w:hint="eastAsia"/>
+          <w:color w:val="55637A"/>
+          <w:sz w:val="19"/>
+          <w:szCs w:val="19"/>
+        </w:rPr>
+        <w:t xml:space="preserve"> </w:t>
+      </w:r>
+      <w:r>
+        <w:rPr>
+          <w:rFonts w:ascii="맑은 고딕" w:eastAsia="맑은 고딕" w:hAnsi="맑은 고딕" w:hint="eastAsia"/>
+          <w:color w:val="55637A"/>
+          <w:sz w:val="19"/>
+          <w:szCs w:val="19"/>
+        </w:rPr>
+        <w:t>출원</w:t>
+      </w:r>
+      <w:r>
+        <w:rPr>
+          <w:rFonts w:ascii="맑은 고딕" w:eastAsia="맑은 고딕" w:hAnsi="맑은 고딕" w:hint="eastAsia"/>
+          <w:color w:val="55637A"/>
+          <w:sz w:val="19"/>
+          <w:szCs w:val="19"/>
+        </w:rPr>
+        <w:t xml:space="preserve"> </w:t>
+      </w:r>
+      <w:r>
+        <w:rPr>
+          <w:rFonts w:ascii="맑은 고딕" w:eastAsia="맑은 고딕" w:hAnsi="맑은 고딕" w:hint="eastAsia"/>
+          <w:color w:val="55637A"/>
+          <w:sz w:val="19"/>
+          <w:szCs w:val="19"/>
+        </w:rPr>
+        <w:t>중</w:t>
+      </w:r>
+      <w:r>
+        <w:rPr>
+          <w:rFonts w:ascii="맑은 고딕" w:eastAsia="맑은 고딕" w:hAnsi="맑은 고딕" w:hint="eastAsia"/>
+          <w:color w:val="55637A"/>
+          <w:sz w:val="19"/>
+          <w:szCs w:val="19"/>
+        </w:rPr>
+        <w:t>"</w:t>
+      </w:r>
+      <w:r>
+        <w:rPr>
+          <w:rFonts w:ascii="맑은 고딕" w:eastAsia="맑은 고딕" w:hAnsi="맑은 고딕" w:hint="eastAsia"/>
+          <w:color w:val="55637A"/>
+          <w:sz w:val="19"/>
+          <w:szCs w:val="19"/>
+        </w:rPr>
+        <w:t>이라는</w:t>
+      </w:r>
+      <w:r>
+        <w:rPr>
+          <w:rFonts w:ascii="맑은 고딕" w:eastAsia="맑은 고딕" w:hAnsi="맑은 고딕" w:hint="eastAsia"/>
+          <w:color w:val="55637A"/>
+          <w:sz w:val="19"/>
+          <w:szCs w:val="19"/>
+        </w:rPr>
+        <w:t xml:space="preserve"> </w:t>
+      </w:r>
+      <w:r>
+        <w:rPr>
+          <w:rFonts w:ascii="맑은 고딕" w:eastAsia="맑은 고딕" w:hAnsi="맑은 고딕" w:hint="eastAsia"/>
+          <w:color w:val="55637A"/>
+          <w:sz w:val="19"/>
+          <w:szCs w:val="19"/>
+        </w:rPr>
+        <w:t>말이</w:t>
+      </w:r>
+      <w:r>
+        <w:rPr>
+          <w:rFonts w:ascii="맑은 고딕" w:eastAsia="맑은 고딕" w:hAnsi="맑은 고딕" w:hint="eastAsia"/>
+          <w:color w:val="55637A"/>
+          <w:sz w:val="19"/>
+          <w:szCs w:val="19"/>
+        </w:rPr>
+        <w:t xml:space="preserve"> </w:t>
+      </w:r>
+      <w:r>
+        <w:rPr>
+          <w:rFonts w:ascii="맑은 고딕" w:eastAsia="맑은 고딕" w:hAnsi="맑은 고딕" w:hint="eastAsia"/>
+          <w:color w:val="55637A"/>
+          <w:sz w:val="19"/>
+          <w:szCs w:val="19"/>
+        </w:rPr>
+        <w:t>성립합니다</w:t>
+      </w:r>
+      <w:r>
+        <w:rPr>
+          <w:rFonts w:ascii="맑은 고딕" w:eastAsia="맑은 고딕" w:hAnsi="맑은 고딕" w:hint="eastAsia"/>
+          <w:color w:val="55637A"/>
+          <w:sz w:val="19"/>
+          <w:szCs w:val="19"/>
+        </w:rPr>
+        <w:t xml:space="preserve">. </w:t>
+      </w:r>
+      <w:r>
+        <w:rPr>
+          <w:rFonts w:ascii="맑은 고딕" w:eastAsia="맑은 고딕" w:hAnsi="맑은 고딕" w:hint="eastAsia"/>
+          <w:color w:val="55637A"/>
+          <w:sz w:val="19"/>
+          <w:szCs w:val="19"/>
+        </w:rPr>
+        <w:t>정답지가</w:t>
+      </w:r>
+      <w:r>
+        <w:rPr>
+          <w:rFonts w:ascii="맑은 고딕" w:eastAsia="맑은 고딕" w:hAnsi="맑은 고딕" w:hint="eastAsia"/>
+          <w:color w:val="55637A"/>
+          <w:sz w:val="19"/>
+          <w:szCs w:val="19"/>
+        </w:rPr>
+        <w:t xml:space="preserve"> Scaffold</w:t>
+      </w:r>
+      <w:r>
+        <w:rPr>
+          <w:rFonts w:ascii="맑은 고딕" w:eastAsia="맑은 고딕" w:hAnsi="맑은 고딕" w:hint="eastAsia"/>
+          <w:color w:val="55637A"/>
+          <w:sz w:val="19"/>
+          <w:szCs w:val="19"/>
+        </w:rPr>
+        <w:t>에서</w:t>
+      </w:r>
+      <w:r>
+        <w:rPr>
+          <w:rFonts w:ascii="맑은 고딕" w:eastAsia="맑은 고딕" w:hAnsi="맑은 고딕" w:hint="eastAsia"/>
+          <w:color w:val="55637A"/>
+          <w:sz w:val="19"/>
+          <w:szCs w:val="19"/>
+        </w:rPr>
+        <w:t xml:space="preserve"> </w:t>
+      </w:r>
+      <w:r>
+        <w:rPr>
+          <w:rFonts w:ascii="맑은 고딕" w:eastAsia="맑은 고딕" w:hAnsi="맑은 고딕" w:hint="eastAsia"/>
+          <w:color w:val="55637A"/>
+          <w:sz w:val="19"/>
+          <w:szCs w:val="19"/>
+        </w:rPr>
+        <w:t>자동으로</w:t>
+      </w:r>
+      <w:r>
+        <w:rPr>
+          <w:rFonts w:ascii="맑은 고딕" w:eastAsia="맑은 고딕" w:hAnsi="맑은 고딕" w:hint="eastAsia"/>
+          <w:color w:val="55637A"/>
+          <w:sz w:val="19"/>
+          <w:szCs w:val="19"/>
+        </w:rPr>
+        <w:t xml:space="preserve"> </w:t>
+      </w:r>
+      <w:r>
+        <w:rPr>
+          <w:rFonts w:ascii="맑은 고딕" w:eastAsia="맑은 고딕" w:hAnsi="맑은 고딕" w:hint="eastAsia"/>
+          <w:color w:val="55637A"/>
+          <w:sz w:val="19"/>
+          <w:szCs w:val="19"/>
+        </w:rPr>
+        <w:t>만들어져</w:t>
+      </w:r>
+      <w:r>
+        <w:rPr>
+          <w:rFonts w:ascii="맑은 고딕" w:eastAsia="맑은 고딕" w:hAnsi="맑은 고딕" w:hint="eastAsia"/>
+          <w:color w:val="55637A"/>
+          <w:sz w:val="19"/>
+          <w:szCs w:val="19"/>
+        </w:rPr>
+        <w:t xml:space="preserve"> Axiom</w:t>
+      </w:r>
+      <w:r>
+        <w:rPr>
+          <w:rFonts w:ascii="맑은 고딕" w:eastAsia="맑은 고딕" w:hAnsi="맑은 고딕" w:hint="eastAsia"/>
+          <w:color w:val="55637A"/>
+          <w:sz w:val="19"/>
+          <w:szCs w:val="19"/>
+        </w:rPr>
+        <w:t>의</w:t>
+      </w:r>
+      <w:r>
+        <w:rPr>
+          <w:rFonts w:ascii="맑은 고딕" w:eastAsia="맑은 고딕" w:hAnsi="맑은 고딕" w:hint="eastAsia"/>
+          <w:color w:val="55637A"/>
+          <w:sz w:val="19"/>
+          <w:szCs w:val="19"/>
+        </w:rPr>
+        <w:t xml:space="preserve"> </w:t>
+      </w:r>
+      <w:r>
+        <w:rPr>
+          <w:rFonts w:ascii="맑은 고딕" w:eastAsia="맑은 고딕" w:hAnsi="맑은 고딕" w:hint="eastAsia"/>
+          <w:color w:val="55637A"/>
+          <w:sz w:val="19"/>
+          <w:szCs w:val="19"/>
+        </w:rPr>
+        <w:t>채점에</w:t>
+      </w:r>
+      <w:r>
+        <w:rPr>
+          <w:rFonts w:ascii="맑은 고딕" w:eastAsia="맑은 고딕" w:hAnsi="맑은 고딕" w:hint="eastAsia"/>
+          <w:color w:val="55637A"/>
+          <w:sz w:val="19"/>
+          <w:szCs w:val="19"/>
+        </w:rPr>
+        <w:t xml:space="preserve"> </w:t>
+      </w:r>
+      <w:r>
+        <w:rPr>
+          <w:rFonts w:ascii="맑은 고딕" w:eastAsia="맑은 고딕" w:hAnsi="맑은 고딕" w:hint="eastAsia"/>
+          <w:color w:val="55637A"/>
+          <w:sz w:val="19"/>
+          <w:szCs w:val="19"/>
+        </w:rPr>
+        <w:t>쓰이는</w:t>
+      </w:r>
+      <w:r>
+        <w:rPr>
+          <w:rFonts w:ascii="맑은 고딕" w:eastAsia="맑은 고딕" w:hAnsi="맑은 고딕" w:hint="eastAsia"/>
+          <w:color w:val="55637A"/>
+          <w:sz w:val="19"/>
+          <w:szCs w:val="19"/>
+        </w:rPr>
+        <w:t xml:space="preserve"> </w:t>
+      </w:r>
+      <w:r>
+        <w:rPr>
+          <w:rFonts w:ascii="맑은 고딕" w:eastAsia="맑은 고딕" w:hAnsi="맑은 고딕" w:hint="eastAsia"/>
+          <w:color w:val="55637A"/>
+          <w:sz w:val="19"/>
+          <w:szCs w:val="19"/>
+        </w:rPr>
+        <w:t>구조라</w:t>
+      </w:r>
+      <w:r>
+        <w:rPr>
+          <w:rFonts w:ascii="맑은 고딕" w:eastAsia="맑은 고딕" w:hAnsi="맑은 고딕" w:hint="eastAsia"/>
+          <w:color w:val="55637A"/>
+          <w:sz w:val="19"/>
+          <w:szCs w:val="19"/>
+        </w:rPr>
+        <w:t>, "</w:t>
+      </w:r>
+      <w:r>
+        <w:rPr>
+          <w:rFonts w:ascii="맑은 고딕" w:eastAsia="맑은 고딕" w:hAnsi="맑은 고딕" w:hint="eastAsia"/>
+          <w:color w:val="55637A"/>
+          <w:sz w:val="19"/>
+          <w:szCs w:val="19"/>
+        </w:rPr>
+        <w:t>부품을</w:t>
+      </w:r>
+      <w:r>
+        <w:rPr>
+          <w:rFonts w:ascii="맑은 고딕" w:eastAsia="맑은 고딕" w:hAnsi="맑은 고딕" w:hint="eastAsia"/>
+          <w:color w:val="55637A"/>
+          <w:sz w:val="19"/>
+          <w:szCs w:val="19"/>
+        </w:rPr>
+        <w:t xml:space="preserve"> </w:t>
+      </w:r>
+      <w:r>
+        <w:rPr>
+          <w:rFonts w:ascii="맑은 고딕" w:eastAsia="맑은 고딕" w:hAnsi="맑은 고딕" w:hint="eastAsia"/>
+          <w:color w:val="55637A"/>
+          <w:sz w:val="19"/>
+          <w:szCs w:val="19"/>
+        </w:rPr>
+        <w:t>나열한</w:t>
+      </w:r>
+      <w:r>
+        <w:rPr>
+          <w:rFonts w:ascii="맑은 고딕" w:eastAsia="맑은 고딕" w:hAnsi="맑은 고딕" w:hint="eastAsia"/>
+          <w:color w:val="55637A"/>
+          <w:sz w:val="19"/>
+          <w:szCs w:val="19"/>
+        </w:rPr>
+        <w:t xml:space="preserve"> </w:t>
+      </w:r>
+      <w:r>
+        <w:rPr>
+          <w:rFonts w:ascii="맑은 고딕" w:eastAsia="맑은 고딕" w:hAnsi="맑은 고딕" w:hint="eastAsia"/>
+          <w:color w:val="55637A"/>
+          <w:sz w:val="19"/>
+          <w:szCs w:val="19"/>
+        </w:rPr>
+        <w:t>게</w:t>
+      </w:r>
+      <w:r>
+        <w:rPr>
+          <w:rFonts w:ascii="맑은 고딕" w:eastAsia="맑은 고딕" w:hAnsi="맑은 고딕" w:hint="eastAsia"/>
+          <w:color w:val="55637A"/>
+          <w:sz w:val="19"/>
+          <w:szCs w:val="19"/>
+        </w:rPr>
+        <w:t xml:space="preserve"> </w:t>
+      </w:r>
+      <w:r>
+        <w:rPr>
+          <w:rFonts w:ascii="맑은 고딕" w:eastAsia="맑은 고딕" w:hAnsi="맑은 고딕" w:hint="eastAsia"/>
+          <w:color w:val="55637A"/>
+          <w:sz w:val="19"/>
+          <w:szCs w:val="19"/>
+        </w:rPr>
+        <w:t>아니라</w:t>
+      </w:r>
+      <w:r>
+        <w:rPr>
+          <w:rFonts w:ascii="맑은 고딕" w:eastAsia="맑은 고딕" w:hAnsi="맑은 고딕" w:hint="eastAsia"/>
+          <w:color w:val="55637A"/>
+          <w:sz w:val="19"/>
+          <w:szCs w:val="19"/>
+        </w:rPr>
+        <w:t xml:space="preserve"> </w:t>
+      </w:r>
+      <w:r>
+        <w:rPr>
+          <w:rFonts w:ascii="맑은 고딕" w:eastAsia="맑은 고딕" w:hAnsi="맑은 고딕" w:hint="eastAsia"/>
+          <w:color w:val="55637A"/>
+          <w:sz w:val="19"/>
+          <w:szCs w:val="19"/>
+        </w:rPr>
+        <w:t>맞물려</w:t>
+      </w:r>
+      <w:r>
+        <w:rPr>
+          <w:rFonts w:ascii="맑은 고딕" w:eastAsia="맑은 고딕" w:hAnsi="맑은 고딕" w:hint="eastAsia"/>
+          <w:color w:val="55637A"/>
+          <w:sz w:val="19"/>
+          <w:szCs w:val="19"/>
+        </w:rPr>
+        <w:t xml:space="preserve"> </w:t>
+      </w:r>
+      <w:r>
+        <w:rPr>
+          <w:rFonts w:ascii="맑은 고딕" w:eastAsia="맑은 고딕" w:hAnsi="맑은 고딕" w:hint="eastAsia"/>
+          <w:color w:val="55637A"/>
+          <w:sz w:val="19"/>
+          <w:szCs w:val="19"/>
+        </w:rPr>
+        <w:t>돌아간다</w:t>
+      </w:r>
+      <w:r>
+        <w:rPr>
+          <w:rFonts w:ascii="맑은 고딕" w:eastAsia="맑은 고딕" w:hAnsi="맑은 고딕" w:hint="eastAsia"/>
+          <w:color w:val="55637A"/>
+          <w:sz w:val="19"/>
+          <w:szCs w:val="19"/>
+        </w:rPr>
+        <w:t>"</w:t>
+      </w:r>
+      <w:r>
+        <w:rPr>
+          <w:rFonts w:ascii="맑은 고딕" w:eastAsia="맑은 고딕" w:hAnsi="맑은 고딕" w:hint="eastAsia"/>
+          <w:color w:val="55637A"/>
+          <w:sz w:val="19"/>
+          <w:szCs w:val="19"/>
+        </w:rPr>
+        <w:t>는</w:t>
+      </w:r>
+      <w:r>
+        <w:rPr>
+          <w:rFonts w:ascii="맑은 고딕" w:eastAsia="맑은 고딕" w:hAnsi="맑은 고딕" w:hint="eastAsia"/>
+          <w:color w:val="55637A"/>
+          <w:sz w:val="19"/>
+          <w:szCs w:val="19"/>
+        </w:rPr>
+        <w:t xml:space="preserve"> </w:t>
+      </w:r>
+      <w:r>
+        <w:rPr>
+          <w:rFonts w:ascii="맑은 고딕" w:eastAsia="맑은 고딕" w:hAnsi="맑은 고딕" w:hint="eastAsia"/>
+          <w:color w:val="55637A"/>
+          <w:sz w:val="19"/>
+          <w:szCs w:val="19"/>
+        </w:rPr>
+        <w:t>결합발명</w:t>
+      </w:r>
+      <w:r>
+        <w:rPr>
+          <w:rFonts w:ascii="맑은 고딕" w:eastAsia="맑은 고딕" w:hAnsi="맑은 고딕" w:hint="eastAsia"/>
+          <w:color w:val="55637A"/>
+          <w:sz w:val="19"/>
+          <w:szCs w:val="19"/>
+        </w:rPr>
+        <w:t xml:space="preserve"> </w:t>
+      </w:r>
+      <w:r>
+        <w:rPr>
+          <w:rFonts w:ascii="맑은 고딕" w:eastAsia="맑은 고딕" w:hAnsi="맑은 고딕" w:hint="eastAsia"/>
+          <w:color w:val="55637A"/>
+          <w:sz w:val="19"/>
+          <w:szCs w:val="19"/>
+        </w:rPr>
+        <w:t>논증도</w:t>
+      </w:r>
+      <w:r>
+        <w:rPr>
+          <w:rFonts w:ascii="맑은 고딕" w:eastAsia="맑은 고딕" w:hAnsi="맑은 고딕" w:hint="eastAsia"/>
+          <w:color w:val="55637A"/>
+          <w:sz w:val="19"/>
+          <w:szCs w:val="19"/>
+        </w:rPr>
+        <w:t xml:space="preserve"> </w:t>
+      </w:r>
+      <w:r>
+        <w:rPr>
+          <w:rFonts w:ascii="맑은 고딕" w:eastAsia="맑은 고딕" w:hAnsi="맑은 고딕" w:hint="eastAsia"/>
+          <w:color w:val="55637A"/>
+          <w:sz w:val="19"/>
+          <w:szCs w:val="19"/>
+        </w:rPr>
+        <w:t>자연스럽습니다</w:t>
+      </w:r>
+      <w:r>
+        <w:rPr>
+          <w:rFonts w:ascii="맑은 고딕" w:eastAsia="맑은 고딕" w:hAnsi="맑은 고딕" w:hint="eastAsia"/>
+          <w:color w:val="55637A"/>
+          <w:sz w:val="19"/>
+          <w:szCs w:val="19"/>
+        </w:rPr>
+        <w:t>.</w:t>
+      </w:r>
+      <w:r>
+        <w:rPr>
+          <w:rFonts w:ascii="맑은 고딕" w:eastAsia="맑은 고딕" w:hAnsi="맑은 고딕" w:hint="eastAsia"/>
+          <w:b/>
+          <w:bCs/>
+          <w:color w:val="1C2530"/>
+        </w:rPr>
+        <w:t xml:space="preserve"> </w:t>
       </w:r>
     </w:p>
     <w:tbl>
@@ -33023,13 +34381,13 @@
         <w:tblLook w:val="04A0" w:firstRow="1" w:lastRow="0" w:firstColumn="1" w:lastColumn="0" w:noHBand="0" w:noVBand="1"/>
       </w:tblPr>
       <w:tblGrid>
-        <w:gridCol w:w="748"/>
-        <w:gridCol w:w="3610"/>
-        <w:gridCol w:w="4648"/>
+        <w:gridCol w:w="1223"/>
+        <w:gridCol w:w="4731"/>
+        <w:gridCol w:w="3052"/>
       </w:tblGrid>
       <w:tr>
         <w:trPr>
-          <w:divId w:val="707535388"/>
+          <w:divId w:val="913246866"/>
         </w:trPr>
         <w:tc>
           <w:tcPr>
@@ -33070,7 +34428,7 @@
                 <w:sz w:val="18"/>
                 <w:szCs w:val="18"/>
               </w:rPr>
-              <w:t>국가</w:t>
+              <w:t>구성</w:t>
             </w:r>
           </w:p>
         </w:tc>
@@ -33113,117 +34471,7 @@
                 <w:sz w:val="18"/>
                 <w:szCs w:val="18"/>
               </w:rPr>
-              <w:t>우리가</w:t>
-            </w:r>
-            <w:r>
-              <w:rPr>
-                <w:rFonts w:ascii="맑은 고딕" w:eastAsia="맑은 고딕" w:hAnsi="맑은 고딕" w:hint="eastAsia"/>
-                <w:b/>
-                <w:bCs/>
-                <w:color w:val="55637A"/>
-                <w:sz w:val="18"/>
-                <w:szCs w:val="18"/>
-              </w:rPr>
-              <w:t xml:space="preserve"> </w:t>
-            </w:r>
-            <w:r>
-              <w:rPr>
-                <w:rFonts w:ascii="맑은 고딕" w:eastAsia="맑은 고딕" w:hAnsi="맑은 고딕" w:hint="eastAsia"/>
-                <w:b/>
-                <w:bCs/>
-                <w:color w:val="55637A"/>
-                <w:sz w:val="18"/>
-                <w:szCs w:val="18"/>
-              </w:rPr>
-              <w:t>먼저</w:t>
-            </w:r>
-            <w:r>
-              <w:rPr>
-                <w:rFonts w:ascii="맑은 고딕" w:eastAsia="맑은 고딕" w:hAnsi="맑은 고딕" w:hint="eastAsia"/>
-                <w:b/>
-                <w:bCs/>
-                <w:color w:val="55637A"/>
-                <w:sz w:val="18"/>
-                <w:szCs w:val="18"/>
-              </w:rPr>
-              <w:t xml:space="preserve"> </w:t>
-            </w:r>
-            <w:r>
-              <w:rPr>
-                <w:rFonts w:ascii="맑은 고딕" w:eastAsia="맑은 고딕" w:hAnsi="맑은 고딕" w:hint="eastAsia"/>
-                <w:b/>
-                <w:bCs/>
-                <w:color w:val="55637A"/>
-                <w:sz w:val="18"/>
-                <w:szCs w:val="18"/>
-              </w:rPr>
-              <w:t>공개한</w:t>
-            </w:r>
-            <w:r>
-              <w:rPr>
-                <w:rFonts w:ascii="맑은 고딕" w:eastAsia="맑은 고딕" w:hAnsi="맑은 고딕" w:hint="eastAsia"/>
-                <w:b/>
-                <w:bCs/>
-                <w:color w:val="55637A"/>
-                <w:sz w:val="18"/>
-                <w:szCs w:val="18"/>
-              </w:rPr>
-              <w:t xml:space="preserve"> </w:t>
-            </w:r>
-            <w:r>
-              <w:rPr>
-                <w:rFonts w:ascii="맑은 고딕" w:eastAsia="맑은 고딕" w:hAnsi="맑은 고딕" w:hint="eastAsia"/>
-                <w:b/>
-                <w:bCs/>
-                <w:color w:val="55637A"/>
-                <w:sz w:val="18"/>
-                <w:szCs w:val="18"/>
-              </w:rPr>
-              <w:t>것</w:t>
-            </w:r>
-            <w:r>
-              <w:rPr>
-                <w:rFonts w:ascii="맑은 고딕" w:eastAsia="맑은 고딕" w:hAnsi="맑은 고딕" w:hint="eastAsia"/>
-                <w:b/>
-                <w:bCs/>
-                <w:color w:val="55637A"/>
-                <w:sz w:val="18"/>
-                <w:szCs w:val="18"/>
-              </w:rPr>
-              <w:t>(GitHub)</w:t>
-            </w:r>
-            <w:r>
-              <w:rPr>
-                <w:rFonts w:ascii="맑은 고딕" w:eastAsia="맑은 고딕" w:hAnsi="맑은 고딕" w:hint="eastAsia"/>
-                <w:b/>
-                <w:bCs/>
-                <w:color w:val="55637A"/>
-                <w:sz w:val="18"/>
-                <w:szCs w:val="18"/>
-              </w:rPr>
-              <w:t>에</w:t>
-            </w:r>
-            <w:r>
-              <w:rPr>
-                <w:rFonts w:ascii="맑은 고딕" w:eastAsia="맑은 고딕" w:hAnsi="맑은 고딕" w:hint="eastAsia"/>
-                <w:b/>
-                <w:bCs/>
-                <w:color w:val="55637A"/>
-                <w:sz w:val="18"/>
-                <w:szCs w:val="18"/>
-              </w:rPr>
-              <w:t xml:space="preserve"> </w:t>
-            </w:r>
-            <w:r>
-              <w:rPr>
-                <w:rFonts w:ascii="맑은 고딕" w:eastAsia="맑은 고딕" w:hAnsi="맑은 고딕" w:hint="eastAsia"/>
-                <w:b/>
-                <w:bCs/>
-                <w:color w:val="55637A"/>
-                <w:sz w:val="18"/>
-                <w:szCs w:val="18"/>
-              </w:rPr>
-              <w:t>대해</w:t>
+              <w:t>내용</w:t>
             </w:r>
           </w:p>
         </w:tc>
@@ -33266,14 +34514,14 @@
                 <w:sz w:val="18"/>
                 <w:szCs w:val="18"/>
               </w:rPr>
-              <w:t>판정</w:t>
+              <w:t>역할</w:t>
             </w:r>
           </w:p>
         </w:tc>
       </w:tr>
       <w:tr>
         <w:trPr>
-          <w:divId w:val="707535388"/>
+          <w:divId w:val="913246866"/>
         </w:trPr>
         <w:tc>
           <w:tcPr>
@@ -33305,11 +34553,68 @@
             <w:r>
               <w:rPr>
                 <w:rFonts w:ascii="맑은 고딕" w:eastAsia="맑은 고딕" w:hAnsi="맑은 고딕" w:hint="eastAsia"/>
-                <w:color w:val="1C2530"/>
-                <w:sz w:val="20"/>
-                <w:szCs w:val="20"/>
-              </w:rPr>
-              <w:t>한국</w:t>
+                <w:b/>
+                <w:bCs/>
+                <w:color w:val="1C2530"/>
+                <w:sz w:val="20"/>
+                <w:szCs w:val="20"/>
+              </w:rPr>
+              <w:t>독립항</w:t>
+            </w:r>
+            <w:r>
+              <w:rPr>
+                <w:rFonts w:ascii="맑은 고딕" w:eastAsia="맑은 고딕" w:hAnsi="맑은 고딕" w:hint="eastAsia"/>
+                <w:b/>
+                <w:bCs/>
+                <w:color w:val="1C2530"/>
+                <w:sz w:val="20"/>
+                <w:szCs w:val="20"/>
+              </w:rPr>
+              <w:t xml:space="preserve"> 1</w:t>
+            </w:r>
+            <w:r>
+              <w:rPr>
+                <w:rFonts w:ascii="맑은 고딕" w:eastAsia="맑은 고딕" w:hAnsi="맑은 고딕" w:hint="eastAsia"/>
+                <w:b/>
+                <w:bCs/>
+                <w:color w:val="1C2530"/>
+                <w:sz w:val="20"/>
+                <w:szCs w:val="20"/>
+              </w:rPr>
+              <w:br/>
+            </w:r>
+            <w:r>
+              <w:rPr>
+                <w:rFonts w:ascii="맑은 고딕" w:eastAsia="맑은 고딕" w:hAnsi="맑은 고딕" w:hint="eastAsia"/>
+                <w:b/>
+                <w:bCs/>
+                <w:color w:val="1C2530"/>
+                <w:sz w:val="20"/>
+                <w:szCs w:val="20"/>
+              </w:rPr>
+              <w:t>결합</w:t>
+            </w:r>
+            <w:r>
+              <w:rPr>
+                <w:rFonts w:ascii="맑은 고딕" w:eastAsia="맑은 고딕" w:hAnsi="맑은 고딕" w:hint="eastAsia"/>
+                <w:b/>
+                <w:bCs/>
+                <w:color w:val="1C2530"/>
+                <w:sz w:val="20"/>
+                <w:szCs w:val="20"/>
+              </w:rPr>
+              <w:t xml:space="preserve"> </w:t>
+            </w:r>
+            <w:r>
+              <w:rPr>
+                <w:rFonts w:ascii="맑은 고딕" w:eastAsia="맑은 고딕" w:hAnsi="맑은 고딕" w:hint="eastAsia"/>
+                <w:b/>
+                <w:bCs/>
+                <w:color w:val="1C2530"/>
+                <w:sz w:val="20"/>
+                <w:szCs w:val="20"/>
+              </w:rPr>
+              <w:t>시스템</w:t>
             </w:r>
           </w:p>
         </w:tc>
@@ -33347,7 +34652,16 @@
                 <w:sz w:val="20"/>
                 <w:szCs w:val="20"/>
               </w:rPr>
-              <w:t>공개</w:t>
+              <w:t>Scaffold(</w:t>
+            </w:r>
+            <w:r>
+              <w:rPr>
+                <w:rFonts w:ascii="맑은 고딕" w:eastAsia="맑은 고딕" w:hAnsi="맑은 고딕" w:hint="eastAsia"/>
+                <w:color w:val="1C2530"/>
+                <w:sz w:val="20"/>
+                <w:szCs w:val="20"/>
+              </w:rPr>
+              <w:t>규칙</w:t>
             </w:r>
             <w:r>
               <w:rPr>
@@ -33365,25 +34679,25 @@
                 <w:sz w:val="20"/>
                 <w:szCs w:val="20"/>
               </w:rPr>
-              <w:t>후</w:t>
-            </w:r>
-            <w:r>
-              <w:rPr>
-                <w:rFonts w:ascii="맑은 고딕" w:eastAsia="맑은 고딕" w:hAnsi="맑은 고딕" w:hint="eastAsia"/>
-                <w:color w:val="1C2530"/>
-                <w:sz w:val="20"/>
-                <w:szCs w:val="20"/>
-              </w:rPr>
-              <w:t xml:space="preserve"> 12</w:t>
-            </w:r>
-            <w:r>
-              <w:rPr>
-                <w:rFonts w:ascii="맑은 고딕" w:eastAsia="맑은 고딕" w:hAnsi="맑은 고딕" w:hint="eastAsia"/>
-                <w:color w:val="1C2530"/>
-                <w:sz w:val="20"/>
-                <w:szCs w:val="20"/>
-              </w:rPr>
-              <w:t>개월</w:t>
+              <w:t>저장</w:t>
+            </w:r>
+            <w:r>
+              <w:rPr>
+                <w:rFonts w:ascii="맑은 고딕" w:eastAsia="맑은 고딕" w:hAnsi="맑은 고딕" w:hint="eastAsia"/>
+                <w:color w:val="1C2530"/>
+                <w:sz w:val="20"/>
+                <w:szCs w:val="20"/>
+              </w:rPr>
+              <w:t xml:space="preserve"> + </w:t>
+            </w:r>
+            <w:r>
+              <w:rPr>
+                <w:rFonts w:ascii="맑은 고딕" w:eastAsia="맑은 고딕" w:hAnsi="맑은 고딕" w:hint="eastAsia"/>
+                <w:color w:val="1C2530"/>
+                <w:sz w:val="20"/>
+                <w:szCs w:val="20"/>
+              </w:rPr>
+              <w:t>정답지</w:t>
             </w:r>
             <w:r>
               <w:rPr>
@@ -33401,7 +34715,7 @@
                 <w:sz w:val="20"/>
                 <w:szCs w:val="20"/>
               </w:rPr>
-              <w:t>안이면</w:t>
+              <w:t>자동</w:t>
             </w:r>
             <w:r>
               <w:rPr>
@@ -33419,7 +34733,25 @@
                 <w:sz w:val="20"/>
                 <w:szCs w:val="20"/>
               </w:rPr>
-              <w:t>출원</w:t>
+              <w:t>생성</w:t>
+            </w:r>
+            <w:r>
+              <w:rPr>
+                <w:rFonts w:ascii="맑은 고딕" w:eastAsia="맑은 고딕" w:hAnsi="맑은 고딕" w:hint="eastAsia"/>
+                <w:color w:val="1C2530"/>
+                <w:sz w:val="20"/>
+                <w:szCs w:val="20"/>
+              </w:rPr>
+              <w:t>) + Axiom(</w:t>
+            </w:r>
+            <w:r>
+              <w:rPr>
+                <w:rFonts w:ascii="맑은 고딕" w:eastAsia="맑은 고딕" w:hAnsi="맑은 고딕" w:hint="eastAsia"/>
+                <w:color w:val="1C2530"/>
+                <w:sz w:val="20"/>
+                <w:szCs w:val="20"/>
+              </w:rPr>
+              <w:t>조각</w:t>
             </w:r>
             <w:r>
               <w:rPr>
@@ -33437,7 +34769,115 @@
                 <w:sz w:val="20"/>
                 <w:szCs w:val="20"/>
               </w:rPr>
-              <w:t>가능</w:t>
+              <w:t>편집·실수</w:t>
+            </w:r>
+            <w:r>
+              <w:rPr>
+                <w:rFonts w:ascii="맑은 고딕" w:eastAsia="맑은 고딕" w:hAnsi="맑은 고딕" w:hint="eastAsia"/>
+                <w:color w:val="1C2530"/>
+                <w:sz w:val="20"/>
+                <w:szCs w:val="20"/>
+              </w:rPr>
+              <w:t xml:space="preserve"> </w:t>
+            </w:r>
+            <w:r>
+              <w:rPr>
+                <w:rFonts w:ascii="맑은 고딕" w:eastAsia="맑은 고딕" w:hAnsi="맑은 고딕" w:hint="eastAsia"/>
+                <w:color w:val="1C2530"/>
+                <w:sz w:val="20"/>
+                <w:szCs w:val="20"/>
+              </w:rPr>
+              <w:t>수리·컴파일러</w:t>
+            </w:r>
+            <w:r>
+              <w:rPr>
+                <w:rFonts w:ascii="맑은 고딕" w:eastAsia="맑은 고딕" w:hAnsi="맑은 고딕" w:hint="eastAsia"/>
+                <w:color w:val="1C2530"/>
+                <w:sz w:val="20"/>
+                <w:szCs w:val="20"/>
+              </w:rPr>
+              <w:t xml:space="preserve"> </w:t>
+            </w:r>
+            <w:r>
+              <w:rPr>
+                <w:rFonts w:ascii="맑은 고딕" w:eastAsia="맑은 고딕" w:hAnsi="맑은 고딕" w:hint="eastAsia"/>
+                <w:color w:val="1C2530"/>
+                <w:sz w:val="20"/>
+                <w:szCs w:val="20"/>
+              </w:rPr>
+              <w:t>검사</w:t>
+            </w:r>
+            <w:r>
+              <w:rPr>
+                <w:rFonts w:ascii="맑은 고딕" w:eastAsia="맑은 고딕" w:hAnsi="맑은 고딕" w:hint="eastAsia"/>
+                <w:color w:val="1C2530"/>
+                <w:sz w:val="20"/>
+                <w:szCs w:val="20"/>
+              </w:rPr>
+              <w:t>)</w:t>
+            </w:r>
+            <w:r>
+              <w:rPr>
+                <w:rFonts w:ascii="맑은 고딕" w:eastAsia="맑은 고딕" w:hAnsi="맑은 고딕" w:hint="eastAsia"/>
+                <w:color w:val="1C2530"/>
+                <w:sz w:val="20"/>
+                <w:szCs w:val="20"/>
+              </w:rPr>
+              <w:t>을</w:t>
+            </w:r>
+            <w:r>
+              <w:rPr>
+                <w:rFonts w:ascii="맑은 고딕" w:eastAsia="맑은 고딕" w:hAnsi="맑은 고딕" w:hint="eastAsia"/>
+                <w:color w:val="1C2530"/>
+                <w:sz w:val="20"/>
+                <w:szCs w:val="20"/>
+              </w:rPr>
+              <w:t xml:space="preserve"> </w:t>
+            </w:r>
+            <w:r>
+              <w:rPr>
+                <w:rFonts w:ascii="맑은 고딕" w:eastAsia="맑은 고딕" w:hAnsi="맑은 고딕" w:hint="eastAsia"/>
+                <w:color w:val="1C2530"/>
+                <w:sz w:val="20"/>
+                <w:szCs w:val="20"/>
+              </w:rPr>
+              <w:t>하나로</w:t>
+            </w:r>
+            <w:r>
+              <w:rPr>
+                <w:rFonts w:ascii="맑은 고딕" w:eastAsia="맑은 고딕" w:hAnsi="맑은 고딕" w:hint="eastAsia"/>
+                <w:color w:val="1C2530"/>
+                <w:sz w:val="20"/>
+                <w:szCs w:val="20"/>
+              </w:rPr>
+              <w:t xml:space="preserve"> </w:t>
+            </w:r>
+            <w:r>
+              <w:rPr>
+                <w:rFonts w:ascii="맑은 고딕" w:eastAsia="맑은 고딕" w:hAnsi="맑은 고딕" w:hint="eastAsia"/>
+                <w:color w:val="1C2530"/>
+                <w:sz w:val="20"/>
+                <w:szCs w:val="20"/>
+              </w:rPr>
+              <w:t>묶은</w:t>
+            </w:r>
+            <w:r>
+              <w:rPr>
+                <w:rFonts w:ascii="맑은 고딕" w:eastAsia="맑은 고딕" w:hAnsi="맑은 고딕" w:hint="eastAsia"/>
+                <w:color w:val="1C2530"/>
+                <w:sz w:val="20"/>
+                <w:szCs w:val="20"/>
+              </w:rPr>
+              <w:t xml:space="preserve"> </w:t>
+            </w:r>
+            <w:r>
+              <w:rPr>
+                <w:rFonts w:ascii="맑은 고딕" w:eastAsia="맑은 고딕" w:hAnsi="맑은 고딕" w:hint="eastAsia"/>
+                <w:color w:val="1C2530"/>
+                <w:sz w:val="20"/>
+                <w:szCs w:val="20"/>
+              </w:rPr>
+              <w:t>시스템</w:t>
             </w:r>
           </w:p>
         </w:tc>
@@ -33479,7 +34919,7 @@
                 <w:sz w:val="20"/>
                 <w:szCs w:val="20"/>
               </w:rPr>
-              <w:t>가능</w:t>
+              <w:t>등록</w:t>
             </w:r>
             <w:r>
               <w:rPr>
@@ -33501,7 +34941,7 @@
                 <w:sz w:val="20"/>
                 <w:szCs w:val="20"/>
               </w:rPr>
-              <w:t>—</w:t>
+              <w:t>확률</w:t>
             </w:r>
             <w:r>
               <w:rPr>
@@ -33523,7 +34963,7 @@
                 <w:sz w:val="20"/>
                 <w:szCs w:val="20"/>
               </w:rPr>
-              <w:t>단</w:t>
+              <w:t>최대</w:t>
             </w:r>
             <w:r>
               <w:rPr>
@@ -33534,7 +34974,7 @@
                 <w:sz w:val="20"/>
                 <w:szCs w:val="20"/>
               </w:rPr>
-              <w:t xml:space="preserve">, </w:t>
+              <w:t xml:space="preserve"> </w:t>
             </w:r>
             <w:r>
               <w:rPr>
@@ -33545,7 +34985,7 @@
                 <w:sz w:val="20"/>
                 <w:szCs w:val="20"/>
               </w:rPr>
-              <w:t>시계가</w:t>
+              <w:t>—</w:t>
             </w:r>
             <w:r>
               <w:rPr>
@@ -33567,7 +35007,7 @@
                 <w:sz w:val="20"/>
                 <w:szCs w:val="20"/>
               </w:rPr>
-              <w:t>언제</w:t>
+              <w:t>안전한</w:t>
             </w:r>
             <w:r>
               <w:rPr>
@@ -33589,7 +35029,7 @@
                 <w:sz w:val="20"/>
                 <w:szCs w:val="20"/>
               </w:rPr>
-              <w:t>시작됐는지</w:t>
+              <w:t>본진</w:t>
             </w:r>
             <w:r>
               <w:rPr>
@@ -33600,7 +35040,7 @@
                 <w:sz w:val="20"/>
                 <w:szCs w:val="20"/>
               </w:rPr>
-              <w:t xml:space="preserve"> </w:t>
+              <w:t xml:space="preserve">. </w:t>
             </w:r>
             <w:r>
               <w:rPr>
@@ -33611,7 +35051,7 @@
                 <w:sz w:val="20"/>
                 <w:szCs w:val="20"/>
               </w:rPr>
-              <w:t>확인</w:t>
+              <w:t>상품과</w:t>
             </w:r>
             <w:r>
               <w:rPr>
@@ -33622,7 +35062,7 @@
                 <w:sz w:val="20"/>
                 <w:szCs w:val="20"/>
               </w:rPr>
-              <w:t xml:space="preserve"> </w:t>
+              <w:t xml:space="preserve"> 1:1 </w:t>
             </w:r>
             <w:r>
               <w:rPr>
@@ -33633,14 +35073,14 @@
                 <w:sz w:val="20"/>
                 <w:szCs w:val="20"/>
               </w:rPr>
-              <w:t>필요</w:t>
+              <w:t>일치</w:t>
             </w:r>
           </w:p>
         </w:tc>
       </w:tr>
       <w:tr>
         <w:trPr>
-          <w:divId w:val="707535388"/>
+          <w:divId w:val="913246866"/>
         </w:trPr>
         <w:tc>
           <w:tcPr>
@@ -33672,11 +35112,68 @@
             <w:r>
               <w:rPr>
                 <w:rFonts w:ascii="맑은 고딕" w:eastAsia="맑은 고딕" w:hAnsi="맑은 고딕" w:hint="eastAsia"/>
-                <w:color w:val="1C2530"/>
-                <w:sz w:val="20"/>
-                <w:szCs w:val="20"/>
-              </w:rPr>
-              <w:t>일본</w:t>
+                <w:b/>
+                <w:bCs/>
+                <w:color w:val="1C2530"/>
+                <w:sz w:val="20"/>
+                <w:szCs w:val="20"/>
+              </w:rPr>
+              <w:t>독립항</w:t>
+            </w:r>
+            <w:r>
+              <w:rPr>
+                <w:rFonts w:ascii="맑은 고딕" w:eastAsia="맑은 고딕" w:hAnsi="맑은 고딕" w:hint="eastAsia"/>
+                <w:b/>
+                <w:bCs/>
+                <w:color w:val="1C2530"/>
+                <w:sz w:val="20"/>
+                <w:szCs w:val="20"/>
+              </w:rPr>
+              <w:t xml:space="preserve"> 2</w:t>
+            </w:r>
+            <w:r>
+              <w:rPr>
+                <w:rFonts w:ascii="맑은 고딕" w:eastAsia="맑은 고딕" w:hAnsi="맑은 고딕" w:hint="eastAsia"/>
+                <w:b/>
+                <w:bCs/>
+                <w:color w:val="1C2530"/>
+                <w:sz w:val="20"/>
+                <w:szCs w:val="20"/>
+              </w:rPr>
+              <w:br/>
+            </w:r>
+            <w:r>
+              <w:rPr>
+                <w:rFonts w:ascii="맑은 고딕" w:eastAsia="맑은 고딕" w:hAnsi="맑은 고딕" w:hint="eastAsia"/>
+                <w:b/>
+                <w:bCs/>
+                <w:color w:val="1C2530"/>
+                <w:sz w:val="20"/>
+                <w:szCs w:val="20"/>
+              </w:rPr>
+              <w:t>일반화</w:t>
+            </w:r>
+            <w:r>
+              <w:rPr>
+                <w:rFonts w:ascii="맑은 고딕" w:eastAsia="맑은 고딕" w:hAnsi="맑은 고딕" w:hint="eastAsia"/>
+                <w:b/>
+                <w:bCs/>
+                <w:color w:val="1C2530"/>
+                <w:sz w:val="20"/>
+                <w:szCs w:val="20"/>
+              </w:rPr>
+              <w:t xml:space="preserve"> </w:t>
+            </w:r>
+            <w:r>
+              <w:rPr>
+                <w:rFonts w:ascii="맑은 고딕" w:eastAsia="맑은 고딕" w:hAnsi="맑은 고딕" w:hint="eastAsia"/>
+                <w:b/>
+                <w:bCs/>
+                <w:color w:val="1C2530"/>
+                <w:sz w:val="20"/>
+                <w:szCs w:val="20"/>
+              </w:rPr>
+              <w:t>방법</w:t>
             </w:r>
           </w:p>
         </w:tc>
@@ -33714,7 +35211,16 @@
                 <w:sz w:val="20"/>
                 <w:szCs w:val="20"/>
               </w:rPr>
-              <w:t>공개</w:t>
+              <w:t>Axiom</w:t>
+            </w:r>
+            <w:r>
+              <w:rPr>
+                <w:rFonts w:ascii="맑은 고딕" w:eastAsia="맑은 고딕" w:hAnsi="맑은 고딕" w:hint="eastAsia"/>
+                <w:color w:val="1C2530"/>
+                <w:sz w:val="20"/>
+                <w:szCs w:val="20"/>
+              </w:rPr>
+              <w:t>의</w:t>
             </w:r>
             <w:r>
               <w:rPr>
@@ -33732,25 +35238,7 @@
                 <w:sz w:val="20"/>
                 <w:szCs w:val="20"/>
               </w:rPr>
-              <w:t>후</w:t>
-            </w:r>
-            <w:r>
-              <w:rPr>
-                <w:rFonts w:ascii="맑은 고딕" w:eastAsia="맑은 고딕" w:hAnsi="맑은 고딕" w:hint="eastAsia"/>
-                <w:color w:val="1C2530"/>
-                <w:sz w:val="20"/>
-                <w:szCs w:val="20"/>
-              </w:rPr>
-              <w:t xml:space="preserve"> 12</w:t>
-            </w:r>
-            <w:r>
-              <w:rPr>
-                <w:rFonts w:ascii="맑은 고딕" w:eastAsia="맑은 고딕" w:hAnsi="맑은 고딕" w:hint="eastAsia"/>
-                <w:color w:val="1C2530"/>
-                <w:sz w:val="20"/>
-                <w:szCs w:val="20"/>
-              </w:rPr>
-              <w:t>개월</w:t>
+              <w:t>동작</w:t>
             </w:r>
             <w:r>
               <w:rPr>
@@ -33768,7 +35256,7 @@
                 <w:sz w:val="20"/>
                 <w:szCs w:val="20"/>
               </w:rPr>
-              <w:t>안이면</w:t>
+              <w:t>방법</w:t>
             </w:r>
             <w:r>
               <w:rPr>
@@ -33786,7 +35274,151 @@
                 <w:sz w:val="20"/>
                 <w:szCs w:val="20"/>
               </w:rPr>
-              <w:t>가능</w:t>
+              <w:t>—</w:t>
+            </w:r>
+            <w:r>
+              <w:rPr>
+                <w:rFonts w:ascii="맑은 고딕" w:eastAsia="맑은 고딕" w:hAnsi="맑은 고딕" w:hint="eastAsia"/>
+                <w:color w:val="1C2530"/>
+                <w:sz w:val="20"/>
+                <w:szCs w:val="20"/>
+              </w:rPr>
+              <w:t xml:space="preserve"> Scaffold</w:t>
+            </w:r>
+            <w:r>
+              <w:rPr>
+                <w:rFonts w:ascii="맑은 고딕" w:eastAsia="맑은 고딕" w:hAnsi="맑은 고딕" w:hint="eastAsia"/>
+                <w:color w:val="1C2530"/>
+                <w:sz w:val="20"/>
+                <w:szCs w:val="20"/>
+              </w:rPr>
+              <w:t>를</w:t>
+            </w:r>
+            <w:r>
+              <w:rPr>
+                <w:rFonts w:ascii="맑은 고딕" w:eastAsia="맑은 고딕" w:hAnsi="맑은 고딕" w:hint="eastAsia"/>
+                <w:color w:val="1C2530"/>
+                <w:sz w:val="20"/>
+                <w:szCs w:val="20"/>
+              </w:rPr>
+              <w:t xml:space="preserve"> "</w:t>
+            </w:r>
+            <w:r>
+              <w:rPr>
+                <w:rFonts w:ascii="맑은 고딕" w:eastAsia="맑은 고딕" w:hAnsi="맑은 고딕" w:hint="eastAsia"/>
+                <w:color w:val="1C2530"/>
+                <w:sz w:val="20"/>
+                <w:szCs w:val="20"/>
+              </w:rPr>
+              <w:t>미리</w:t>
+            </w:r>
+            <w:r>
+              <w:rPr>
+                <w:rFonts w:ascii="맑은 고딕" w:eastAsia="맑은 고딕" w:hAnsi="맑은 고딕" w:hint="eastAsia"/>
+                <w:color w:val="1C2530"/>
+                <w:sz w:val="20"/>
+                <w:szCs w:val="20"/>
+              </w:rPr>
+              <w:t xml:space="preserve"> </w:t>
+            </w:r>
+            <w:r>
+              <w:rPr>
+                <w:rFonts w:ascii="맑은 고딕" w:eastAsia="맑은 고딕" w:hAnsi="맑은 고딕" w:hint="eastAsia"/>
+                <w:color w:val="1C2530"/>
+                <w:sz w:val="20"/>
+                <w:szCs w:val="20"/>
+              </w:rPr>
+              <w:t>정해진</w:t>
+            </w:r>
+            <w:r>
+              <w:rPr>
+                <w:rFonts w:ascii="맑은 고딕" w:eastAsia="맑은 고딕" w:hAnsi="맑은 고딕" w:hint="eastAsia"/>
+                <w:color w:val="1C2530"/>
+                <w:sz w:val="20"/>
+                <w:szCs w:val="20"/>
+              </w:rPr>
+              <w:t xml:space="preserve"> </w:t>
+            </w:r>
+            <w:r>
+              <w:rPr>
+                <w:rFonts w:ascii="맑은 고딕" w:eastAsia="맑은 고딕" w:hAnsi="맑은 고딕" w:hint="eastAsia"/>
+                <w:color w:val="1C2530"/>
+                <w:sz w:val="20"/>
+                <w:szCs w:val="20"/>
+              </w:rPr>
+              <w:t>규칙</w:t>
+            </w:r>
+            <w:r>
+              <w:rPr>
+                <w:rFonts w:ascii="맑은 고딕" w:eastAsia="맑은 고딕" w:hAnsi="맑은 고딕" w:hint="eastAsia"/>
+                <w:color w:val="1C2530"/>
+                <w:sz w:val="20"/>
+                <w:szCs w:val="20"/>
+              </w:rPr>
+              <w:t xml:space="preserve"> </w:t>
+            </w:r>
+            <w:r>
+              <w:rPr>
+                <w:rFonts w:ascii="맑은 고딕" w:eastAsia="맑은 고딕" w:hAnsi="맑은 고딕" w:hint="eastAsia"/>
+                <w:color w:val="1C2530"/>
+                <w:sz w:val="20"/>
+                <w:szCs w:val="20"/>
+              </w:rPr>
+              <w:t>집합</w:t>
+            </w:r>
+            <w:r>
+              <w:rPr>
+                <w:rFonts w:ascii="맑은 고딕" w:eastAsia="맑은 고딕" w:hAnsi="맑은 고딕" w:hint="eastAsia"/>
+                <w:color w:val="1C2530"/>
+                <w:sz w:val="20"/>
+                <w:szCs w:val="20"/>
+              </w:rPr>
+              <w:t>"</w:t>
+            </w:r>
+            <w:r>
+              <w:rPr>
+                <w:rFonts w:ascii="맑은 고딕" w:eastAsia="맑은 고딕" w:hAnsi="맑은 고딕" w:hint="eastAsia"/>
+                <w:color w:val="1C2530"/>
+                <w:sz w:val="20"/>
+                <w:szCs w:val="20"/>
+              </w:rPr>
+              <w:t>으로</w:t>
+            </w:r>
+            <w:r>
+              <w:rPr>
+                <w:rFonts w:ascii="맑은 고딕" w:eastAsia="맑은 고딕" w:hAnsi="맑은 고딕" w:hint="eastAsia"/>
+                <w:color w:val="1C2530"/>
+                <w:sz w:val="20"/>
+                <w:szCs w:val="20"/>
+              </w:rPr>
+              <w:t xml:space="preserve"> </w:t>
+            </w:r>
+            <w:r>
+              <w:rPr>
+                <w:rFonts w:ascii="맑은 고딕" w:eastAsia="맑은 고딕" w:hAnsi="맑은 고딕" w:hint="eastAsia"/>
+                <w:color w:val="1C2530"/>
+                <w:sz w:val="20"/>
+                <w:szCs w:val="20"/>
+              </w:rPr>
+              <w:t>넓혀서</w:t>
+            </w:r>
+            <w:r>
+              <w:rPr>
+                <w:rFonts w:ascii="맑은 고딕" w:eastAsia="맑은 고딕" w:hAnsi="맑은 고딕" w:hint="eastAsia"/>
+                <w:color w:val="1C2530"/>
+                <w:sz w:val="20"/>
+                <w:szCs w:val="20"/>
+              </w:rPr>
+              <w:t xml:space="preserve"> </w:t>
+            </w:r>
+            <w:r>
+              <w:rPr>
+                <w:rFonts w:ascii="맑은 고딕" w:eastAsia="맑은 고딕" w:hAnsi="맑은 고딕" w:hint="eastAsia"/>
+                <w:color w:val="1C2530"/>
+                <w:sz w:val="20"/>
+                <w:szCs w:val="20"/>
+              </w:rPr>
+              <w:t>기재</w:t>
             </w:r>
           </w:p>
         </w:tc>
@@ -33814,7 +35446,7 @@
                 <w:rFonts w:ascii="맑은 고딕" w:eastAsia="맑은 고딕" w:hAnsi="맑은 고딕" w:hint="eastAsia"/>
                 <w:b/>
                 <w:bCs/>
-                <w:color w:val="2A7D4F"/>
+                <w:color w:val="B47B12"/>
                 <w:sz w:val="20"/>
                 <w:szCs w:val="20"/>
               </w:rPr>
@@ -33824,18 +35456,194 @@
                 <w:rFonts w:ascii="맑은 고딕" w:eastAsia="맑은 고딕" w:hAnsi="맑은 고딕" w:hint="eastAsia"/>
                 <w:b/>
                 <w:bCs/>
-                <w:color w:val="2A7D4F"/>
-                <w:sz w:val="20"/>
-                <w:szCs w:val="20"/>
-              </w:rPr>
-              <w:t>가능</w:t>
+                <w:color w:val="B47B12"/>
+                <w:sz w:val="20"/>
+                <w:szCs w:val="20"/>
+              </w:rPr>
+              <w:t>살아남으면</w:t>
+            </w:r>
+            <w:r>
+              <w:rPr>
+                <w:rFonts w:ascii="맑은 고딕" w:eastAsia="맑은 고딕" w:hAnsi="맑은 고딕" w:hint="eastAsia"/>
+                <w:b/>
+                <w:bCs/>
+                <w:color w:val="B47B12"/>
+                <w:sz w:val="20"/>
+                <w:szCs w:val="20"/>
+              </w:rPr>
+              <w:t xml:space="preserve"> </w:t>
+            </w:r>
+            <w:r>
+              <w:rPr>
+                <w:rFonts w:ascii="맑은 고딕" w:eastAsia="맑은 고딕" w:hAnsi="맑은 고딕" w:hint="eastAsia"/>
+                <w:b/>
+                <w:bCs/>
+                <w:color w:val="B47B12"/>
+                <w:sz w:val="20"/>
+                <w:szCs w:val="20"/>
+              </w:rPr>
+              <w:t>더</w:t>
+            </w:r>
+            <w:r>
+              <w:rPr>
+                <w:rFonts w:ascii="맑은 고딕" w:eastAsia="맑은 고딕" w:hAnsi="맑은 고딕" w:hint="eastAsia"/>
+                <w:b/>
+                <w:bCs/>
+                <w:color w:val="B47B12"/>
+                <w:sz w:val="20"/>
+                <w:szCs w:val="20"/>
+              </w:rPr>
+              <w:t xml:space="preserve"> </w:t>
+            </w:r>
+            <w:r>
+              <w:rPr>
+                <w:rFonts w:ascii="맑은 고딕" w:eastAsia="맑은 고딕" w:hAnsi="맑은 고딕" w:hint="eastAsia"/>
+                <w:b/>
+                <w:bCs/>
+                <w:color w:val="B47B12"/>
+                <w:sz w:val="20"/>
+                <w:szCs w:val="20"/>
+              </w:rPr>
+              <w:t>넓은</w:t>
+            </w:r>
+            <w:r>
+              <w:rPr>
+                <w:rFonts w:ascii="맑은 고딕" w:eastAsia="맑은 고딕" w:hAnsi="맑은 고딕" w:hint="eastAsia"/>
+                <w:b/>
+                <w:bCs/>
+                <w:color w:val="B47B12"/>
+                <w:sz w:val="20"/>
+                <w:szCs w:val="20"/>
+              </w:rPr>
+              <w:t xml:space="preserve"> </w:t>
+            </w:r>
+            <w:r>
+              <w:rPr>
+                <w:rFonts w:ascii="맑은 고딕" w:eastAsia="맑은 고딕" w:hAnsi="맑은 고딕" w:hint="eastAsia"/>
+                <w:b/>
+                <w:bCs/>
+                <w:color w:val="B47B12"/>
+                <w:sz w:val="20"/>
+                <w:szCs w:val="20"/>
+              </w:rPr>
+              <w:t>울타리</w:t>
+            </w:r>
+            <w:r>
+              <w:rPr>
+                <w:rFonts w:ascii="맑은 고딕" w:eastAsia="맑은 고딕" w:hAnsi="맑은 고딕" w:hint="eastAsia"/>
+                <w:b/>
+                <w:bCs/>
+                <w:color w:val="B47B12"/>
+                <w:sz w:val="20"/>
+                <w:szCs w:val="20"/>
+              </w:rPr>
+              <w:t xml:space="preserve">. </w:t>
+            </w:r>
+            <w:r>
+              <w:rPr>
+                <w:rFonts w:ascii="맑은 고딕" w:eastAsia="맑은 고딕" w:hAnsi="맑은 고딕" w:hint="eastAsia"/>
+                <w:b/>
+                <w:bCs/>
+                <w:color w:val="B47B12"/>
+                <w:sz w:val="20"/>
+                <w:szCs w:val="20"/>
+              </w:rPr>
+              <w:t>심사에서</w:t>
+            </w:r>
+            <w:r>
+              <w:rPr>
+                <w:rFonts w:ascii="맑은 고딕" w:eastAsia="맑은 고딕" w:hAnsi="맑은 고딕" w:hint="eastAsia"/>
+                <w:b/>
+                <w:bCs/>
+                <w:color w:val="B47B12"/>
+                <w:sz w:val="20"/>
+                <w:szCs w:val="20"/>
+              </w:rPr>
+              <w:t xml:space="preserve"> </w:t>
+            </w:r>
+            <w:r>
+              <w:rPr>
+                <w:rFonts w:ascii="맑은 고딕" w:eastAsia="맑은 고딕" w:hAnsi="맑은 고딕" w:hint="eastAsia"/>
+                <w:b/>
+                <w:bCs/>
+                <w:color w:val="B47B12"/>
+                <w:sz w:val="20"/>
+                <w:szCs w:val="20"/>
+              </w:rPr>
+              <w:t>죽으면</w:t>
+            </w:r>
+            <w:r>
+              <w:rPr>
+                <w:rFonts w:ascii="맑은 고딕" w:eastAsia="맑은 고딕" w:hAnsi="맑은 고딕" w:hint="eastAsia"/>
+                <w:b/>
+                <w:bCs/>
+                <w:color w:val="B47B12"/>
+                <w:sz w:val="20"/>
+                <w:szCs w:val="20"/>
+              </w:rPr>
+              <w:t xml:space="preserve"> </w:t>
+            </w:r>
+            <w:r>
+              <w:rPr>
+                <w:rFonts w:ascii="맑은 고딕" w:eastAsia="맑은 고딕" w:hAnsi="맑은 고딕" w:hint="eastAsia"/>
+                <w:b/>
+                <w:bCs/>
+                <w:color w:val="B47B12"/>
+                <w:sz w:val="20"/>
+                <w:szCs w:val="20"/>
+              </w:rPr>
+              <w:t>독립항</w:t>
+            </w:r>
+            <w:r>
+              <w:rPr>
+                <w:rFonts w:ascii="맑은 고딕" w:eastAsia="맑은 고딕" w:hAnsi="맑은 고딕" w:hint="eastAsia"/>
+                <w:b/>
+                <w:bCs/>
+                <w:color w:val="B47B12"/>
+                <w:sz w:val="20"/>
+                <w:szCs w:val="20"/>
+              </w:rPr>
+              <w:t xml:space="preserve"> 1</w:t>
+            </w:r>
+            <w:r>
+              <w:rPr>
+                <w:rFonts w:ascii="맑은 고딕" w:eastAsia="맑은 고딕" w:hAnsi="맑은 고딕" w:hint="eastAsia"/>
+                <w:b/>
+                <w:bCs/>
+                <w:color w:val="B47B12"/>
+                <w:sz w:val="20"/>
+                <w:szCs w:val="20"/>
+              </w:rPr>
+              <w:t>로</w:t>
+            </w:r>
+            <w:r>
+              <w:rPr>
+                <w:rFonts w:ascii="맑은 고딕" w:eastAsia="맑은 고딕" w:hAnsi="맑은 고딕" w:hint="eastAsia"/>
+                <w:b/>
+                <w:bCs/>
+                <w:color w:val="B47B12"/>
+                <w:sz w:val="20"/>
+                <w:szCs w:val="20"/>
+              </w:rPr>
+              <w:t xml:space="preserve"> </w:t>
+            </w:r>
+            <w:r>
+              <w:rPr>
+                <w:rFonts w:ascii="맑은 고딕" w:eastAsia="맑은 고딕" w:hAnsi="맑은 고딕" w:hint="eastAsia"/>
+                <w:b/>
+                <w:bCs/>
+                <w:color w:val="B47B12"/>
+                <w:sz w:val="20"/>
+                <w:szCs w:val="20"/>
+              </w:rPr>
+              <w:t>후퇴</w:t>
             </w:r>
           </w:p>
         </w:tc>
       </w:tr>
       <w:tr>
         <w:trPr>
-          <w:divId w:val="707535388"/>
+          <w:divId w:val="913246866"/>
         </w:trPr>
         <w:tc>
           <w:tcPr>
@@ -33871,7 +35679,7 @@
                 <w:sz w:val="20"/>
                 <w:szCs w:val="20"/>
               </w:rPr>
-              <w:t>미국</w:t>
+              <w:t>종속항들</w:t>
             </w:r>
           </w:p>
         </w:tc>
@@ -33909,7 +35717,7 @@
                 <w:sz w:val="20"/>
                 <w:szCs w:val="20"/>
               </w:rPr>
-              <w:t>공개</w:t>
+              <w:t>정답지</w:t>
             </w:r>
             <w:r>
               <w:rPr>
@@ -33927,25 +35735,61 @@
                 <w:sz w:val="20"/>
                 <w:szCs w:val="20"/>
               </w:rPr>
-              <w:t>후</w:t>
-            </w:r>
-            <w:r>
-              <w:rPr>
-                <w:rFonts w:ascii="맑은 고딕" w:eastAsia="맑은 고딕" w:hAnsi="맑은 고딕" w:hint="eastAsia"/>
-                <w:color w:val="1C2530"/>
-                <w:sz w:val="20"/>
-                <w:szCs w:val="20"/>
-              </w:rPr>
-              <w:t xml:space="preserve"> 12</w:t>
-            </w:r>
-            <w:r>
-              <w:rPr>
-                <w:rFonts w:ascii="맑은 고딕" w:eastAsia="맑은 고딕" w:hAnsi="맑은 고딕" w:hint="eastAsia"/>
-                <w:color w:val="1C2530"/>
-                <w:sz w:val="20"/>
-                <w:szCs w:val="20"/>
-              </w:rPr>
-              <w:t>개월</w:t>
+              <w:t>검증</w:t>
+            </w:r>
+            <w:r>
+              <w:rPr>
+                <w:rFonts w:ascii="맑은 고딕" w:eastAsia="맑은 고딕" w:hAnsi="맑은 고딕" w:hint="eastAsia"/>
+                <w:color w:val="1C2530"/>
+                <w:sz w:val="20"/>
+                <w:szCs w:val="20"/>
+              </w:rPr>
+              <w:t>(</w:t>
+            </w:r>
+            <w:r>
+              <w:rPr>
+                <w:rFonts w:ascii="맑은 고딕" w:eastAsia="맑은 고딕" w:hAnsi="맑은 고딕" w:hint="eastAsia"/>
+                <w:color w:val="1C2530"/>
+                <w:sz w:val="20"/>
+                <w:szCs w:val="20"/>
+              </w:rPr>
+              <w:t>⑤</w:t>
+            </w:r>
+            <w:r>
+              <w:rPr>
+                <w:rFonts w:ascii="맑은 고딕" w:eastAsia="맑은 고딕" w:hAnsi="맑은 고딕" w:hint="eastAsia"/>
+                <w:color w:val="1C2530"/>
+                <w:sz w:val="20"/>
+                <w:szCs w:val="20"/>
+              </w:rPr>
+              <w:t xml:space="preserve">) </w:t>
+            </w:r>
+            <w:r>
+              <w:rPr>
+                <w:rFonts w:ascii="맑은 고딕" w:eastAsia="맑은 고딕" w:hAnsi="맑은 고딕" w:hint="eastAsia"/>
+                <w:color w:val="1C2530"/>
+                <w:sz w:val="20"/>
+                <w:szCs w:val="20"/>
+              </w:rPr>
+              <w:t>·</w:t>
+            </w:r>
+            <w:r>
+              <w:rPr>
+                <w:rFonts w:ascii="맑은 고딕" w:eastAsia="맑은 고딕" w:hAnsi="맑은 고딕" w:hint="eastAsia"/>
+                <w:color w:val="1C2530"/>
+                <w:sz w:val="20"/>
+                <w:szCs w:val="20"/>
+              </w:rPr>
+              <w:t xml:space="preserve"> AI </w:t>
+            </w:r>
+            <w:r>
+              <w:rPr>
+                <w:rFonts w:ascii="맑은 고딕" w:eastAsia="맑은 고딕" w:hAnsi="맑은 고딕" w:hint="eastAsia"/>
+                <w:color w:val="1C2530"/>
+                <w:sz w:val="20"/>
+                <w:szCs w:val="20"/>
+              </w:rPr>
+              <w:t>없이도</w:t>
             </w:r>
             <w:r>
               <w:rPr>
@@ -33963,7 +35807,43 @@
                 <w:sz w:val="20"/>
                 <w:szCs w:val="20"/>
               </w:rPr>
-              <w:t>안이면</w:t>
+              <w:t>가이드</w:t>
+            </w:r>
+            <w:r>
+              <w:rPr>
+                <w:rFonts w:ascii="맑은 고딕" w:eastAsia="맑은 고딕" w:hAnsi="맑은 고딕" w:hint="eastAsia"/>
+                <w:color w:val="1C2530"/>
+                <w:sz w:val="20"/>
+                <w:szCs w:val="20"/>
+              </w:rPr>
+              <w:t>(</w:t>
+            </w:r>
+            <w:r>
+              <w:rPr>
+                <w:rFonts w:ascii="맑은 고딕" w:eastAsia="맑은 고딕" w:hAnsi="맑은 고딕" w:hint="eastAsia"/>
+                <w:color w:val="1C2530"/>
+                <w:sz w:val="20"/>
+                <w:szCs w:val="20"/>
+              </w:rPr>
+              <w:t>⑥</w:t>
+            </w:r>
+            <w:r>
+              <w:rPr>
+                <w:rFonts w:ascii="맑은 고딕" w:eastAsia="맑은 고딕" w:hAnsi="맑은 고딕" w:hint="eastAsia"/>
+                <w:color w:val="1C2530"/>
+                <w:sz w:val="20"/>
+                <w:szCs w:val="20"/>
+              </w:rPr>
+              <w:t xml:space="preserve">) </w:t>
+            </w:r>
+            <w:r>
+              <w:rPr>
+                <w:rFonts w:ascii="맑은 고딕" w:eastAsia="맑은 고딕" w:hAnsi="맑은 고딕" w:hint="eastAsia"/>
+                <w:color w:val="1C2530"/>
+                <w:sz w:val="20"/>
+                <w:szCs w:val="20"/>
+              </w:rPr>
+              <w:t>·</w:t>
             </w:r>
             <w:r>
               <w:rPr>
@@ -33981,7 +35861,97 @@
                 <w:sz w:val="20"/>
                 <w:szCs w:val="20"/>
               </w:rPr>
-              <w:t>가능</w:t>
+              <w:t>규칙</w:t>
+            </w:r>
+            <w:r>
+              <w:rPr>
+                <w:rFonts w:ascii="맑은 고딕" w:eastAsia="맑은 고딕" w:hAnsi="맑은 고딕" w:hint="eastAsia"/>
+                <w:color w:val="1C2530"/>
+                <w:sz w:val="20"/>
+                <w:szCs w:val="20"/>
+              </w:rPr>
+              <w:t xml:space="preserve"> </w:t>
+            </w:r>
+            <w:r>
+              <w:rPr>
+                <w:rFonts w:ascii="맑은 고딕" w:eastAsia="맑은 고딕" w:hAnsi="맑은 고딕" w:hint="eastAsia"/>
+                <w:color w:val="1C2530"/>
+                <w:sz w:val="20"/>
+                <w:szCs w:val="20"/>
+              </w:rPr>
+              <w:t>카드</w:t>
+            </w:r>
+            <w:r>
+              <w:rPr>
+                <w:rFonts w:ascii="맑은 고딕" w:eastAsia="맑은 고딕" w:hAnsi="맑은 고딕" w:hint="eastAsia"/>
+                <w:color w:val="1C2530"/>
+                <w:sz w:val="20"/>
+                <w:szCs w:val="20"/>
+              </w:rPr>
+              <w:t>(</w:t>
+            </w:r>
+            <w:r>
+              <w:rPr>
+                <w:rFonts w:ascii="맑은 고딕" w:eastAsia="맑은 고딕" w:hAnsi="맑은 고딕" w:hint="eastAsia"/>
+                <w:color w:val="1C2530"/>
+                <w:sz w:val="20"/>
+                <w:szCs w:val="20"/>
+              </w:rPr>
+              <w:t>③</w:t>
+            </w:r>
+            <w:r>
+              <w:rPr>
+                <w:rFonts w:ascii="맑은 고딕" w:eastAsia="맑은 고딕" w:hAnsi="맑은 고딕" w:hint="eastAsia"/>
+                <w:color w:val="1C2530"/>
+                <w:sz w:val="20"/>
+                <w:szCs w:val="20"/>
+              </w:rPr>
+              <w:t xml:space="preserve">) </w:t>
+            </w:r>
+            <w:r>
+              <w:rPr>
+                <w:rFonts w:ascii="맑은 고딕" w:eastAsia="맑은 고딕" w:hAnsi="맑은 고딕" w:hint="eastAsia"/>
+                <w:color w:val="1C2530"/>
+                <w:sz w:val="20"/>
+                <w:szCs w:val="20"/>
+              </w:rPr>
+              <w:t>등</w:t>
+            </w:r>
+            <w:r>
+              <w:rPr>
+                <w:rFonts w:ascii="맑은 고딕" w:eastAsia="맑은 고딕" w:hAnsi="맑은 고딕" w:hint="eastAsia"/>
+                <w:color w:val="1C2530"/>
+                <w:sz w:val="20"/>
+                <w:szCs w:val="20"/>
+              </w:rPr>
+              <w:t xml:space="preserve"> </w:t>
+            </w:r>
+            <w:r>
+              <w:rPr>
+                <w:rFonts w:ascii="맑은 고딕" w:eastAsia="맑은 고딕" w:hAnsi="맑은 고딕" w:hint="eastAsia"/>
+                <w:color w:val="1C2530"/>
+                <w:sz w:val="20"/>
+                <w:szCs w:val="20"/>
+              </w:rPr>
+              <w:t>세부</w:t>
+            </w:r>
+            <w:r>
+              <w:rPr>
+                <w:rFonts w:ascii="맑은 고딕" w:eastAsia="맑은 고딕" w:hAnsi="맑은 고딕" w:hint="eastAsia"/>
+                <w:color w:val="1C2530"/>
+                <w:sz w:val="20"/>
+                <w:szCs w:val="20"/>
+              </w:rPr>
+              <w:t xml:space="preserve"> </w:t>
+            </w:r>
+            <w:r>
+              <w:rPr>
+                <w:rFonts w:ascii="맑은 고딕" w:eastAsia="맑은 고딕" w:hAnsi="맑은 고딕" w:hint="eastAsia"/>
+                <w:color w:val="1C2530"/>
+                <w:sz w:val="20"/>
+                <w:szCs w:val="20"/>
+              </w:rPr>
+              <w:t>장치</w:t>
             </w:r>
           </w:p>
         </w:tc>
@@ -34007,11 +35977,592 @@
               <w:spacing w:before="120" w:after="120"/>
               <w:rPr>
                 <w:rFonts w:ascii="맑은 고딕" w:eastAsia="맑은 고딕" w:hAnsi="맑은 고딕" w:hint="eastAsia"/>
+                <w:color w:val="1C2530"/>
+                <w:sz w:val="20"/>
+                <w:szCs w:val="20"/>
+              </w:rPr>
+            </w:pPr>
+            <w:r>
+              <w:rPr>
+                <w:rFonts w:ascii="맑은 고딕" w:eastAsia="맑은 고딕" w:hAnsi="맑은 고딕" w:hint="eastAsia"/>
+                <w:color w:val="1C2530"/>
+                <w:sz w:val="20"/>
+                <w:szCs w:val="20"/>
+              </w:rPr>
+              <w:t>후퇴</w:t>
+            </w:r>
+            <w:r>
+              <w:rPr>
+                <w:rFonts w:ascii="맑은 고딕" w:eastAsia="맑은 고딕" w:hAnsi="맑은 고딕" w:hint="eastAsia"/>
+                <w:color w:val="1C2530"/>
+                <w:sz w:val="20"/>
+                <w:szCs w:val="20"/>
+              </w:rPr>
+              <w:t xml:space="preserve"> </w:t>
+            </w:r>
+            <w:r>
+              <w:rPr>
+                <w:rFonts w:ascii="맑은 고딕" w:eastAsia="맑은 고딕" w:hAnsi="맑은 고딕" w:hint="eastAsia"/>
+                <w:color w:val="1C2530"/>
+                <w:sz w:val="20"/>
+                <w:szCs w:val="20"/>
+              </w:rPr>
+              <w:t>지점</w:t>
+            </w:r>
+            <w:r>
+              <w:rPr>
+                <w:rFonts w:ascii="맑은 고딕" w:eastAsia="맑은 고딕" w:hAnsi="맑은 고딕" w:hint="eastAsia"/>
+                <w:color w:val="1C2530"/>
+                <w:sz w:val="20"/>
+                <w:szCs w:val="20"/>
+              </w:rPr>
+              <w:t xml:space="preserve"> </w:t>
+            </w:r>
+            <w:r>
+              <w:rPr>
+                <w:rFonts w:ascii="맑은 고딕" w:eastAsia="맑은 고딕" w:hAnsi="맑은 고딕" w:hint="eastAsia"/>
+                <w:color w:val="1C2530"/>
+                <w:sz w:val="20"/>
+                <w:szCs w:val="20"/>
+              </w:rPr>
+              <w:t>확보</w:t>
+            </w:r>
+          </w:p>
+        </w:tc>
+      </w:tr>
+    </w:tbl>
+    <w:p>
+      <w:pPr>
+        <w:pStyle w:val="kicker"/>
+        <w:spacing w:after="160" w:afterAutospacing="0"/>
+        <w:divId w:val="205877796"/>
+        <w:rPr>
+          <w:rFonts w:ascii="맑은 고딕" w:eastAsia="맑은 고딕" w:hAnsi="맑은 고딕" w:hint="eastAsia"/>
+        </w:rPr>
+      </w:pPr>
+      <w:r>
+        <w:rPr>
+          <w:rFonts w:ascii="맑은 고딕" w:eastAsia="맑은 고딕" w:hAnsi="맑은 고딕" w:hint="eastAsia"/>
+          <w:b/>
+          <w:bCs/>
+          <w:color w:val="1C2530"/>
+        </w:rPr>
+        <w:t>주의</w:t>
+      </w:r>
+      <w:r>
+        <w:rPr>
+          <w:rFonts w:ascii="맑은 고딕" w:eastAsia="맑은 고딕" w:hAnsi="맑은 고딕" w:hint="eastAsia"/>
+          <w:b/>
+          <w:bCs/>
+          <w:color w:val="1C2530"/>
+        </w:rPr>
+        <w:t xml:space="preserve"> </w:t>
+      </w:r>
+      <w:r>
+        <w:rPr>
+          <w:rFonts w:ascii="맑은 고딕" w:eastAsia="맑은 고딕" w:hAnsi="맑은 고딕" w:hint="eastAsia"/>
+          <w:b/>
+          <w:bCs/>
+          <w:color w:val="1C2530"/>
+        </w:rPr>
+        <w:t>하나</w:t>
+      </w:r>
+      <w:r>
+        <w:rPr>
+          <w:rFonts w:ascii="맑은 고딕" w:eastAsia="맑은 고딕" w:hAnsi="맑은 고딕" w:hint="eastAsia"/>
+          <w:b/>
+          <w:bCs/>
+          <w:color w:val="1C2530"/>
+        </w:rPr>
+        <w:t>:</w:t>
+      </w:r>
+      <w:r>
+        <w:rPr>
+          <w:rFonts w:ascii="맑은 고딕" w:eastAsia="맑은 고딕" w:hAnsi="맑은 고딕" w:hint="eastAsia"/>
+        </w:rPr>
+        <w:t xml:space="preserve"> "</w:t>
+      </w:r>
+      <w:r>
+        <w:rPr>
+          <w:rFonts w:ascii="맑은 고딕" w:eastAsia="맑은 고딕" w:hAnsi="맑은 고딕" w:hint="eastAsia"/>
+        </w:rPr>
+        <w:t>상품</w:t>
+      </w:r>
+      <w:r>
+        <w:rPr>
+          <w:rFonts w:ascii="맑은 고딕" w:eastAsia="맑은 고딕" w:hAnsi="맑은 고딕" w:hint="eastAsia"/>
+        </w:rPr>
+        <w:t xml:space="preserve"> </w:t>
+      </w:r>
+      <w:r>
+        <w:rPr>
+          <w:rFonts w:ascii="맑은 고딕" w:eastAsia="맑은 고딕" w:hAnsi="맑은 고딕" w:hint="eastAsia"/>
+        </w:rPr>
+        <w:t>전체니까</w:t>
+      </w:r>
+      <w:r>
+        <w:rPr>
+          <w:rFonts w:ascii="맑은 고딕" w:eastAsia="맑은 고딕" w:hAnsi="맑은 고딕" w:hint="eastAsia"/>
+        </w:rPr>
+        <w:t xml:space="preserve">" </w:t>
+      </w:r>
+      <w:r>
+        <w:rPr>
+          <w:rFonts w:ascii="맑은 고딕" w:eastAsia="맑은 고딕" w:hAnsi="맑은 고딕" w:hint="eastAsia"/>
+        </w:rPr>
+        <w:t>검색층·스토리북까지</w:t>
+      </w:r>
+      <w:r>
+        <w:rPr>
+          <w:rFonts w:ascii="맑은 고딕" w:eastAsia="맑은 고딕" w:hAnsi="맑은 고딕" w:hint="eastAsia"/>
+        </w:rPr>
+        <w:t xml:space="preserve"> </w:t>
+      </w:r>
+      <w:r>
+        <w:rPr>
+          <w:rFonts w:ascii="맑은 고딕" w:eastAsia="맑은 고딕" w:hAnsi="맑은 고딕" w:hint="eastAsia"/>
+        </w:rPr>
+        <w:t>다</w:t>
+      </w:r>
+      <w:r>
+        <w:rPr>
+          <w:rFonts w:ascii="맑은 고딕" w:eastAsia="맑은 고딕" w:hAnsi="맑은 고딕" w:hint="eastAsia"/>
+        </w:rPr>
+        <w:t xml:space="preserve"> </w:t>
+      </w:r>
+      <w:r>
+        <w:rPr>
+          <w:rFonts w:ascii="맑은 고딕" w:eastAsia="맑은 고딕" w:hAnsi="맑은 고딕" w:hint="eastAsia"/>
+        </w:rPr>
+        <w:t>넣으면</w:t>
+      </w:r>
+      <w:r>
+        <w:rPr>
+          <w:rFonts w:ascii="맑은 고딕" w:eastAsia="맑은 고딕" w:hAnsi="맑은 고딕" w:hint="eastAsia"/>
+        </w:rPr>
+        <w:t xml:space="preserve"> </w:t>
+      </w:r>
+      <w:r>
+        <w:rPr>
+          <w:rFonts w:ascii="맑은 고딕" w:eastAsia="맑은 고딕" w:hAnsi="맑은 고딕" w:hint="eastAsia"/>
+        </w:rPr>
+        <w:t>심사에서</w:t>
+      </w:r>
+      <w:r>
+        <w:rPr>
+          <w:rFonts w:ascii="맑은 고딕" w:eastAsia="맑은 고딕" w:hAnsi="맑은 고딕" w:hint="eastAsia"/>
+        </w:rPr>
+        <w:t xml:space="preserve"> "</w:t>
+      </w:r>
+      <w:r>
+        <w:rPr>
+          <w:rFonts w:ascii="맑은 고딕" w:eastAsia="맑은 고딕" w:hAnsi="맑은 고딕" w:hint="eastAsia"/>
+        </w:rPr>
+        <w:t>쪼개라</w:t>
+      </w:r>
+      <w:r>
+        <w:rPr>
+          <w:rFonts w:ascii="맑은 고딕" w:eastAsia="맑은 고딕" w:hAnsi="맑은 고딕" w:hint="eastAsia"/>
+        </w:rPr>
+        <w:t>"</w:t>
+      </w:r>
+      <w:r>
+        <w:rPr>
+          <w:rFonts w:ascii="맑은 고딕" w:eastAsia="맑은 고딕" w:hAnsi="맑은 고딕" w:hint="eastAsia"/>
+        </w:rPr>
+        <w:t>는</w:t>
+      </w:r>
+      <w:r>
+        <w:rPr>
+          <w:rFonts w:ascii="맑은 고딕" w:eastAsia="맑은 고딕" w:hAnsi="맑은 고딕" w:hint="eastAsia"/>
+        </w:rPr>
+        <w:t xml:space="preserve"> </w:t>
+      </w:r>
+      <w:r>
+        <w:rPr>
+          <w:rFonts w:ascii="맑은 고딕" w:eastAsia="맑은 고딕" w:hAnsi="맑은 고딕" w:hint="eastAsia"/>
+        </w:rPr>
+        <w:t>요구를</w:t>
+      </w:r>
+      <w:r>
+        <w:rPr>
+          <w:rFonts w:ascii="맑은 고딕" w:eastAsia="맑은 고딕" w:hAnsi="맑은 고딕" w:hint="eastAsia"/>
+        </w:rPr>
+        <w:t xml:space="preserve"> </w:t>
+      </w:r>
+      <w:r>
+        <w:rPr>
+          <w:rFonts w:ascii="맑은 고딕" w:eastAsia="맑은 고딕" w:hAnsi="맑은 고딕" w:hint="eastAsia"/>
+        </w:rPr>
+        <w:t>받습니다</w:t>
+      </w:r>
+      <w:r>
+        <w:rPr>
+          <w:rFonts w:ascii="맑은 고딕" w:eastAsia="맑은 고딕" w:hAnsi="맑은 고딕" w:hint="eastAsia"/>
+        </w:rPr>
+        <w:t xml:space="preserve">. </w:t>
+      </w:r>
+      <w:r>
+        <w:rPr>
+          <w:rFonts w:ascii="맑은 고딕" w:eastAsia="맑은 고딕" w:hAnsi="맑은 고딕" w:hint="eastAsia"/>
+        </w:rPr>
+        <w:t>묶는</w:t>
+      </w:r>
+      <w:r>
+        <w:rPr>
+          <w:rFonts w:ascii="맑은 고딕" w:eastAsia="맑은 고딕" w:hAnsi="맑은 고딕" w:hint="eastAsia"/>
+        </w:rPr>
+        <w:t xml:space="preserve"> </w:t>
+      </w:r>
+      <w:r>
+        <w:rPr>
+          <w:rFonts w:ascii="맑은 고딕" w:eastAsia="맑은 고딕" w:hAnsi="맑은 고딕" w:hint="eastAsia"/>
+        </w:rPr>
+        <w:t>축은</w:t>
+      </w:r>
+      <w:r>
+        <w:rPr>
+          <w:rFonts w:ascii="맑은 고딕" w:eastAsia="맑은 고딕" w:hAnsi="맑은 고딕" w:hint="eastAsia"/>
+        </w:rPr>
+        <w:t xml:space="preserve"> </w:t>
+      </w:r>
+      <w:r>
+        <w:rPr>
+          <w:rFonts w:ascii="맑은 고딕" w:eastAsia="맑은 고딕" w:hAnsi="맑은 고딕" w:hint="eastAsia"/>
+          <w:b/>
+          <w:bCs/>
+          <w:color w:val="1C2530"/>
+        </w:rPr>
+        <w:t>"</w:t>
+      </w:r>
+      <w:r>
+        <w:rPr>
+          <w:rFonts w:ascii="맑은 고딕" w:eastAsia="맑은 고딕" w:hAnsi="맑은 고딕" w:hint="eastAsia"/>
+          <w:b/>
+          <w:bCs/>
+          <w:color w:val="1C2530"/>
+        </w:rPr>
+        <w:t>규칙</w:t>
+      </w:r>
+      <w:r>
+        <w:rPr>
+          <w:rFonts w:ascii="맑은 고딕" w:eastAsia="맑은 고딕" w:hAnsi="맑은 고딕" w:hint="eastAsia"/>
+          <w:b/>
+          <w:bCs/>
+          <w:color w:val="1C2530"/>
+        </w:rPr>
+        <w:t xml:space="preserve"> </w:t>
+      </w:r>
+      <w:r>
+        <w:rPr>
+          <w:rFonts w:ascii="맑은 고딕" w:eastAsia="맑은 고딕" w:hAnsi="맑은 고딕" w:hint="eastAsia"/>
+          <w:b/>
+          <w:bCs/>
+          <w:color w:val="1C2530"/>
+        </w:rPr>
+        <w:t>→</w:t>
+      </w:r>
+      <w:r>
+        <w:rPr>
+          <w:rFonts w:ascii="맑은 고딕" w:eastAsia="맑은 고딕" w:hAnsi="맑은 고딕" w:hint="eastAsia"/>
+          <w:b/>
+          <w:bCs/>
+          <w:color w:val="1C2530"/>
+        </w:rPr>
+        <w:t xml:space="preserve"> </w:t>
+      </w:r>
+      <w:r>
+        <w:rPr>
+          <w:rFonts w:ascii="맑은 고딕" w:eastAsia="맑은 고딕" w:hAnsi="맑은 고딕" w:hint="eastAsia"/>
+          <w:b/>
+          <w:bCs/>
+          <w:color w:val="1C2530"/>
+        </w:rPr>
+        <w:t>채점</w:t>
+      </w:r>
+      <w:r>
+        <w:rPr>
+          <w:rFonts w:ascii="맑은 고딕" w:eastAsia="맑은 고딕" w:hAnsi="맑은 고딕" w:hint="eastAsia"/>
+          <w:b/>
+          <w:bCs/>
+          <w:color w:val="1C2530"/>
+        </w:rPr>
+        <w:t xml:space="preserve">" </w:t>
+      </w:r>
+      <w:r>
+        <w:rPr>
+          <w:rFonts w:ascii="맑은 고딕" w:eastAsia="맑은 고딕" w:hAnsi="맑은 고딕" w:hint="eastAsia"/>
+          <w:b/>
+          <w:bCs/>
+          <w:color w:val="1C2530"/>
+        </w:rPr>
+        <w:t>하나</w:t>
+      </w:r>
+      <w:r>
+        <w:rPr>
+          <w:rFonts w:ascii="맑은 고딕" w:eastAsia="맑은 고딕" w:hAnsi="맑은 고딕" w:hint="eastAsia"/>
+        </w:rPr>
+        <w:t>로</w:t>
+      </w:r>
+      <w:r>
+        <w:rPr>
+          <w:rFonts w:ascii="맑은 고딕" w:eastAsia="맑은 고딕" w:hAnsi="맑은 고딕" w:hint="eastAsia"/>
+        </w:rPr>
+        <w:t xml:space="preserve"> </w:t>
+      </w:r>
+      <w:r>
+        <w:rPr>
+          <w:rFonts w:ascii="맑은 고딕" w:eastAsia="맑은 고딕" w:hAnsi="맑은 고딕" w:hint="eastAsia"/>
+        </w:rPr>
+        <w:t>유지합니다</w:t>
+      </w:r>
+      <w:r>
+        <w:rPr>
+          <w:rFonts w:ascii="맑은 고딕" w:eastAsia="맑은 고딕" w:hAnsi="맑은 고딕" w:hint="eastAsia"/>
+        </w:rPr>
+        <w:t xml:space="preserve">. </w:t>
+      </w:r>
+      <w:r>
+        <w:rPr>
+          <w:rFonts w:ascii="맑은 고딕" w:eastAsia="맑은 고딕" w:hAnsi="맑은 고딕" w:hint="eastAsia"/>
+        </w:rPr>
+        <w:t>은행</w:t>
+      </w:r>
+      <w:r>
+        <w:rPr>
+          <w:rFonts w:ascii="맑은 고딕" w:eastAsia="맑은 고딕" w:hAnsi="맑은 고딕" w:hint="eastAsia"/>
+        </w:rPr>
+        <w:t xml:space="preserve"> </w:t>
+      </w:r>
+      <w:r>
+        <w:rPr>
+          <w:rFonts w:ascii="맑은 고딕" w:eastAsia="맑은 고딕" w:hAnsi="맑은 고딕" w:hint="eastAsia"/>
+        </w:rPr>
+        <w:t>전용</w:t>
+      </w:r>
+      <w:r>
+        <w:rPr>
+          <w:rFonts w:ascii="맑은 고딕" w:eastAsia="맑은 고딕" w:hAnsi="맑은 고딕" w:hint="eastAsia"/>
+        </w:rPr>
+        <w:t xml:space="preserve"> </w:t>
+      </w:r>
+      <w:r>
+        <w:rPr>
+          <w:rFonts w:ascii="맑은 고딕" w:eastAsia="맑은 고딕" w:hAnsi="맑은 고딕" w:hint="eastAsia"/>
+        </w:rPr>
+        <w:t>검색은</w:t>
+      </w:r>
+      <w:r>
+        <w:rPr>
+          <w:rFonts w:ascii="맑은 고딕" w:eastAsia="맑은 고딕" w:hAnsi="맑은 고딕" w:hint="eastAsia"/>
+        </w:rPr>
+        <w:t xml:space="preserve"> </w:t>
+      </w:r>
+      <w:r>
+        <w:rPr>
+          <w:rFonts w:ascii="맑은 고딕" w:eastAsia="맑은 고딕" w:hAnsi="맑은 고딕" w:hint="eastAsia"/>
+        </w:rPr>
+        <w:t>예정대로</w:t>
+      </w:r>
+      <w:r>
+        <w:rPr>
+          <w:rFonts w:ascii="맑은 고딕" w:eastAsia="맑은 고딕" w:hAnsi="맑은 고딕" w:hint="eastAsia"/>
+        </w:rPr>
+        <w:t xml:space="preserve"> </w:t>
+      </w:r>
+      <w:r>
+        <w:rPr>
+          <w:rFonts w:ascii="맑은 고딕" w:eastAsia="맑은 고딕" w:hAnsi="맑은 고딕" w:hint="eastAsia"/>
+        </w:rPr>
+        <w:t>별도</w:t>
+      </w:r>
+      <w:r>
+        <w:rPr>
+          <w:rFonts w:ascii="맑은 고딕" w:eastAsia="맑은 고딕" w:hAnsi="맑은 고딕" w:hint="eastAsia"/>
+        </w:rPr>
+        <w:t xml:space="preserve"> </w:t>
+      </w:r>
+      <w:r>
+        <w:rPr>
+          <w:rFonts w:ascii="맑은 고딕" w:eastAsia="맑은 고딕" w:hAnsi="맑은 고딕" w:hint="eastAsia"/>
+        </w:rPr>
+        <w:t>건</w:t>
+      </w:r>
+      <w:r>
+        <w:rPr>
+          <w:rFonts w:ascii="맑은 고딕" w:eastAsia="맑은 고딕" w:hAnsi="맑은 고딕" w:hint="eastAsia"/>
+        </w:rPr>
+        <w:t>.</w:t>
+      </w:r>
+    </w:p>
+    <w:p>
+      <w:pPr>
+        <w:pStyle w:val="eyebrow"/>
+        <w:divId w:val="1324891376"/>
+        <w:rPr>
+          <w:rFonts w:ascii="맑은 고딕" w:eastAsia="맑은 고딕" w:hAnsi="맑은 고딕" w:hint="eastAsia"/>
+        </w:rPr>
+      </w:pPr>
+      <w:r>
+        <w:rPr>
+          <w:rFonts w:ascii="맑은 고딕" w:eastAsia="맑은 고딕" w:hAnsi="맑은 고딕" w:hint="eastAsia"/>
+        </w:rPr>
+        <w:t xml:space="preserve">18 </w:t>
+      </w:r>
+      <w:r>
+        <w:rPr>
+          <w:rFonts w:ascii="맑은 고딕" w:eastAsia="맑은 고딕" w:hAnsi="맑은 고딕" w:hint="eastAsia"/>
+        </w:rPr>
+        <w:t>·</w:t>
+      </w:r>
+      <w:r>
+        <w:rPr>
+          <w:rFonts w:ascii="맑은 고딕" w:eastAsia="맑은 고딕" w:hAnsi="맑은 고딕" w:hint="eastAsia"/>
+        </w:rPr>
+        <w:t xml:space="preserve"> </w:t>
+      </w:r>
+      <w:r>
+        <w:rPr>
+          <w:rFonts w:ascii="맑은 고딕" w:eastAsia="맑은 고딕" w:hAnsi="맑은 고딕" w:hint="eastAsia"/>
+        </w:rPr>
+        <w:t>최우선</w:t>
+      </w:r>
+      <w:r>
+        <w:rPr>
+          <w:rFonts w:ascii="맑은 고딕" w:eastAsia="맑은 고딕" w:hAnsi="맑은 고딕" w:hint="eastAsia"/>
+        </w:rPr>
+        <w:t xml:space="preserve"> </w:t>
+      </w:r>
+      <w:r>
+        <w:rPr>
+          <w:rFonts w:ascii="맑은 고딕" w:eastAsia="맑은 고딕" w:hAnsi="맑은 고딕" w:hint="eastAsia"/>
+        </w:rPr>
+        <w:t>확인</w:t>
+      </w:r>
+      <w:r>
+        <w:rPr>
+          <w:rFonts w:ascii="맑은 고딕" w:eastAsia="맑은 고딕" w:hAnsi="맑은 고딕" w:hint="eastAsia"/>
+        </w:rPr>
+        <w:t xml:space="preserve"> </w:t>
+      </w:r>
+      <w:r>
+        <w:rPr>
+          <w:rFonts w:ascii="맑은 고딕" w:eastAsia="맑은 고딕" w:hAnsi="맑은 고딕" w:hint="eastAsia"/>
+        </w:rPr>
+        <w:t>사항</w:t>
+      </w:r>
+    </w:p>
+    <w:p>
+      <w:pPr>
+        <w:pStyle w:val="2"/>
+        <w:divId w:val="1324891376"/>
+        <w:rPr>
+          <w:rFonts w:ascii="맑은 고딕" w:eastAsia="맑은 고딕" w:hAnsi="맑은 고딕" w:hint="eastAsia"/>
+        </w:rPr>
+      </w:pPr>
+      <w:r>
+        <w:rPr>
+          <w:rFonts w:ascii="맑은 고딕" w:eastAsia="맑은 고딕" w:hAnsi="맑은 고딕" w:hint="eastAsia"/>
+        </w:rPr>
+        <w:t>마감</w:t>
+      </w:r>
+      <w:r>
+        <w:rPr>
+          <w:rFonts w:ascii="맑은 고딕" w:eastAsia="맑은 고딕" w:hAnsi="맑은 고딕" w:hint="eastAsia"/>
+        </w:rPr>
+        <w:t xml:space="preserve"> </w:t>
+      </w:r>
+      <w:r>
+        <w:rPr>
+          <w:rFonts w:ascii="맑은 고딕" w:eastAsia="맑은 고딕" w:hAnsi="맑은 고딕" w:hint="eastAsia"/>
+        </w:rPr>
+        <w:t>시계</w:t>
+      </w:r>
+      <w:r>
+        <w:rPr>
+          <w:rFonts w:ascii="맑은 고딕" w:eastAsia="맑은 고딕" w:hAnsi="맑은 고딕" w:hint="eastAsia"/>
+        </w:rPr>
+        <w:t xml:space="preserve">: </w:t>
+      </w:r>
+      <w:r>
+        <w:rPr>
+          <w:rFonts w:ascii="맑은 고딕" w:eastAsia="맑은 고딕" w:hAnsi="맑은 고딕" w:hint="eastAsia"/>
+        </w:rPr>
+        <w:t>나라마다</w:t>
+      </w:r>
+      <w:r>
+        <w:rPr>
+          <w:rFonts w:ascii="맑은 고딕" w:eastAsia="맑은 고딕" w:hAnsi="맑은 고딕" w:hint="eastAsia"/>
+        </w:rPr>
+        <w:t xml:space="preserve"> </w:t>
+      </w:r>
+      <w:r>
+        <w:rPr>
+          <w:rFonts w:ascii="맑은 고딕" w:eastAsia="맑은 고딕" w:hAnsi="맑은 고딕" w:hint="eastAsia"/>
+        </w:rPr>
+        <w:t>다르게</w:t>
+      </w:r>
+      <w:r>
+        <w:rPr>
+          <w:rFonts w:ascii="맑은 고딕" w:eastAsia="맑은 고딕" w:hAnsi="맑은 고딕" w:hint="eastAsia"/>
+        </w:rPr>
+        <w:t xml:space="preserve"> </w:t>
+      </w:r>
+      <w:r>
+        <w:rPr>
+          <w:rFonts w:ascii="맑은 고딕" w:eastAsia="맑은 고딕" w:hAnsi="맑은 고딕" w:hint="eastAsia"/>
+        </w:rPr>
+        <w:t>돌아갑니다</w:t>
+      </w:r>
+    </w:p>
+    <w:tbl>
+      <w:tblPr>
+        <w:tblW w:w="5000" w:type="pct"/>
+        <w:tblCellMar>
+          <w:top w:w="15" w:type="dxa"/>
+          <w:left w:w="15" w:type="dxa"/>
+          <w:bottom w:w="15" w:type="dxa"/>
+          <w:right w:w="15" w:type="dxa"/>
+        </w:tblCellMar>
+        <w:tblLook w:val="04A0" w:firstRow="1" w:lastRow="0" w:firstColumn="1" w:lastColumn="0" w:noHBand="0" w:noVBand="1"/>
+      </w:tblPr>
+      <w:tblGrid>
+        <w:gridCol w:w="748"/>
+        <w:gridCol w:w="3610"/>
+        <w:gridCol w:w="4648"/>
+      </w:tblGrid>
+      <w:tr>
+        <w:trPr>
+          <w:divId w:val="1603418494"/>
+        </w:trPr>
+        <w:tc>
+          <w:tcPr>
+            <w:tcW w:w="0" w:type="auto"/>
+            <w:tcBorders>
+              <w:top w:val="single" w:sz="8" w:space="0" w:color="B8C0CC"/>
+              <w:left w:val="single" w:sz="8" w:space="0" w:color="B8C0CC"/>
+              <w:bottom w:val="single" w:sz="8" w:space="0" w:color="B8C0CC"/>
+              <w:right w:val="single" w:sz="8" w:space="0" w:color="B8C0CC"/>
+            </w:tcBorders>
+            <w:shd w:val="clear" w:color="auto" w:fill="EAF0FC"/>
+            <w:tcMar>
+              <w:top w:w="100" w:type="dxa"/>
+              <w:left w:w="160" w:type="dxa"/>
+              <w:bottom w:w="100" w:type="dxa"/>
+              <w:right w:w="160" w:type="dxa"/>
+            </w:tcMar>
+            <w:hideMark/>
+          </w:tcPr>
+          <w:p>
+            <w:pPr>
+              <w:spacing w:before="120" w:after="120"/>
+              <w:rPr>
+                <w:rFonts w:ascii="맑은 고딕" w:eastAsia="맑은 고딕" w:hAnsi="맑은 고딕" w:hint="eastAsia"/>
                 <w:b/>
                 <w:bCs/>
-                <w:color w:val="2A7D4F"/>
-                <w:sz w:val="20"/>
-                <w:szCs w:val="20"/>
+                <w:color w:val="55637A"/>
+                <w:sz w:val="18"/>
+                <w:szCs w:val="18"/>
               </w:rPr>
             </w:pPr>
             <w:r>
@@ -34019,18 +36570,214 @@
                 <w:rFonts w:ascii="맑은 고딕" w:eastAsia="맑은 고딕" w:hAnsi="맑은 고딕" w:hint="eastAsia"/>
                 <w:b/>
                 <w:bCs/>
-                <w:color w:val="2A7D4F"/>
-                <w:sz w:val="20"/>
-                <w:szCs w:val="20"/>
-              </w:rPr>
-              <w:t>가능</w:t>
+                <w:color w:val="55637A"/>
+                <w:sz w:val="18"/>
+                <w:szCs w:val="18"/>
+              </w:rPr>
+              <w:t>국가</w:t>
+            </w:r>
+          </w:p>
+        </w:tc>
+        <w:tc>
+          <w:tcPr>
+            <w:tcW w:w="0" w:type="auto"/>
+            <w:tcBorders>
+              <w:top w:val="single" w:sz="8" w:space="0" w:color="B8C0CC"/>
+              <w:left w:val="single" w:sz="8" w:space="0" w:color="B8C0CC"/>
+              <w:bottom w:val="single" w:sz="8" w:space="0" w:color="B8C0CC"/>
+              <w:right w:val="single" w:sz="8" w:space="0" w:color="B8C0CC"/>
+            </w:tcBorders>
+            <w:shd w:val="clear" w:color="auto" w:fill="EAF0FC"/>
+            <w:tcMar>
+              <w:top w:w="100" w:type="dxa"/>
+              <w:left w:w="160" w:type="dxa"/>
+              <w:bottom w:w="100" w:type="dxa"/>
+              <w:right w:w="160" w:type="dxa"/>
+            </w:tcMar>
+            <w:hideMark/>
+          </w:tcPr>
+          <w:p>
+            <w:pPr>
+              <w:spacing w:before="120" w:after="120"/>
+              <w:rPr>
+                <w:rFonts w:ascii="맑은 고딕" w:eastAsia="맑은 고딕" w:hAnsi="맑은 고딕" w:hint="eastAsia"/>
+                <w:b/>
+                <w:bCs/>
+                <w:color w:val="55637A"/>
+                <w:sz w:val="18"/>
+                <w:szCs w:val="18"/>
+              </w:rPr>
+            </w:pPr>
+            <w:r>
+              <w:rPr>
+                <w:rFonts w:ascii="맑은 고딕" w:eastAsia="맑은 고딕" w:hAnsi="맑은 고딕" w:hint="eastAsia"/>
+                <w:b/>
+                <w:bCs/>
+                <w:color w:val="55637A"/>
+                <w:sz w:val="18"/>
+                <w:szCs w:val="18"/>
+              </w:rPr>
+              <w:t>우리가</w:t>
+            </w:r>
+            <w:r>
+              <w:rPr>
+                <w:rFonts w:ascii="맑은 고딕" w:eastAsia="맑은 고딕" w:hAnsi="맑은 고딕" w:hint="eastAsia"/>
+                <w:b/>
+                <w:bCs/>
+                <w:color w:val="55637A"/>
+                <w:sz w:val="18"/>
+                <w:szCs w:val="18"/>
+              </w:rPr>
+              <w:t xml:space="preserve"> </w:t>
+            </w:r>
+            <w:r>
+              <w:rPr>
+                <w:rFonts w:ascii="맑은 고딕" w:eastAsia="맑은 고딕" w:hAnsi="맑은 고딕" w:hint="eastAsia"/>
+                <w:b/>
+                <w:bCs/>
+                <w:color w:val="55637A"/>
+                <w:sz w:val="18"/>
+                <w:szCs w:val="18"/>
+              </w:rPr>
+              <w:t>먼저</w:t>
+            </w:r>
+            <w:r>
+              <w:rPr>
+                <w:rFonts w:ascii="맑은 고딕" w:eastAsia="맑은 고딕" w:hAnsi="맑은 고딕" w:hint="eastAsia"/>
+                <w:b/>
+                <w:bCs/>
+                <w:color w:val="55637A"/>
+                <w:sz w:val="18"/>
+                <w:szCs w:val="18"/>
+              </w:rPr>
+              <w:t xml:space="preserve"> </w:t>
+            </w:r>
+            <w:r>
+              <w:rPr>
+                <w:rFonts w:ascii="맑은 고딕" w:eastAsia="맑은 고딕" w:hAnsi="맑은 고딕" w:hint="eastAsia"/>
+                <w:b/>
+                <w:bCs/>
+                <w:color w:val="55637A"/>
+                <w:sz w:val="18"/>
+                <w:szCs w:val="18"/>
+              </w:rPr>
+              <w:t>공개한</w:t>
+            </w:r>
+            <w:r>
+              <w:rPr>
+                <w:rFonts w:ascii="맑은 고딕" w:eastAsia="맑은 고딕" w:hAnsi="맑은 고딕" w:hint="eastAsia"/>
+                <w:b/>
+                <w:bCs/>
+                <w:color w:val="55637A"/>
+                <w:sz w:val="18"/>
+                <w:szCs w:val="18"/>
+              </w:rPr>
+              <w:t xml:space="preserve"> </w:t>
+            </w:r>
+            <w:r>
+              <w:rPr>
+                <w:rFonts w:ascii="맑은 고딕" w:eastAsia="맑은 고딕" w:hAnsi="맑은 고딕" w:hint="eastAsia"/>
+                <w:b/>
+                <w:bCs/>
+                <w:color w:val="55637A"/>
+                <w:sz w:val="18"/>
+                <w:szCs w:val="18"/>
+              </w:rPr>
+              <w:t>것</w:t>
+            </w:r>
+            <w:r>
+              <w:rPr>
+                <w:rFonts w:ascii="맑은 고딕" w:eastAsia="맑은 고딕" w:hAnsi="맑은 고딕" w:hint="eastAsia"/>
+                <w:b/>
+                <w:bCs/>
+                <w:color w:val="55637A"/>
+                <w:sz w:val="18"/>
+                <w:szCs w:val="18"/>
+              </w:rPr>
+              <w:t>(GitHub)</w:t>
+            </w:r>
+            <w:r>
+              <w:rPr>
+                <w:rFonts w:ascii="맑은 고딕" w:eastAsia="맑은 고딕" w:hAnsi="맑은 고딕" w:hint="eastAsia"/>
+                <w:b/>
+                <w:bCs/>
+                <w:color w:val="55637A"/>
+                <w:sz w:val="18"/>
+                <w:szCs w:val="18"/>
+              </w:rPr>
+              <w:t>에</w:t>
+            </w:r>
+            <w:r>
+              <w:rPr>
+                <w:rFonts w:ascii="맑은 고딕" w:eastAsia="맑은 고딕" w:hAnsi="맑은 고딕" w:hint="eastAsia"/>
+                <w:b/>
+                <w:bCs/>
+                <w:color w:val="55637A"/>
+                <w:sz w:val="18"/>
+                <w:szCs w:val="18"/>
+              </w:rPr>
+              <w:t xml:space="preserve"> </w:t>
+            </w:r>
+            <w:r>
+              <w:rPr>
+                <w:rFonts w:ascii="맑은 고딕" w:eastAsia="맑은 고딕" w:hAnsi="맑은 고딕" w:hint="eastAsia"/>
+                <w:b/>
+                <w:bCs/>
+                <w:color w:val="55637A"/>
+                <w:sz w:val="18"/>
+                <w:szCs w:val="18"/>
+              </w:rPr>
+              <w:t>대해</w:t>
+            </w:r>
+          </w:p>
+        </w:tc>
+        <w:tc>
+          <w:tcPr>
+            <w:tcW w:w="0" w:type="auto"/>
+            <w:tcBorders>
+              <w:top w:val="single" w:sz="8" w:space="0" w:color="B8C0CC"/>
+              <w:left w:val="single" w:sz="8" w:space="0" w:color="B8C0CC"/>
+              <w:bottom w:val="single" w:sz="8" w:space="0" w:color="B8C0CC"/>
+              <w:right w:val="single" w:sz="8" w:space="0" w:color="B8C0CC"/>
+            </w:tcBorders>
+            <w:shd w:val="clear" w:color="auto" w:fill="EAF0FC"/>
+            <w:tcMar>
+              <w:top w:w="100" w:type="dxa"/>
+              <w:left w:w="160" w:type="dxa"/>
+              <w:bottom w:w="100" w:type="dxa"/>
+              <w:right w:w="160" w:type="dxa"/>
+            </w:tcMar>
+            <w:hideMark/>
+          </w:tcPr>
+          <w:p>
+            <w:pPr>
+              <w:spacing w:before="120" w:after="120"/>
+              <w:rPr>
+                <w:rFonts w:ascii="맑은 고딕" w:eastAsia="맑은 고딕" w:hAnsi="맑은 고딕" w:hint="eastAsia"/>
+                <w:b/>
+                <w:bCs/>
+                <w:color w:val="55637A"/>
+                <w:sz w:val="18"/>
+                <w:szCs w:val="18"/>
+              </w:rPr>
+            </w:pPr>
+            <w:r>
+              <w:rPr>
+                <w:rFonts w:ascii="맑은 고딕" w:eastAsia="맑은 고딕" w:hAnsi="맑은 고딕" w:hint="eastAsia"/>
+                <w:b/>
+                <w:bCs/>
+                <w:color w:val="55637A"/>
+                <w:sz w:val="18"/>
+                <w:szCs w:val="18"/>
+              </w:rPr>
+              <w:t>판정</w:t>
             </w:r>
           </w:p>
         </w:tc>
       </w:tr>
       <w:tr>
         <w:trPr>
-          <w:divId w:val="707535388"/>
+          <w:divId w:val="1603418494"/>
         </w:trPr>
         <w:tc>
           <w:tcPr>
@@ -34066,7 +36813,7 @@
                 <w:sz w:val="20"/>
                 <w:szCs w:val="20"/>
               </w:rPr>
-              <w:t>중국</w:t>
+              <w:t>한국</w:t>
             </w:r>
           </w:p>
         </w:tc>
@@ -34104,7 +36851,7 @@
                 <w:sz w:val="20"/>
                 <w:szCs w:val="20"/>
               </w:rPr>
-              <w:t>거의</w:t>
+              <w:t>공개</w:t>
             </w:r>
             <w:r>
               <w:rPr>
@@ -34122,7 +36869,25 @@
                 <w:sz w:val="20"/>
                 <w:szCs w:val="20"/>
               </w:rPr>
-              <w:t>안</w:t>
+              <w:t>후</w:t>
+            </w:r>
+            <w:r>
+              <w:rPr>
+                <w:rFonts w:ascii="맑은 고딕" w:eastAsia="맑은 고딕" w:hAnsi="맑은 고딕" w:hint="eastAsia"/>
+                <w:color w:val="1C2530"/>
+                <w:sz w:val="20"/>
+                <w:szCs w:val="20"/>
+              </w:rPr>
+              <w:t xml:space="preserve"> 12</w:t>
+            </w:r>
+            <w:r>
+              <w:rPr>
+                <w:rFonts w:ascii="맑은 고딕" w:eastAsia="맑은 고딕" w:hAnsi="맑은 고딕" w:hint="eastAsia"/>
+                <w:color w:val="1C2530"/>
+                <w:sz w:val="20"/>
+                <w:szCs w:val="20"/>
+              </w:rPr>
+              <w:t>개월</w:t>
             </w:r>
             <w:r>
               <w:rPr>
@@ -34140,25 +36905,7 @@
                 <w:sz w:val="20"/>
                 <w:szCs w:val="20"/>
               </w:rPr>
-              <w:t>봐줌</w:t>
-            </w:r>
-            <w:r>
-              <w:rPr>
-                <w:rFonts w:ascii="맑은 고딕" w:eastAsia="맑은 고딕" w:hAnsi="맑은 고딕" w:hint="eastAsia"/>
-                <w:color w:val="1C2530"/>
-                <w:sz w:val="20"/>
-                <w:szCs w:val="20"/>
-              </w:rPr>
-              <w:t xml:space="preserve"> (</w:t>
-            </w:r>
-            <w:r>
-              <w:rPr>
-                <w:rFonts w:ascii="맑은 고딕" w:eastAsia="맑은 고딕" w:hAnsi="맑은 고딕" w:hint="eastAsia"/>
-                <w:color w:val="1C2530"/>
-                <w:sz w:val="20"/>
-                <w:szCs w:val="20"/>
-              </w:rPr>
-              <w:t>특정</w:t>
+              <w:t>안이면</w:t>
             </w:r>
             <w:r>
               <w:rPr>
@@ -34176,16 +36923,25 @@
                 <w:sz w:val="20"/>
                 <w:szCs w:val="20"/>
               </w:rPr>
-              <w:t>전시회·학회만</w:t>
-            </w:r>
-            <w:r>
-              <w:rPr>
-                <w:rFonts w:ascii="맑은 고딕" w:eastAsia="맑은 고딕" w:hAnsi="맑은 고딕" w:hint="eastAsia"/>
-                <w:color w:val="1C2530"/>
-                <w:sz w:val="20"/>
-                <w:szCs w:val="20"/>
-              </w:rPr>
-              <w:t>)</w:t>
+              <w:t>출원</w:t>
+            </w:r>
+            <w:r>
+              <w:rPr>
+                <w:rFonts w:ascii="맑은 고딕" w:eastAsia="맑은 고딕" w:hAnsi="맑은 고딕" w:hint="eastAsia"/>
+                <w:color w:val="1C2530"/>
+                <w:sz w:val="20"/>
+                <w:szCs w:val="20"/>
+              </w:rPr>
+              <w:t xml:space="preserve"> </w:t>
+            </w:r>
+            <w:r>
+              <w:rPr>
+                <w:rFonts w:ascii="맑은 고딕" w:eastAsia="맑은 고딕" w:hAnsi="맑은 고딕" w:hint="eastAsia"/>
+                <w:color w:val="1C2530"/>
+                <w:sz w:val="20"/>
+                <w:szCs w:val="20"/>
+              </w:rPr>
+              <w:t>가능</w:t>
             </w:r>
           </w:p>
         </w:tc>
@@ -34213,7 +36969,7 @@
                 <w:rFonts w:ascii="맑은 고딕" w:eastAsia="맑은 고딕" w:hAnsi="맑은 고딕" w:hint="eastAsia"/>
                 <w:b/>
                 <w:bCs/>
-                <w:color w:val="B0433C"/>
+                <w:color w:val="2A7D4F"/>
                 <w:sz w:val="20"/>
                 <w:szCs w:val="20"/>
               </w:rPr>
@@ -34223,18 +36979,18 @@
                 <w:rFonts w:ascii="맑은 고딕" w:eastAsia="맑은 고딕" w:hAnsi="맑은 고딕" w:hint="eastAsia"/>
                 <w:b/>
                 <w:bCs/>
-                <w:color w:val="B0433C"/>
-                <w:sz w:val="20"/>
-                <w:szCs w:val="20"/>
-              </w:rPr>
-              <w:t>사실상</w:t>
+                <w:color w:val="2A7D4F"/>
+                <w:sz w:val="20"/>
+                <w:szCs w:val="20"/>
+              </w:rPr>
+              <w:t>가능</w:t>
             </w:r>
             <w:r>
               <w:rPr>
                 <w:rFonts w:ascii="맑은 고딕" w:eastAsia="맑은 고딕" w:hAnsi="맑은 고딕" w:hint="eastAsia"/>
                 <w:b/>
                 <w:bCs/>
-                <w:color w:val="B0433C"/>
+                <w:color w:val="2A7D4F"/>
                 <w:sz w:val="20"/>
                 <w:szCs w:val="20"/>
               </w:rPr>
@@ -34245,18 +37001,150 @@
                 <w:rFonts w:ascii="맑은 고딕" w:eastAsia="맑은 고딕" w:hAnsi="맑은 고딕" w:hint="eastAsia"/>
                 <w:b/>
                 <w:bCs/>
-                <w:color w:val="B0433C"/>
-                <w:sz w:val="20"/>
-                <w:szCs w:val="20"/>
-              </w:rPr>
-              <w:t>닫힘</w:t>
+                <w:color w:val="2A7D4F"/>
+                <w:sz w:val="20"/>
+                <w:szCs w:val="20"/>
+              </w:rPr>
+              <w:t>—</w:t>
+            </w:r>
+            <w:r>
+              <w:rPr>
+                <w:rFonts w:ascii="맑은 고딕" w:eastAsia="맑은 고딕" w:hAnsi="맑은 고딕" w:hint="eastAsia"/>
+                <w:b/>
+                <w:bCs/>
+                <w:color w:val="2A7D4F"/>
+                <w:sz w:val="20"/>
+                <w:szCs w:val="20"/>
+              </w:rPr>
+              <w:t xml:space="preserve"> </w:t>
+            </w:r>
+            <w:r>
+              <w:rPr>
+                <w:rFonts w:ascii="맑은 고딕" w:eastAsia="맑은 고딕" w:hAnsi="맑은 고딕" w:hint="eastAsia"/>
+                <w:b/>
+                <w:bCs/>
+                <w:color w:val="2A7D4F"/>
+                <w:sz w:val="20"/>
+                <w:szCs w:val="20"/>
+              </w:rPr>
+              <w:t>단</w:t>
+            </w:r>
+            <w:r>
+              <w:rPr>
+                <w:rFonts w:ascii="맑은 고딕" w:eastAsia="맑은 고딕" w:hAnsi="맑은 고딕" w:hint="eastAsia"/>
+                <w:b/>
+                <w:bCs/>
+                <w:color w:val="2A7D4F"/>
+                <w:sz w:val="20"/>
+                <w:szCs w:val="20"/>
+              </w:rPr>
+              <w:t xml:space="preserve">, </w:t>
+            </w:r>
+            <w:r>
+              <w:rPr>
+                <w:rFonts w:ascii="맑은 고딕" w:eastAsia="맑은 고딕" w:hAnsi="맑은 고딕" w:hint="eastAsia"/>
+                <w:b/>
+                <w:bCs/>
+                <w:color w:val="2A7D4F"/>
+                <w:sz w:val="20"/>
+                <w:szCs w:val="20"/>
+              </w:rPr>
+              <w:t>시계가</w:t>
+            </w:r>
+            <w:r>
+              <w:rPr>
+                <w:rFonts w:ascii="맑은 고딕" w:eastAsia="맑은 고딕" w:hAnsi="맑은 고딕" w:hint="eastAsia"/>
+                <w:b/>
+                <w:bCs/>
+                <w:color w:val="2A7D4F"/>
+                <w:sz w:val="20"/>
+                <w:szCs w:val="20"/>
+              </w:rPr>
+              <w:t xml:space="preserve"> </w:t>
+            </w:r>
+            <w:r>
+              <w:rPr>
+                <w:rFonts w:ascii="맑은 고딕" w:eastAsia="맑은 고딕" w:hAnsi="맑은 고딕" w:hint="eastAsia"/>
+                <w:b/>
+                <w:bCs/>
+                <w:color w:val="2A7D4F"/>
+                <w:sz w:val="20"/>
+                <w:szCs w:val="20"/>
+              </w:rPr>
+              <w:t>언제</w:t>
+            </w:r>
+            <w:r>
+              <w:rPr>
+                <w:rFonts w:ascii="맑은 고딕" w:eastAsia="맑은 고딕" w:hAnsi="맑은 고딕" w:hint="eastAsia"/>
+                <w:b/>
+                <w:bCs/>
+                <w:color w:val="2A7D4F"/>
+                <w:sz w:val="20"/>
+                <w:szCs w:val="20"/>
+              </w:rPr>
+              <w:t xml:space="preserve"> </w:t>
+            </w:r>
+            <w:r>
+              <w:rPr>
+                <w:rFonts w:ascii="맑은 고딕" w:eastAsia="맑은 고딕" w:hAnsi="맑은 고딕" w:hint="eastAsia"/>
+                <w:b/>
+                <w:bCs/>
+                <w:color w:val="2A7D4F"/>
+                <w:sz w:val="20"/>
+                <w:szCs w:val="20"/>
+              </w:rPr>
+              <w:t>시작됐는지</w:t>
+            </w:r>
+            <w:r>
+              <w:rPr>
+                <w:rFonts w:ascii="맑은 고딕" w:eastAsia="맑은 고딕" w:hAnsi="맑은 고딕" w:hint="eastAsia"/>
+                <w:b/>
+                <w:bCs/>
+                <w:color w:val="2A7D4F"/>
+                <w:sz w:val="20"/>
+                <w:szCs w:val="20"/>
+              </w:rPr>
+              <w:t xml:space="preserve"> </w:t>
+            </w:r>
+            <w:r>
+              <w:rPr>
+                <w:rFonts w:ascii="맑은 고딕" w:eastAsia="맑은 고딕" w:hAnsi="맑은 고딕" w:hint="eastAsia"/>
+                <w:b/>
+                <w:bCs/>
+                <w:color w:val="2A7D4F"/>
+                <w:sz w:val="20"/>
+                <w:szCs w:val="20"/>
+              </w:rPr>
+              <w:t>확인</w:t>
+            </w:r>
+            <w:r>
+              <w:rPr>
+                <w:rFonts w:ascii="맑은 고딕" w:eastAsia="맑은 고딕" w:hAnsi="맑은 고딕" w:hint="eastAsia"/>
+                <w:b/>
+                <w:bCs/>
+                <w:color w:val="2A7D4F"/>
+                <w:sz w:val="20"/>
+                <w:szCs w:val="20"/>
+              </w:rPr>
+              <w:t xml:space="preserve"> </w:t>
+            </w:r>
+            <w:r>
+              <w:rPr>
+                <w:rFonts w:ascii="맑은 고딕" w:eastAsia="맑은 고딕" w:hAnsi="맑은 고딕" w:hint="eastAsia"/>
+                <w:b/>
+                <w:bCs/>
+                <w:color w:val="2A7D4F"/>
+                <w:sz w:val="20"/>
+                <w:szCs w:val="20"/>
+              </w:rPr>
+              <w:t>필요</w:t>
             </w:r>
           </w:p>
         </w:tc>
       </w:tr>
       <w:tr>
         <w:trPr>
-          <w:divId w:val="707535388"/>
+          <w:divId w:val="1603418494"/>
         </w:trPr>
         <w:tc>
           <w:tcPr>
@@ -34292,7 +37180,7 @@
                 <w:sz w:val="20"/>
                 <w:szCs w:val="20"/>
               </w:rPr>
-              <w:t>유럽</w:t>
+              <w:t>일본</w:t>
             </w:r>
           </w:p>
         </w:tc>
@@ -34330,7 +37218,7 @@
                 <w:sz w:val="20"/>
                 <w:szCs w:val="20"/>
               </w:rPr>
-              <w:t>사실상</w:t>
+              <w:t>공개</w:t>
             </w:r>
             <w:r>
               <w:rPr>
@@ -34348,7 +37236,25 @@
                 <w:sz w:val="20"/>
                 <w:szCs w:val="20"/>
               </w:rPr>
-              <w:t>안</w:t>
+              <w:t>후</w:t>
+            </w:r>
+            <w:r>
+              <w:rPr>
+                <w:rFonts w:ascii="맑은 고딕" w:eastAsia="맑은 고딕" w:hAnsi="맑은 고딕" w:hint="eastAsia"/>
+                <w:color w:val="1C2530"/>
+                <w:sz w:val="20"/>
+                <w:szCs w:val="20"/>
+              </w:rPr>
+              <w:t xml:space="preserve"> 12</w:t>
+            </w:r>
+            <w:r>
+              <w:rPr>
+                <w:rFonts w:ascii="맑은 고딕" w:eastAsia="맑은 고딕" w:hAnsi="맑은 고딕" w:hint="eastAsia"/>
+                <w:color w:val="1C2530"/>
+                <w:sz w:val="20"/>
+                <w:szCs w:val="20"/>
+              </w:rPr>
+              <w:t>개월</w:t>
             </w:r>
             <w:r>
               <w:rPr>
@@ -34366,7 +37272,25 @@
                 <w:sz w:val="20"/>
                 <w:szCs w:val="20"/>
               </w:rPr>
-              <w:t>봐줌</w:t>
+              <w:t>안이면</w:t>
+            </w:r>
+            <w:r>
+              <w:rPr>
+                <w:rFonts w:ascii="맑은 고딕" w:eastAsia="맑은 고딕" w:hAnsi="맑은 고딕" w:hint="eastAsia"/>
+                <w:color w:val="1C2530"/>
+                <w:sz w:val="20"/>
+                <w:szCs w:val="20"/>
+              </w:rPr>
+              <w:t xml:space="preserve"> </w:t>
+            </w:r>
+            <w:r>
+              <w:rPr>
+                <w:rFonts w:ascii="맑은 고딕" w:eastAsia="맑은 고딕" w:hAnsi="맑은 고딕" w:hint="eastAsia"/>
+                <w:color w:val="1C2530"/>
+                <w:sz w:val="20"/>
+                <w:szCs w:val="20"/>
+              </w:rPr>
+              <w:t>가능</w:t>
             </w:r>
           </w:p>
         </w:tc>
@@ -34394,6 +37318,586 @@
                 <w:rFonts w:ascii="맑은 고딕" w:eastAsia="맑은 고딕" w:hAnsi="맑은 고딕" w:hint="eastAsia"/>
                 <w:b/>
                 <w:bCs/>
+                <w:color w:val="2A7D4F"/>
+                <w:sz w:val="20"/>
+                <w:szCs w:val="20"/>
+              </w:rPr>
+            </w:pPr>
+            <w:r>
+              <w:rPr>
+                <w:rFonts w:ascii="맑은 고딕" w:eastAsia="맑은 고딕" w:hAnsi="맑은 고딕" w:hint="eastAsia"/>
+                <w:b/>
+                <w:bCs/>
+                <w:color w:val="2A7D4F"/>
+                <w:sz w:val="20"/>
+                <w:szCs w:val="20"/>
+              </w:rPr>
+              <w:t>가능</w:t>
+            </w:r>
+          </w:p>
+        </w:tc>
+      </w:tr>
+      <w:tr>
+        <w:trPr>
+          <w:divId w:val="1603418494"/>
+        </w:trPr>
+        <w:tc>
+          <w:tcPr>
+            <w:tcW w:w="0" w:type="auto"/>
+            <w:tcBorders>
+              <w:top w:val="single" w:sz="8" w:space="0" w:color="B8C0CC"/>
+              <w:left w:val="single" w:sz="8" w:space="0" w:color="B8C0CC"/>
+              <w:bottom w:val="single" w:sz="8" w:space="0" w:color="B8C0CC"/>
+              <w:right w:val="single" w:sz="8" w:space="0" w:color="B8C0CC"/>
+            </w:tcBorders>
+            <w:tcMar>
+              <w:top w:w="100" w:type="dxa"/>
+              <w:left w:w="160" w:type="dxa"/>
+              <w:bottom w:w="100" w:type="dxa"/>
+              <w:right w:w="160" w:type="dxa"/>
+            </w:tcMar>
+            <w:hideMark/>
+          </w:tcPr>
+          <w:p>
+            <w:pPr>
+              <w:spacing w:before="120" w:after="120"/>
+              <w:rPr>
+                <w:rFonts w:ascii="맑은 고딕" w:eastAsia="맑은 고딕" w:hAnsi="맑은 고딕" w:hint="eastAsia"/>
+                <w:color w:val="1C2530"/>
+                <w:sz w:val="20"/>
+                <w:szCs w:val="20"/>
+              </w:rPr>
+            </w:pPr>
+            <w:r>
+              <w:rPr>
+                <w:rFonts w:ascii="맑은 고딕" w:eastAsia="맑은 고딕" w:hAnsi="맑은 고딕" w:hint="eastAsia"/>
+                <w:color w:val="1C2530"/>
+                <w:sz w:val="20"/>
+                <w:szCs w:val="20"/>
+              </w:rPr>
+              <w:t>미국</w:t>
+            </w:r>
+          </w:p>
+        </w:tc>
+        <w:tc>
+          <w:tcPr>
+            <w:tcW w:w="0" w:type="auto"/>
+            <w:tcBorders>
+              <w:top w:val="single" w:sz="8" w:space="0" w:color="B8C0CC"/>
+              <w:left w:val="single" w:sz="8" w:space="0" w:color="B8C0CC"/>
+              <w:bottom w:val="single" w:sz="8" w:space="0" w:color="B8C0CC"/>
+              <w:right w:val="single" w:sz="8" w:space="0" w:color="B8C0CC"/>
+            </w:tcBorders>
+            <w:tcMar>
+              <w:top w:w="100" w:type="dxa"/>
+              <w:left w:w="160" w:type="dxa"/>
+              <w:bottom w:w="100" w:type="dxa"/>
+              <w:right w:w="160" w:type="dxa"/>
+            </w:tcMar>
+            <w:hideMark/>
+          </w:tcPr>
+          <w:p>
+            <w:pPr>
+              <w:spacing w:before="120" w:after="120"/>
+              <w:rPr>
+                <w:rFonts w:ascii="맑은 고딕" w:eastAsia="맑은 고딕" w:hAnsi="맑은 고딕" w:hint="eastAsia"/>
+                <w:color w:val="1C2530"/>
+                <w:sz w:val="20"/>
+                <w:szCs w:val="20"/>
+              </w:rPr>
+            </w:pPr>
+            <w:r>
+              <w:rPr>
+                <w:rFonts w:ascii="맑은 고딕" w:eastAsia="맑은 고딕" w:hAnsi="맑은 고딕" w:hint="eastAsia"/>
+                <w:color w:val="1C2530"/>
+                <w:sz w:val="20"/>
+                <w:szCs w:val="20"/>
+              </w:rPr>
+              <w:t>공개</w:t>
+            </w:r>
+            <w:r>
+              <w:rPr>
+                <w:rFonts w:ascii="맑은 고딕" w:eastAsia="맑은 고딕" w:hAnsi="맑은 고딕" w:hint="eastAsia"/>
+                <w:color w:val="1C2530"/>
+                <w:sz w:val="20"/>
+                <w:szCs w:val="20"/>
+              </w:rPr>
+              <w:t xml:space="preserve"> </w:t>
+            </w:r>
+            <w:r>
+              <w:rPr>
+                <w:rFonts w:ascii="맑은 고딕" w:eastAsia="맑은 고딕" w:hAnsi="맑은 고딕" w:hint="eastAsia"/>
+                <w:color w:val="1C2530"/>
+                <w:sz w:val="20"/>
+                <w:szCs w:val="20"/>
+              </w:rPr>
+              <w:t>후</w:t>
+            </w:r>
+            <w:r>
+              <w:rPr>
+                <w:rFonts w:ascii="맑은 고딕" w:eastAsia="맑은 고딕" w:hAnsi="맑은 고딕" w:hint="eastAsia"/>
+                <w:color w:val="1C2530"/>
+                <w:sz w:val="20"/>
+                <w:szCs w:val="20"/>
+              </w:rPr>
+              <w:t xml:space="preserve"> 12</w:t>
+            </w:r>
+            <w:r>
+              <w:rPr>
+                <w:rFonts w:ascii="맑은 고딕" w:eastAsia="맑은 고딕" w:hAnsi="맑은 고딕" w:hint="eastAsia"/>
+                <w:color w:val="1C2530"/>
+                <w:sz w:val="20"/>
+                <w:szCs w:val="20"/>
+              </w:rPr>
+              <w:t>개월</w:t>
+            </w:r>
+            <w:r>
+              <w:rPr>
+                <w:rFonts w:ascii="맑은 고딕" w:eastAsia="맑은 고딕" w:hAnsi="맑은 고딕" w:hint="eastAsia"/>
+                <w:color w:val="1C2530"/>
+                <w:sz w:val="20"/>
+                <w:szCs w:val="20"/>
+              </w:rPr>
+              <w:t xml:space="preserve"> </w:t>
+            </w:r>
+            <w:r>
+              <w:rPr>
+                <w:rFonts w:ascii="맑은 고딕" w:eastAsia="맑은 고딕" w:hAnsi="맑은 고딕" w:hint="eastAsia"/>
+                <w:color w:val="1C2530"/>
+                <w:sz w:val="20"/>
+                <w:szCs w:val="20"/>
+              </w:rPr>
+              <w:t>안이면</w:t>
+            </w:r>
+            <w:r>
+              <w:rPr>
+                <w:rFonts w:ascii="맑은 고딕" w:eastAsia="맑은 고딕" w:hAnsi="맑은 고딕" w:hint="eastAsia"/>
+                <w:color w:val="1C2530"/>
+                <w:sz w:val="20"/>
+                <w:szCs w:val="20"/>
+              </w:rPr>
+              <w:t xml:space="preserve"> </w:t>
+            </w:r>
+            <w:r>
+              <w:rPr>
+                <w:rFonts w:ascii="맑은 고딕" w:eastAsia="맑은 고딕" w:hAnsi="맑은 고딕" w:hint="eastAsia"/>
+                <w:color w:val="1C2530"/>
+                <w:sz w:val="20"/>
+                <w:szCs w:val="20"/>
+              </w:rPr>
+              <w:t>가능</w:t>
+            </w:r>
+          </w:p>
+        </w:tc>
+        <w:tc>
+          <w:tcPr>
+            <w:tcW w:w="0" w:type="auto"/>
+            <w:tcBorders>
+              <w:top w:val="single" w:sz="8" w:space="0" w:color="B8C0CC"/>
+              <w:left w:val="single" w:sz="8" w:space="0" w:color="B8C0CC"/>
+              <w:bottom w:val="single" w:sz="8" w:space="0" w:color="B8C0CC"/>
+              <w:right w:val="single" w:sz="8" w:space="0" w:color="B8C0CC"/>
+            </w:tcBorders>
+            <w:tcMar>
+              <w:top w:w="100" w:type="dxa"/>
+              <w:left w:w="160" w:type="dxa"/>
+              <w:bottom w:w="100" w:type="dxa"/>
+              <w:right w:w="160" w:type="dxa"/>
+            </w:tcMar>
+            <w:hideMark/>
+          </w:tcPr>
+          <w:p>
+            <w:pPr>
+              <w:spacing w:before="120" w:after="120"/>
+              <w:rPr>
+                <w:rFonts w:ascii="맑은 고딕" w:eastAsia="맑은 고딕" w:hAnsi="맑은 고딕" w:hint="eastAsia"/>
+                <w:b/>
+                <w:bCs/>
+                <w:color w:val="2A7D4F"/>
+                <w:sz w:val="20"/>
+                <w:szCs w:val="20"/>
+              </w:rPr>
+            </w:pPr>
+            <w:r>
+              <w:rPr>
+                <w:rFonts w:ascii="맑은 고딕" w:eastAsia="맑은 고딕" w:hAnsi="맑은 고딕" w:hint="eastAsia"/>
+                <w:b/>
+                <w:bCs/>
+                <w:color w:val="2A7D4F"/>
+                <w:sz w:val="20"/>
+                <w:szCs w:val="20"/>
+              </w:rPr>
+              <w:t>가능</w:t>
+            </w:r>
+          </w:p>
+        </w:tc>
+      </w:tr>
+      <w:tr>
+        <w:trPr>
+          <w:divId w:val="1603418494"/>
+        </w:trPr>
+        <w:tc>
+          <w:tcPr>
+            <w:tcW w:w="0" w:type="auto"/>
+            <w:tcBorders>
+              <w:top w:val="single" w:sz="8" w:space="0" w:color="B8C0CC"/>
+              <w:left w:val="single" w:sz="8" w:space="0" w:color="B8C0CC"/>
+              <w:bottom w:val="single" w:sz="8" w:space="0" w:color="B8C0CC"/>
+              <w:right w:val="single" w:sz="8" w:space="0" w:color="B8C0CC"/>
+            </w:tcBorders>
+            <w:tcMar>
+              <w:top w:w="100" w:type="dxa"/>
+              <w:left w:w="160" w:type="dxa"/>
+              <w:bottom w:w="100" w:type="dxa"/>
+              <w:right w:w="160" w:type="dxa"/>
+            </w:tcMar>
+            <w:hideMark/>
+          </w:tcPr>
+          <w:p>
+            <w:pPr>
+              <w:spacing w:before="120" w:after="120"/>
+              <w:rPr>
+                <w:rFonts w:ascii="맑은 고딕" w:eastAsia="맑은 고딕" w:hAnsi="맑은 고딕" w:hint="eastAsia"/>
+                <w:color w:val="1C2530"/>
+                <w:sz w:val="20"/>
+                <w:szCs w:val="20"/>
+              </w:rPr>
+            </w:pPr>
+            <w:r>
+              <w:rPr>
+                <w:rFonts w:ascii="맑은 고딕" w:eastAsia="맑은 고딕" w:hAnsi="맑은 고딕" w:hint="eastAsia"/>
+                <w:color w:val="1C2530"/>
+                <w:sz w:val="20"/>
+                <w:szCs w:val="20"/>
+              </w:rPr>
+              <w:t>중국</w:t>
+            </w:r>
+          </w:p>
+        </w:tc>
+        <w:tc>
+          <w:tcPr>
+            <w:tcW w:w="0" w:type="auto"/>
+            <w:tcBorders>
+              <w:top w:val="single" w:sz="8" w:space="0" w:color="B8C0CC"/>
+              <w:left w:val="single" w:sz="8" w:space="0" w:color="B8C0CC"/>
+              <w:bottom w:val="single" w:sz="8" w:space="0" w:color="B8C0CC"/>
+              <w:right w:val="single" w:sz="8" w:space="0" w:color="B8C0CC"/>
+            </w:tcBorders>
+            <w:tcMar>
+              <w:top w:w="100" w:type="dxa"/>
+              <w:left w:w="160" w:type="dxa"/>
+              <w:bottom w:w="100" w:type="dxa"/>
+              <w:right w:w="160" w:type="dxa"/>
+            </w:tcMar>
+            <w:hideMark/>
+          </w:tcPr>
+          <w:p>
+            <w:pPr>
+              <w:spacing w:before="120" w:after="120"/>
+              <w:rPr>
+                <w:rFonts w:ascii="맑은 고딕" w:eastAsia="맑은 고딕" w:hAnsi="맑은 고딕" w:hint="eastAsia"/>
+                <w:color w:val="1C2530"/>
+                <w:sz w:val="20"/>
+                <w:szCs w:val="20"/>
+              </w:rPr>
+            </w:pPr>
+            <w:r>
+              <w:rPr>
+                <w:rFonts w:ascii="맑은 고딕" w:eastAsia="맑은 고딕" w:hAnsi="맑은 고딕" w:hint="eastAsia"/>
+                <w:color w:val="1C2530"/>
+                <w:sz w:val="20"/>
+                <w:szCs w:val="20"/>
+              </w:rPr>
+              <w:t>거의</w:t>
+            </w:r>
+            <w:r>
+              <w:rPr>
+                <w:rFonts w:ascii="맑은 고딕" w:eastAsia="맑은 고딕" w:hAnsi="맑은 고딕" w:hint="eastAsia"/>
+                <w:color w:val="1C2530"/>
+                <w:sz w:val="20"/>
+                <w:szCs w:val="20"/>
+              </w:rPr>
+              <w:t xml:space="preserve"> </w:t>
+            </w:r>
+            <w:r>
+              <w:rPr>
+                <w:rFonts w:ascii="맑은 고딕" w:eastAsia="맑은 고딕" w:hAnsi="맑은 고딕" w:hint="eastAsia"/>
+                <w:color w:val="1C2530"/>
+                <w:sz w:val="20"/>
+                <w:szCs w:val="20"/>
+              </w:rPr>
+              <w:t>안</w:t>
+            </w:r>
+            <w:r>
+              <w:rPr>
+                <w:rFonts w:ascii="맑은 고딕" w:eastAsia="맑은 고딕" w:hAnsi="맑은 고딕" w:hint="eastAsia"/>
+                <w:color w:val="1C2530"/>
+                <w:sz w:val="20"/>
+                <w:szCs w:val="20"/>
+              </w:rPr>
+              <w:t xml:space="preserve"> </w:t>
+            </w:r>
+            <w:r>
+              <w:rPr>
+                <w:rFonts w:ascii="맑은 고딕" w:eastAsia="맑은 고딕" w:hAnsi="맑은 고딕" w:hint="eastAsia"/>
+                <w:color w:val="1C2530"/>
+                <w:sz w:val="20"/>
+                <w:szCs w:val="20"/>
+              </w:rPr>
+              <w:t>봐줌</w:t>
+            </w:r>
+            <w:r>
+              <w:rPr>
+                <w:rFonts w:ascii="맑은 고딕" w:eastAsia="맑은 고딕" w:hAnsi="맑은 고딕" w:hint="eastAsia"/>
+                <w:color w:val="1C2530"/>
+                <w:sz w:val="20"/>
+                <w:szCs w:val="20"/>
+              </w:rPr>
+              <w:t xml:space="preserve"> (</w:t>
+            </w:r>
+            <w:r>
+              <w:rPr>
+                <w:rFonts w:ascii="맑은 고딕" w:eastAsia="맑은 고딕" w:hAnsi="맑은 고딕" w:hint="eastAsia"/>
+                <w:color w:val="1C2530"/>
+                <w:sz w:val="20"/>
+                <w:szCs w:val="20"/>
+              </w:rPr>
+              <w:t>특정</w:t>
+            </w:r>
+            <w:r>
+              <w:rPr>
+                <w:rFonts w:ascii="맑은 고딕" w:eastAsia="맑은 고딕" w:hAnsi="맑은 고딕" w:hint="eastAsia"/>
+                <w:color w:val="1C2530"/>
+                <w:sz w:val="20"/>
+                <w:szCs w:val="20"/>
+              </w:rPr>
+              <w:t xml:space="preserve"> </w:t>
+            </w:r>
+            <w:r>
+              <w:rPr>
+                <w:rFonts w:ascii="맑은 고딕" w:eastAsia="맑은 고딕" w:hAnsi="맑은 고딕" w:hint="eastAsia"/>
+                <w:color w:val="1C2530"/>
+                <w:sz w:val="20"/>
+                <w:szCs w:val="20"/>
+              </w:rPr>
+              <w:t>전시회·학회만</w:t>
+            </w:r>
+            <w:r>
+              <w:rPr>
+                <w:rFonts w:ascii="맑은 고딕" w:eastAsia="맑은 고딕" w:hAnsi="맑은 고딕" w:hint="eastAsia"/>
+                <w:color w:val="1C2530"/>
+                <w:sz w:val="20"/>
+                <w:szCs w:val="20"/>
+              </w:rPr>
+              <w:t>)</w:t>
+            </w:r>
+          </w:p>
+        </w:tc>
+        <w:tc>
+          <w:tcPr>
+            <w:tcW w:w="0" w:type="auto"/>
+            <w:tcBorders>
+              <w:top w:val="single" w:sz="8" w:space="0" w:color="B8C0CC"/>
+              <w:left w:val="single" w:sz="8" w:space="0" w:color="B8C0CC"/>
+              <w:bottom w:val="single" w:sz="8" w:space="0" w:color="B8C0CC"/>
+              <w:right w:val="single" w:sz="8" w:space="0" w:color="B8C0CC"/>
+            </w:tcBorders>
+            <w:tcMar>
+              <w:top w:w="100" w:type="dxa"/>
+              <w:left w:w="160" w:type="dxa"/>
+              <w:bottom w:w="100" w:type="dxa"/>
+              <w:right w:w="160" w:type="dxa"/>
+            </w:tcMar>
+            <w:hideMark/>
+          </w:tcPr>
+          <w:p>
+            <w:pPr>
+              <w:spacing w:before="120" w:after="120"/>
+              <w:rPr>
+                <w:rFonts w:ascii="맑은 고딕" w:eastAsia="맑은 고딕" w:hAnsi="맑은 고딕" w:hint="eastAsia"/>
+                <w:b/>
+                <w:bCs/>
+                <w:color w:val="B0433C"/>
+                <w:sz w:val="20"/>
+                <w:szCs w:val="20"/>
+              </w:rPr>
+            </w:pPr>
+            <w:r>
+              <w:rPr>
+                <w:rFonts w:ascii="맑은 고딕" w:eastAsia="맑은 고딕" w:hAnsi="맑은 고딕" w:hint="eastAsia"/>
+                <w:b/>
+                <w:bCs/>
+                <w:color w:val="B0433C"/>
+                <w:sz w:val="20"/>
+                <w:szCs w:val="20"/>
+              </w:rPr>
+              <w:t>사실상</w:t>
+            </w:r>
+            <w:r>
+              <w:rPr>
+                <w:rFonts w:ascii="맑은 고딕" w:eastAsia="맑은 고딕" w:hAnsi="맑은 고딕" w:hint="eastAsia"/>
+                <w:b/>
+                <w:bCs/>
+                <w:color w:val="B0433C"/>
+                <w:sz w:val="20"/>
+                <w:szCs w:val="20"/>
+              </w:rPr>
+              <w:t xml:space="preserve"> </w:t>
+            </w:r>
+            <w:r>
+              <w:rPr>
+                <w:rFonts w:ascii="맑은 고딕" w:eastAsia="맑은 고딕" w:hAnsi="맑은 고딕" w:hint="eastAsia"/>
+                <w:b/>
+                <w:bCs/>
+                <w:color w:val="B0433C"/>
+                <w:sz w:val="20"/>
+                <w:szCs w:val="20"/>
+              </w:rPr>
+              <w:t>닫힘</w:t>
+            </w:r>
+          </w:p>
+        </w:tc>
+      </w:tr>
+      <w:tr>
+        <w:trPr>
+          <w:divId w:val="1603418494"/>
+        </w:trPr>
+        <w:tc>
+          <w:tcPr>
+            <w:tcW w:w="0" w:type="auto"/>
+            <w:tcBorders>
+              <w:top w:val="single" w:sz="8" w:space="0" w:color="B8C0CC"/>
+              <w:left w:val="single" w:sz="8" w:space="0" w:color="B8C0CC"/>
+              <w:bottom w:val="single" w:sz="8" w:space="0" w:color="B8C0CC"/>
+              <w:right w:val="single" w:sz="8" w:space="0" w:color="B8C0CC"/>
+            </w:tcBorders>
+            <w:tcMar>
+              <w:top w:w="100" w:type="dxa"/>
+              <w:left w:w="160" w:type="dxa"/>
+              <w:bottom w:w="100" w:type="dxa"/>
+              <w:right w:w="160" w:type="dxa"/>
+            </w:tcMar>
+            <w:hideMark/>
+          </w:tcPr>
+          <w:p>
+            <w:pPr>
+              <w:spacing w:before="120" w:after="120"/>
+              <w:rPr>
+                <w:rFonts w:ascii="맑은 고딕" w:eastAsia="맑은 고딕" w:hAnsi="맑은 고딕" w:hint="eastAsia"/>
+                <w:color w:val="1C2530"/>
+                <w:sz w:val="20"/>
+                <w:szCs w:val="20"/>
+              </w:rPr>
+            </w:pPr>
+            <w:r>
+              <w:rPr>
+                <w:rFonts w:ascii="맑은 고딕" w:eastAsia="맑은 고딕" w:hAnsi="맑은 고딕" w:hint="eastAsia"/>
+                <w:color w:val="1C2530"/>
+                <w:sz w:val="20"/>
+                <w:szCs w:val="20"/>
+              </w:rPr>
+              <w:t>유럽</w:t>
+            </w:r>
+          </w:p>
+        </w:tc>
+        <w:tc>
+          <w:tcPr>
+            <w:tcW w:w="0" w:type="auto"/>
+            <w:tcBorders>
+              <w:top w:val="single" w:sz="8" w:space="0" w:color="B8C0CC"/>
+              <w:left w:val="single" w:sz="8" w:space="0" w:color="B8C0CC"/>
+              <w:bottom w:val="single" w:sz="8" w:space="0" w:color="B8C0CC"/>
+              <w:right w:val="single" w:sz="8" w:space="0" w:color="B8C0CC"/>
+            </w:tcBorders>
+            <w:tcMar>
+              <w:top w:w="100" w:type="dxa"/>
+              <w:left w:w="160" w:type="dxa"/>
+              <w:bottom w:w="100" w:type="dxa"/>
+              <w:right w:w="160" w:type="dxa"/>
+            </w:tcMar>
+            <w:hideMark/>
+          </w:tcPr>
+          <w:p>
+            <w:pPr>
+              <w:spacing w:before="120" w:after="120"/>
+              <w:rPr>
+                <w:rFonts w:ascii="맑은 고딕" w:eastAsia="맑은 고딕" w:hAnsi="맑은 고딕" w:hint="eastAsia"/>
+                <w:color w:val="1C2530"/>
+                <w:sz w:val="20"/>
+                <w:szCs w:val="20"/>
+              </w:rPr>
+            </w:pPr>
+            <w:r>
+              <w:rPr>
+                <w:rFonts w:ascii="맑은 고딕" w:eastAsia="맑은 고딕" w:hAnsi="맑은 고딕" w:hint="eastAsia"/>
+                <w:color w:val="1C2530"/>
+                <w:sz w:val="20"/>
+                <w:szCs w:val="20"/>
+              </w:rPr>
+              <w:t>사실상</w:t>
+            </w:r>
+            <w:r>
+              <w:rPr>
+                <w:rFonts w:ascii="맑은 고딕" w:eastAsia="맑은 고딕" w:hAnsi="맑은 고딕" w:hint="eastAsia"/>
+                <w:color w:val="1C2530"/>
+                <w:sz w:val="20"/>
+                <w:szCs w:val="20"/>
+              </w:rPr>
+              <w:t xml:space="preserve"> </w:t>
+            </w:r>
+            <w:r>
+              <w:rPr>
+                <w:rFonts w:ascii="맑은 고딕" w:eastAsia="맑은 고딕" w:hAnsi="맑은 고딕" w:hint="eastAsia"/>
+                <w:color w:val="1C2530"/>
+                <w:sz w:val="20"/>
+                <w:szCs w:val="20"/>
+              </w:rPr>
+              <w:t>안</w:t>
+            </w:r>
+            <w:r>
+              <w:rPr>
+                <w:rFonts w:ascii="맑은 고딕" w:eastAsia="맑은 고딕" w:hAnsi="맑은 고딕" w:hint="eastAsia"/>
+                <w:color w:val="1C2530"/>
+                <w:sz w:val="20"/>
+                <w:szCs w:val="20"/>
+              </w:rPr>
+              <w:t xml:space="preserve"> </w:t>
+            </w:r>
+            <w:r>
+              <w:rPr>
+                <w:rFonts w:ascii="맑은 고딕" w:eastAsia="맑은 고딕" w:hAnsi="맑은 고딕" w:hint="eastAsia"/>
+                <w:color w:val="1C2530"/>
+                <w:sz w:val="20"/>
+                <w:szCs w:val="20"/>
+              </w:rPr>
+              <w:t>봐줌</w:t>
+            </w:r>
+          </w:p>
+        </w:tc>
+        <w:tc>
+          <w:tcPr>
+            <w:tcW w:w="0" w:type="auto"/>
+            <w:tcBorders>
+              <w:top w:val="single" w:sz="8" w:space="0" w:color="B8C0CC"/>
+              <w:left w:val="single" w:sz="8" w:space="0" w:color="B8C0CC"/>
+              <w:bottom w:val="single" w:sz="8" w:space="0" w:color="B8C0CC"/>
+              <w:right w:val="single" w:sz="8" w:space="0" w:color="B8C0CC"/>
+            </w:tcBorders>
+            <w:tcMar>
+              <w:top w:w="100" w:type="dxa"/>
+              <w:left w:w="160" w:type="dxa"/>
+              <w:bottom w:w="100" w:type="dxa"/>
+              <w:right w:w="160" w:type="dxa"/>
+            </w:tcMar>
+            <w:hideMark/>
+          </w:tcPr>
+          <w:p>
+            <w:pPr>
+              <w:spacing w:before="120" w:after="120"/>
+              <w:rPr>
+                <w:rFonts w:ascii="맑은 고딕" w:eastAsia="맑은 고딕" w:hAnsi="맑은 고딕" w:hint="eastAsia"/>
+                <w:b/>
+                <w:bCs/>
                 <w:color w:val="B0433C"/>
                 <w:sz w:val="20"/>
                 <w:szCs w:val="20"/>
@@ -34440,7 +37944,7 @@
       <w:pPr>
         <w:shd w:val="clear" w:color="auto" w:fill="FBF3E1"/>
         <w:spacing w:before="160" w:after="160"/>
-        <w:divId w:val="383218016"/>
+        <w:divId w:val="648244897"/>
         <w:rPr>
           <w:rFonts w:ascii="맑은 고딕" w:eastAsia="맑은 고딕" w:hAnsi="맑은 고딕" w:hint="eastAsia"/>
           <w:color w:val="1C2530"/>
@@ -35054,7 +38558,7 @@
     <w:p>
       <w:pPr>
         <w:pStyle w:val="eyebrow"/>
-        <w:divId w:val="460928089"/>
+        <w:divId w:val="1821069392"/>
         <w:rPr>
           <w:rFonts w:ascii="맑은 고딕" w:eastAsia="맑은 고딕" w:hAnsi="맑은 고딕" w:hint="eastAsia"/>
         </w:rPr>
@@ -35063,7 +38567,7 @@
         <w:rPr>
           <w:rFonts w:ascii="맑은 고딕" w:eastAsia="맑은 고딕" w:hAnsi="맑은 고딕" w:hint="eastAsia"/>
         </w:rPr>
-        <w:t xml:space="preserve">18 </w:t>
+        <w:t xml:space="preserve">19 </w:t>
       </w:r>
       <w:r>
         <w:rPr>
@@ -35099,7 +38603,7 @@
     <w:p>
       <w:pPr>
         <w:pStyle w:val="2"/>
-        <w:divId w:val="460928089"/>
+        <w:divId w:val="1821069392"/>
         <w:rPr>
           <w:rFonts w:ascii="맑은 고딕" w:eastAsia="맑은 고딕" w:hAnsi="맑은 고딕" w:hint="eastAsia"/>
         </w:rPr>
@@ -35174,7 +38678,7 @@
     <w:p>
       <w:pPr>
         <w:spacing w:before="120"/>
-        <w:divId w:val="1196574250"/>
+        <w:divId w:val="1705902955"/>
         <w:rPr>
           <w:rFonts w:ascii="맑은 고딕" w:eastAsia="맑은 고딕" w:hAnsi="맑은 고딕" w:hint="eastAsia"/>
           <w:color w:val="1C2530"/>
@@ -35216,7 +38720,7 @@
     <w:p>
       <w:pPr>
         <w:spacing w:before="40" w:after="120"/>
-        <w:divId w:val="1196574250"/>
+        <w:divId w:val="1705902955"/>
         <w:rPr>
           <w:rFonts w:ascii="맑은 고딕" w:eastAsia="맑은 고딕" w:hAnsi="맑은 고딕" w:hint="eastAsia"/>
           <w:color w:val="3A4657"/>
@@ -35814,7 +39318,7 @@
     <w:p>
       <w:pPr>
         <w:spacing w:before="120"/>
-        <w:divId w:val="1563523876"/>
+        <w:divId w:val="885606235"/>
         <w:rPr>
           <w:rFonts w:ascii="맑은 고딕" w:eastAsia="맑은 고딕" w:hAnsi="맑은 고딕" w:hint="eastAsia"/>
           <w:color w:val="1C2530"/>
@@ -35870,7 +39374,7 @@
     <w:p>
       <w:pPr>
         <w:spacing w:before="40" w:after="120"/>
-        <w:divId w:val="1563523876"/>
+        <w:divId w:val="885606235"/>
         <w:rPr>
           <w:rFonts w:ascii="맑은 고딕" w:eastAsia="맑은 고딕" w:hAnsi="맑은 고딕" w:hint="eastAsia"/>
           <w:color w:val="3A4657"/>
@@ -36379,7 +39883,7 @@
       <w:pPr>
         <w:pStyle w:val="kicker"/>
         <w:spacing w:after="160" w:afterAutospacing="0"/>
-        <w:divId w:val="460928089"/>
+        <w:divId w:val="1821069392"/>
         <w:rPr>
           <w:rFonts w:ascii="맑은 고딕" w:eastAsia="맑은 고딕" w:hAnsi="맑은 고딕" w:hint="eastAsia"/>
         </w:rPr>
@@ -36580,7 +40084,7 @@
     <w:p>
       <w:pPr>
         <w:pStyle w:val="eyebrow"/>
-        <w:divId w:val="1693385342"/>
+        <w:divId w:val="1673410136"/>
         <w:rPr>
           <w:rFonts w:ascii="맑은 고딕" w:eastAsia="맑은 고딕" w:hAnsi="맑은 고딕" w:hint="eastAsia"/>
         </w:rPr>
@@ -36589,7 +40093,7 @@
         <w:rPr>
           <w:rFonts w:ascii="맑은 고딕" w:eastAsia="맑은 고딕" w:hAnsi="맑은 고딕" w:hint="eastAsia"/>
         </w:rPr>
-        <w:t xml:space="preserve">19 </w:t>
+        <w:t xml:space="preserve">20 </w:t>
       </w:r>
       <w:r>
         <w:rPr>
@@ -36637,7 +40141,7 @@
     <w:p>
       <w:pPr>
         <w:pStyle w:val="2"/>
-        <w:divId w:val="1693385342"/>
+        <w:divId w:val="1673410136"/>
         <w:rPr>
           <w:rFonts w:ascii="맑은 고딕" w:eastAsia="맑은 고딕" w:hAnsi="맑은 고딕" w:hint="eastAsia"/>
         </w:rPr>
@@ -36686,7 +40190,7 @@
           <w:right w:val="single" w:sz="8" w:space="10" w:color="C8D0DC"/>
         </w:pBdr>
         <w:spacing w:after="80"/>
-        <w:divId w:val="1693385342"/>
+        <w:divId w:val="1673410136"/>
         <w:rPr>
           <w:rFonts w:ascii="맑은 고딕" w:eastAsia="맑은 고딕" w:hAnsi="맑은 고딕" w:hint="eastAsia"/>
           <w:color w:val="1C2530"/>
@@ -37064,7 +40568,7 @@
           <w:right w:val="single" w:sz="8" w:space="10" w:color="C8D0DC"/>
         </w:pBdr>
         <w:spacing w:before="80" w:after="80"/>
-        <w:divId w:val="1693385342"/>
+        <w:divId w:val="1673410136"/>
         <w:rPr>
           <w:rFonts w:ascii="맑은 고딕" w:eastAsia="맑은 고딕" w:hAnsi="맑은 고딕" w:hint="eastAsia"/>
           <w:color w:val="1C2530"/>
@@ -37284,7 +40788,7 @@
           <w:right w:val="single" w:sz="8" w:space="10" w:color="C8D0DC"/>
         </w:pBdr>
         <w:spacing w:before="80" w:after="80"/>
-        <w:divId w:val="1693385342"/>
+        <w:divId w:val="1673410136"/>
         <w:rPr>
           <w:rFonts w:ascii="맑은 고딕" w:eastAsia="맑은 고딕" w:hAnsi="맑은 고딕" w:hint="eastAsia"/>
           <w:color w:val="1C2530"/>
@@ -37381,6 +40885,8 @@
       <w:r>
         <w:rPr>
           <w:rFonts w:ascii="맑은 고딕" w:eastAsia="맑은 고딕" w:hAnsi="맑은 고딕" w:hint="eastAsia"/>
+          <w:b/>
+          <w:bCs/>
           <w:color w:val="1C2530"/>
           <w:sz w:val="21"/>
           <w:szCs w:val="21"/>
@@ -37390,6 +40896,8 @@
       <w:r>
         <w:rPr>
           <w:rFonts w:ascii="맑은 고딕" w:eastAsia="맑은 고딕" w:hAnsi="맑은 고딕" w:hint="eastAsia"/>
+          <w:b/>
+          <w:bCs/>
           <w:color w:val="1C2530"/>
           <w:sz w:val="21"/>
           <w:szCs w:val="21"/>
@@ -37399,24 +40907,30 @@
       <w:r>
         <w:rPr>
           <w:rFonts w:ascii="맑은 고딕" w:eastAsia="맑은 고딕" w:hAnsi="맑은 고딕" w:hint="eastAsia"/>
+          <w:b/>
+          <w:bCs/>
           <w:color w:val="1C2530"/>
           <w:sz w:val="21"/>
           <w:szCs w:val="21"/>
         </w:rPr>
-        <w:t xml:space="preserve"> </w:t>
-      </w:r>
-      <w:r>
-        <w:rPr>
-          <w:rFonts w:ascii="맑은 고딕" w:eastAsia="맑은 고딕" w:hAnsi="맑은 고딕" w:hint="eastAsia"/>
+        <w:t xml:space="preserve"> Scaffold+Axiom </w:t>
+      </w:r>
+      <w:r>
+        <w:rPr>
+          <w:rFonts w:ascii="맑은 고딕" w:eastAsia="맑은 고딕" w:hAnsi="맑은 고딕" w:hint="eastAsia"/>
+          <w:b/>
+          <w:bCs/>
           <w:color w:val="1C2530"/>
           <w:sz w:val="21"/>
           <w:szCs w:val="21"/>
         </w:rPr>
-        <w:t>실수</w:t>
-      </w:r>
-      <w:r>
-        <w:rPr>
-          <w:rFonts w:ascii="맑은 고딕" w:eastAsia="맑은 고딕" w:hAnsi="맑은 고딕" w:hint="eastAsia"/>
+        <w:t>결합</w:t>
+      </w:r>
+      <w:r>
+        <w:rPr>
+          <w:rFonts w:ascii="맑은 고딕" w:eastAsia="맑은 고딕" w:hAnsi="맑은 고딕" w:hint="eastAsia"/>
+          <w:b/>
+          <w:bCs/>
           <w:color w:val="1C2530"/>
           <w:sz w:val="21"/>
           <w:szCs w:val="21"/>
@@ -37426,15 +40940,19 @@
       <w:r>
         <w:rPr>
           <w:rFonts w:ascii="맑은 고딕" w:eastAsia="맑은 고딕" w:hAnsi="맑은 고딕" w:hint="eastAsia"/>
+          <w:b/>
+          <w:bCs/>
           <w:color w:val="1C2530"/>
           <w:sz w:val="21"/>
           <w:szCs w:val="21"/>
         </w:rPr>
-        <w:t>자동수리</w:t>
-      </w:r>
-      <w:r>
-        <w:rPr>
-          <w:rFonts w:ascii="맑은 고딕" w:eastAsia="맑은 고딕" w:hAnsi="맑은 고딕" w:hint="eastAsia"/>
+        <w:t>시스템</w:t>
+      </w:r>
+      <w:r>
+        <w:rPr>
+          <w:rFonts w:ascii="맑은 고딕" w:eastAsia="맑은 고딕" w:hAnsi="맑은 고딕" w:hint="eastAsia"/>
+          <w:b/>
+          <w:bCs/>
           <w:color w:val="1C2530"/>
           <w:sz w:val="21"/>
           <w:szCs w:val="21"/>
@@ -37444,33 +40962,41 @@
       <w:r>
         <w:rPr>
           <w:rFonts w:ascii="맑은 고딕" w:eastAsia="맑은 고딕" w:hAnsi="맑은 고딕" w:hint="eastAsia"/>
+          <w:b/>
+          <w:bCs/>
           <w:color w:val="1C2530"/>
           <w:sz w:val="21"/>
           <w:szCs w:val="21"/>
         </w:rPr>
-        <w:t>②</w:t>
-      </w:r>
-      <w:r>
-        <w:rPr>
-          <w:rFonts w:ascii="맑은 고딕" w:eastAsia="맑은 고딕" w:hAnsi="맑은 고딕" w:hint="eastAsia"/>
+        <w:t>독립항</w:t>
+      </w:r>
+      <w:r>
+        <w:rPr>
+          <w:rFonts w:ascii="맑은 고딕" w:eastAsia="맑은 고딕" w:hAnsi="맑은 고딕" w:hint="eastAsia"/>
+          <w:b/>
+          <w:bCs/>
           <w:color w:val="1C2530"/>
           <w:sz w:val="21"/>
           <w:szCs w:val="21"/>
         </w:rPr>
-        <w:t xml:space="preserve">) + </w:t>
-      </w:r>
-      <w:r>
-        <w:rPr>
-          <w:rFonts w:ascii="맑은 고딕" w:eastAsia="맑은 고딕" w:hAnsi="맑은 고딕" w:hint="eastAsia"/>
+        <w:t xml:space="preserve"> 1) + </w:t>
+      </w:r>
+      <w:r>
+        <w:rPr>
+          <w:rFonts w:ascii="맑은 고딕" w:eastAsia="맑은 고딕" w:hAnsi="맑은 고딕" w:hint="eastAsia"/>
+          <w:b/>
+          <w:bCs/>
           <w:color w:val="1C2530"/>
           <w:sz w:val="21"/>
           <w:szCs w:val="21"/>
         </w:rPr>
-        <w:t>컴파일러</w:t>
-      </w:r>
-      <w:r>
-        <w:rPr>
-          <w:rFonts w:ascii="맑은 고딕" w:eastAsia="맑은 고딕" w:hAnsi="맑은 고딕" w:hint="eastAsia"/>
+        <w:t>일반화</w:t>
+      </w:r>
+      <w:r>
+        <w:rPr>
+          <w:rFonts w:ascii="맑은 고딕" w:eastAsia="맑은 고딕" w:hAnsi="맑은 고딕" w:hint="eastAsia"/>
+          <w:b/>
+          <w:bCs/>
           <w:color w:val="1C2530"/>
           <w:sz w:val="21"/>
           <w:szCs w:val="21"/>
@@ -37480,15 +41006,19 @@
       <w:r>
         <w:rPr>
           <w:rFonts w:ascii="맑은 고딕" w:eastAsia="맑은 고딕" w:hAnsi="맑은 고딕" w:hint="eastAsia"/>
+          <w:b/>
+          <w:bCs/>
           <w:color w:val="1C2530"/>
           <w:sz w:val="21"/>
           <w:szCs w:val="21"/>
         </w:rPr>
-        <w:t>검사</w:t>
-      </w:r>
-      <w:r>
-        <w:rPr>
-          <w:rFonts w:ascii="맑은 고딕" w:eastAsia="맑은 고딕" w:hAnsi="맑은 고딕" w:hint="eastAsia"/>
+        <w:t>방법</w:t>
+      </w:r>
+      <w:r>
+        <w:rPr>
+          <w:rFonts w:ascii="맑은 고딕" w:eastAsia="맑은 고딕" w:hAnsi="맑은 고딕" w:hint="eastAsia"/>
+          <w:b/>
+          <w:bCs/>
           <w:color w:val="1C2530"/>
           <w:sz w:val="21"/>
           <w:szCs w:val="21"/>
@@ -37498,20 +41028,232 @@
       <w:r>
         <w:rPr>
           <w:rFonts w:ascii="맑은 고딕" w:eastAsia="맑은 고딕" w:hAnsi="맑은 고딕" w:hint="eastAsia"/>
+          <w:b/>
+          <w:bCs/>
           <w:color w:val="1C2530"/>
           <w:sz w:val="21"/>
           <w:szCs w:val="21"/>
         </w:rPr>
-        <w:t>④</w:t>
-      </w:r>
-      <w:r>
-        <w:rPr>
-          <w:rFonts w:ascii="맑은 고딕" w:eastAsia="맑은 고딕" w:hAnsi="맑은 고딕" w:hint="eastAsia"/>
+        <w:t>독립항</w:t>
+      </w:r>
+      <w:r>
+        <w:rPr>
+          <w:rFonts w:ascii="맑은 고딕" w:eastAsia="맑은 고딕" w:hAnsi="맑은 고딕" w:hint="eastAsia"/>
+          <w:b/>
+          <w:bCs/>
           <w:color w:val="1C2530"/>
           <w:sz w:val="21"/>
           <w:szCs w:val="21"/>
         </w:rPr>
-        <w:t>), "</w:t>
+        <w:t xml:space="preserve"> 2)</w:t>
+      </w:r>
+      <w:r>
+        <w:rPr>
+          <w:rFonts w:ascii="맑은 고딕" w:eastAsia="맑은 고딕" w:hAnsi="맑은 고딕" w:hint="eastAsia"/>
+          <w:b/>
+          <w:bCs/>
+          <w:color w:val="1C2530"/>
+          <w:sz w:val="21"/>
+          <w:szCs w:val="21"/>
+        </w:rPr>
+        <w:t>의</w:t>
+      </w:r>
+      <w:r>
+        <w:rPr>
+          <w:rFonts w:ascii="맑은 고딕" w:eastAsia="맑은 고딕" w:hAnsi="맑은 고딕" w:hint="eastAsia"/>
+          <w:b/>
+          <w:bCs/>
+          <w:color w:val="1C2530"/>
+          <w:sz w:val="21"/>
+          <w:szCs w:val="21"/>
+        </w:rPr>
+        <w:t xml:space="preserve"> 2</w:t>
+      </w:r>
+      <w:r>
+        <w:rPr>
+          <w:rFonts w:ascii="맑은 고딕" w:eastAsia="맑은 고딕" w:hAnsi="맑은 고딕" w:hint="eastAsia"/>
+          <w:b/>
+          <w:bCs/>
+          <w:color w:val="1C2530"/>
+          <w:sz w:val="21"/>
+          <w:szCs w:val="21"/>
+        </w:rPr>
+        <w:t>단</w:t>
+      </w:r>
+      <w:r>
+        <w:rPr>
+          <w:rFonts w:ascii="맑은 고딕" w:eastAsia="맑은 고딕" w:hAnsi="맑은 고딕" w:hint="eastAsia"/>
+          <w:b/>
+          <w:bCs/>
+          <w:color w:val="1C2530"/>
+          <w:sz w:val="21"/>
+          <w:szCs w:val="21"/>
+        </w:rPr>
+        <w:t xml:space="preserve"> </w:t>
+      </w:r>
+      <w:r>
+        <w:rPr>
+          <w:rFonts w:ascii="맑은 고딕" w:eastAsia="맑은 고딕" w:hAnsi="맑은 고딕" w:hint="eastAsia"/>
+          <w:b/>
+          <w:bCs/>
+          <w:color w:val="1C2530"/>
+          <w:sz w:val="21"/>
+          <w:szCs w:val="21"/>
+        </w:rPr>
+        <w:t>구조로</w:t>
+      </w:r>
+      <w:r>
+        <w:rPr>
+          <w:rFonts w:ascii="맑은 고딕" w:eastAsia="맑은 고딕" w:hAnsi="맑은 고딕" w:hint="eastAsia"/>
+          <w:color w:val="1C2530"/>
+          <w:sz w:val="21"/>
+          <w:szCs w:val="21"/>
+        </w:rPr>
+        <w:t xml:space="preserve"> </w:t>
+      </w:r>
+      <w:r>
+        <w:rPr>
+          <w:rFonts w:ascii="맑은 고딕" w:eastAsia="맑은 고딕" w:hAnsi="맑은 고딕" w:hint="eastAsia"/>
+          <w:color w:val="1C2530"/>
+          <w:sz w:val="21"/>
+          <w:szCs w:val="21"/>
+        </w:rPr>
+        <w:t>—</w:t>
+      </w:r>
+      <w:r>
+        <w:rPr>
+          <w:rFonts w:ascii="맑은 고딕" w:eastAsia="맑은 고딕" w:hAnsi="맑은 고딕" w:hint="eastAsia"/>
+          <w:color w:val="1C2530"/>
+          <w:sz w:val="21"/>
+          <w:szCs w:val="21"/>
+        </w:rPr>
+        <w:t xml:space="preserve"> </w:t>
+      </w:r>
+      <w:r>
+        <w:rPr>
+          <w:rFonts w:ascii="맑은 고딕" w:eastAsia="맑은 고딕" w:hAnsi="맑은 고딕" w:hint="eastAsia"/>
+          <w:color w:val="1C2530"/>
+          <w:sz w:val="21"/>
+          <w:szCs w:val="21"/>
+        </w:rPr>
+        <w:t>실수</w:t>
+      </w:r>
+      <w:r>
+        <w:rPr>
+          <w:rFonts w:ascii="맑은 고딕" w:eastAsia="맑은 고딕" w:hAnsi="맑은 고딕" w:hint="eastAsia"/>
+          <w:color w:val="1C2530"/>
+          <w:sz w:val="21"/>
+          <w:szCs w:val="21"/>
+        </w:rPr>
+        <w:t xml:space="preserve"> </w:t>
+      </w:r>
+      <w:r>
+        <w:rPr>
+          <w:rFonts w:ascii="맑은 고딕" w:eastAsia="맑은 고딕" w:hAnsi="맑은 고딕" w:hint="eastAsia"/>
+          <w:color w:val="1C2530"/>
+          <w:sz w:val="21"/>
+          <w:szCs w:val="21"/>
+        </w:rPr>
+        <w:t>자동수리</w:t>
+      </w:r>
+      <w:r>
+        <w:rPr>
+          <w:rFonts w:ascii="맑은 고딕" w:eastAsia="맑은 고딕" w:hAnsi="맑은 고딕" w:hint="eastAsia"/>
+          <w:color w:val="1C2530"/>
+          <w:sz w:val="21"/>
+          <w:szCs w:val="21"/>
+        </w:rPr>
+        <w:t>(</w:t>
+      </w:r>
+      <w:r>
+        <w:rPr>
+          <w:rFonts w:ascii="맑은 고딕" w:eastAsia="맑은 고딕" w:hAnsi="맑은 고딕" w:hint="eastAsia"/>
+          <w:color w:val="1C2530"/>
+          <w:sz w:val="21"/>
+          <w:szCs w:val="21"/>
+        </w:rPr>
+        <w:t>②</w:t>
+      </w:r>
+      <w:r>
+        <w:rPr>
+          <w:rFonts w:ascii="맑은 고딕" w:eastAsia="맑은 고딕" w:hAnsi="맑은 고딕" w:hint="eastAsia"/>
+          <w:color w:val="1C2530"/>
+          <w:sz w:val="21"/>
+          <w:szCs w:val="21"/>
+        </w:rPr>
+        <w:t>)+</w:t>
+      </w:r>
+      <w:r>
+        <w:rPr>
+          <w:rFonts w:ascii="맑은 고딕" w:eastAsia="맑은 고딕" w:hAnsi="맑은 고딕" w:hint="eastAsia"/>
+          <w:color w:val="1C2530"/>
+          <w:sz w:val="21"/>
+          <w:szCs w:val="21"/>
+        </w:rPr>
+        <w:t>컴파일러</w:t>
+      </w:r>
+      <w:r>
+        <w:rPr>
+          <w:rFonts w:ascii="맑은 고딕" w:eastAsia="맑은 고딕" w:hAnsi="맑은 고딕" w:hint="eastAsia"/>
+          <w:color w:val="1C2530"/>
+          <w:sz w:val="21"/>
+          <w:szCs w:val="21"/>
+        </w:rPr>
+        <w:t xml:space="preserve"> </w:t>
+      </w:r>
+      <w:r>
+        <w:rPr>
+          <w:rFonts w:ascii="맑은 고딕" w:eastAsia="맑은 고딕" w:hAnsi="맑은 고딕" w:hint="eastAsia"/>
+          <w:color w:val="1C2530"/>
+          <w:sz w:val="21"/>
+          <w:szCs w:val="21"/>
+        </w:rPr>
+        <w:t>검사</w:t>
+      </w:r>
+      <w:r>
+        <w:rPr>
+          <w:rFonts w:ascii="맑은 고딕" w:eastAsia="맑은 고딕" w:hAnsi="맑은 고딕" w:hint="eastAsia"/>
+          <w:color w:val="1C2530"/>
+          <w:sz w:val="21"/>
+          <w:szCs w:val="21"/>
+        </w:rPr>
+        <w:t>(</w:t>
+      </w:r>
+      <w:r>
+        <w:rPr>
+          <w:rFonts w:ascii="맑은 고딕" w:eastAsia="맑은 고딕" w:hAnsi="맑은 고딕" w:hint="eastAsia"/>
+          <w:color w:val="1C2530"/>
+          <w:sz w:val="21"/>
+          <w:szCs w:val="21"/>
+        </w:rPr>
+        <w:t>④</w:t>
+      </w:r>
+      <w:r>
+        <w:rPr>
+          <w:rFonts w:ascii="맑은 고딕" w:eastAsia="맑은 고딕" w:hAnsi="맑은 고딕" w:hint="eastAsia"/>
+          <w:color w:val="1C2530"/>
+          <w:sz w:val="21"/>
+          <w:szCs w:val="21"/>
+        </w:rPr>
+        <w:t xml:space="preserve">) </w:t>
+      </w:r>
+      <w:r>
+        <w:rPr>
+          <w:rFonts w:ascii="맑은 고딕" w:eastAsia="맑은 고딕" w:hAnsi="맑은 고딕" w:hint="eastAsia"/>
+          <w:color w:val="1C2530"/>
+          <w:sz w:val="21"/>
+          <w:szCs w:val="21"/>
+        </w:rPr>
+        <w:t>중심</w:t>
+      </w:r>
+      <w:r>
+        <w:rPr>
+          <w:rFonts w:ascii="맑은 고딕" w:eastAsia="맑은 고딕" w:hAnsi="맑은 고딕" w:hint="eastAsia"/>
+          <w:color w:val="1C2530"/>
+          <w:sz w:val="21"/>
+          <w:szCs w:val="21"/>
+        </w:rPr>
+        <w:t>, "</w:t>
       </w:r>
       <w:r>
         <w:rPr>
@@ -37698,7 +41440,7 @@
           <w:right w:val="single" w:sz="8" w:space="10" w:color="C8D0DC"/>
         </w:pBdr>
         <w:spacing w:before="80" w:after="80"/>
-        <w:divId w:val="1693385342"/>
+        <w:divId w:val="1673410136"/>
         <w:rPr>
           <w:rFonts w:ascii="맑은 고딕" w:eastAsia="맑은 고딕" w:hAnsi="맑은 고딕" w:hint="eastAsia"/>
           <w:color w:val="1C2530"/>
@@ -37974,7 +41716,7 @@
           <w:right w:val="single" w:sz="8" w:space="10" w:color="C8D0DC"/>
         </w:pBdr>
         <w:spacing w:before="80" w:after="80"/>
-        <w:divId w:val="1693385342"/>
+        <w:divId w:val="1673410136"/>
         <w:rPr>
           <w:rFonts w:ascii="맑은 고딕" w:eastAsia="맑은 고딕" w:hAnsi="맑은 고딕" w:hint="eastAsia"/>
           <w:color w:val="1C2530"/>
@@ -38153,7 +41895,7 @@
           <w:right w:val="single" w:sz="8" w:space="10" w:color="C8D0DC"/>
         </w:pBdr>
         <w:spacing w:before="80" w:after="80"/>
-        <w:divId w:val="1693385342"/>
+        <w:divId w:val="1673410136"/>
         <w:rPr>
           <w:rFonts w:ascii="맑은 고딕" w:eastAsia="맑은 고딕" w:hAnsi="맑은 고딕" w:hint="eastAsia"/>
           <w:color w:val="1C2530"/>
@@ -38526,7 +42268,7 @@
           <w:right w:val="single" w:sz="8" w:space="10" w:color="C8D0DC"/>
         </w:pBdr>
         <w:spacing w:before="80" w:after="80"/>
-        <w:divId w:val="1693385342"/>
+        <w:divId w:val="1673410136"/>
         <w:rPr>
           <w:rFonts w:ascii="맑은 고딕" w:eastAsia="맑은 고딕" w:hAnsi="맑은 고딕" w:hint="eastAsia"/>
           <w:color w:val="1C2530"/>
@@ -38766,9 +42508,9 @@
 <file path=word/numbering.xml><?xml version="1.0" encoding="utf-8"?>
 <w:numbering xmlns:wpc="http://schemas.microsoft.com/office/word/2010/wordprocessingCanvas" xmlns:cx="http://schemas.microsoft.com/office/drawing/2014/chartex" xmlns:cx1="http://schemas.microsoft.com/office/drawing/2015/9/8/chartex" xmlns:cx2="http://schemas.microsoft.com/office/drawing/2015/10/21/chartex" xmlns:cx3="http://schemas.microsoft.com/office/drawing/2016/5/9/chartex" xmlns:cx4="http://schemas.microsoft.com/office/drawing/2016/5/10/chartex" xmlns:cx5="http://schemas.microsoft.com/office/drawing/2016/5/11/chartex" xmlns:cx6="http://schemas.microsoft.com/office/drawing/2016/5/12/chartex" xmlns:cx7="http://schemas.microsoft.com/office/drawing/2016/5/13/chartex" xmlns:cx8="http://schemas.microsoft.com/office/drawing/2016/5/14/chartex" xmlns:mc="http://schemas.openxmlformats.org/markup-compatibility/2006" xmlns:aink="http://schemas.microsoft.com/office/drawing/2016/ink" xmlns:am3d="http://schemas.microsoft.com/office/drawing/2017/model3d" xmlns:o="urn:schemas-microsoft-com:office:office" xmlns:oel="http://schemas.microsoft.com/office/2019/extlst" xmlns:r="http://schemas.openxmlformats.org/officeDocument/2006/relationships" xmlns:m="http://schemas.openxmlformats.org/officeDocument/2006/math" xmlns:v="urn:schemas-microsoft-com:vml" xmlns:wp14="http://schemas.microsoft.com/office/word/2010/wordprocessingDrawing" xmlns:wp="http://schemas.openxmlformats.org/drawingml/2006/wordprocessingDrawing" xmlns:w10="urn:schemas-microsoft-com:office:word" xmlns:w="http://schemas.openxmlformats.org/wordprocessingml/2006/main" xmlns:w14="http://schemas.microsoft.com/office/word/2010/wordml" xmlns:w15="http://schemas.microsoft.com/office/word/2012/wordml" xmlns:w16cex="http://schemas.microsoft.com/office/word/2018/wordml/cex" xmlns:w16cid="http://schemas.microsoft.com/office/word/2016/wordml/cid" xmlns:w16="http://schemas.microsoft.com/office/word/2018/wordml" xmlns:w16du="http://schemas.microsoft.com/office/word/2023/wordml/word16du" xmlns:w16sdtdh="http://schemas.microsoft.com/office/word/2020/wordml/sdtdatahash" xmlns:w16sdtfl="http://schemas.microsoft.com/office/word/2024/wordml/sdtformatlock" xmlns:w16se="http://schemas.microsoft.com/office/word/2015/wordml/symex" xmlns:wpg="http://schemas.microsoft.com/office/word/2010/wordprocessingGroup" xmlns:wpi="http://schemas.microsoft.com/office/word/2010/wordprocessingInk" xmlns:wne="http://schemas.microsoft.com/office/word/2006/wordml" xmlns:wps="http://schemas.microsoft.com/office/word/2010/wordprocessingShape" mc:Ignorable="w14 w15 w16se w16cid w16 w16cex w16sdtdh w16sdtfl w16du wp14">
   <w:abstractNum w:abstractNumId="0" w15:restartNumberingAfterBreak="0">
-    <w:nsid w:val="286849F9"/>
+    <w:nsid w:val="32DE3DBA"/>
     <w:multiLevelType w:val="multilevel"/>
-    <w:tmpl w:val="E40A0C8A"/>
+    <w:tmpl w:val="9C28440E"/>
     <w:lvl w:ilvl="0">
       <w:start w:val="1"/>
       <w:numFmt w:val="bullet"/>
@@ -38915,9 +42657,9 @@
     </w:lvl>
   </w:abstractNum>
   <w:abstractNum w:abstractNumId="1" w15:restartNumberingAfterBreak="0">
-    <w:nsid w:val="48E12D7D"/>
+    <w:nsid w:val="5E176D3C"/>
     <w:multiLevelType w:val="multilevel"/>
-    <w:tmpl w:val="7B247334"/>
+    <w:tmpl w:val="E8209782"/>
     <w:lvl w:ilvl="0">
       <w:start w:val="1"/>
       <w:numFmt w:val="bullet"/>
@@ -39063,11 +42805,11 @@
       </w:rPr>
     </w:lvl>
   </w:abstractNum>
-  <w:num w:numId="1" w16cid:durableId="897285394">
+  <w:num w:numId="1" w16cid:durableId="2016420347">
+    <w:abstractNumId w:val="1"/>
+  </w:num>
+  <w:num w:numId="2" w16cid:durableId="530730972">
     <w:abstractNumId w:val="0"/>
-  </w:num>
-  <w:num w:numId="2" w16cid:durableId="347408189">
-    <w:abstractNumId w:val="1"/>
   </w:num>
 </w:numbering>
 </file>
@@ -39989,7 +43731,7 @@
     <w:link w:val="Char"/>
     <w:uiPriority w:val="99"/>
     <w:unhideWhenUsed/>
-    <w:rsid w:val="00B272B5"/>
+    <w:rsid w:val="009338A2"/>
     <w:pPr>
       <w:tabs>
         <w:tab w:val="center" w:pos="4513"/>
@@ -40003,7 +43745,7 @@
     <w:basedOn w:val="a0"/>
     <w:link w:val="a7"/>
     <w:uiPriority w:val="99"/>
-    <w:rsid w:val="00B272B5"/>
+    <w:rsid w:val="009338A2"/>
     <w:rPr>
       <w:rFonts w:ascii="굴림" w:eastAsia="굴림" w:hAnsi="굴림" w:cs="굴림"/>
       <w:sz w:val="24"/>
@@ -40016,7 +43758,7 @@
     <w:link w:val="Char0"/>
     <w:uiPriority w:val="99"/>
     <w:unhideWhenUsed/>
-    <w:rsid w:val="00B272B5"/>
+    <w:rsid w:val="009338A2"/>
     <w:pPr>
       <w:tabs>
         <w:tab w:val="center" w:pos="4513"/>
@@ -40030,7 +43772,7 @@
     <w:basedOn w:val="a0"/>
     <w:link w:val="a8"/>
     <w:uiPriority w:val="99"/>
-    <w:rsid w:val="00B272B5"/>
+    <w:rsid w:val="009338A2"/>
     <w:rPr>
       <w:rFonts w:ascii="굴림" w:eastAsia="굴림" w:hAnsi="굴림" w:cs="굴림"/>
       <w:sz w:val="24"/>
